--- a/10-保护电路/01-过压保护/TVS管保护电路/TVS管保护电路.docx
+++ b/10-保护电路/01-过压保护/TVS管保护电路/TVS管保护电路.docx
@@ -2138,6 +2138,20 @@
     </w:p>
     <w:bookmarkEnd w:id="26"/>
     <w:bookmarkEnd w:id="27"/>
+    <w:p>
+      <w:pPr>
+        <w:spacing w:before="360"/>
+        <w:jc w:val="center"/>
+      </w:pPr>
+      <w:r>
+        <w:rPr>
+          <w:rFonts w:ascii="Times New Roman" w:hAnsi="Times New Roman"/>
+          <w:color w:val="555555"/>
+          <w:sz w:val="21"/>
+        </w:rPr>
+        <w:t>材料收集者：杜文杰</w:t>
+      </w:r>
+    </w:p>
     <w:sectPr>
       <w:headerReference r:id="rId9" w:type="default"/>
       <w:footerReference r:id="rId10" w:type="default"/>

--- a/10-保护电路/01-过压保护/TVS管保护电路/TVS管保护电路.docx
+++ b/10-保护电路/01-过压保护/TVS管保护电路/TVS管保护电路.docx
@@ -1,6 +1,6 @@
 
 <file path=word/document.xml><?xml version="1.0" encoding="utf-8"?>
-<w:document xmlns:w="http://schemas.openxmlformats.org/wordprocessingml/2006/main" xmlns:m="http://schemas.openxmlformats.org/officeDocument/2006/math" xmlns:r="http://schemas.openxmlformats.org/officeDocument/2006/relationships" xmlns:o="urn:schemas-microsoft-com:office:office" xmlns:v="urn:schemas-microsoft-com:vml" xmlns:w10="urn:schemas-microsoft-com:office:word" xmlns:a="http://schemas.openxmlformats.org/drawingml/2006/main" xmlns:pic="http://schemas.openxmlformats.org/drawingml/2006/picture" xmlns:wp="http://schemas.openxmlformats.org/drawingml/2006/wordprocessingDrawing">
+<w:document xmlns:m="http://schemas.openxmlformats.org/officeDocument/2006/math" xmlns:r="http://schemas.openxmlformats.org/officeDocument/2006/relationships" xmlns:w="http://schemas.openxmlformats.org/wordprocessingml/2006/main" xmlns:o="urn:schemas-microsoft-com:office:office" xmlns:v="urn:schemas-microsoft-com:vml" xmlns:w10="urn:schemas-microsoft-com:office:word" xmlns:a="http://schemas.openxmlformats.org/drawingml/2006/main" xmlns:pic="http://schemas.openxmlformats.org/drawingml/2006/picture" xmlns:wp="http://schemas.openxmlformats.org/drawingml/2006/wordprocessingDrawing">
   <w:body>
     <w:bookmarkStart w:id="27" w:name="tvs-管保护电路"/>
     <w:p>
@@ -8,11 +8,14 @@
         <w:pStyle w:val="Heading1"/>
       </w:pPr>
       <w:r>
+        <w:rPr>
+          <w:rFonts w:eastAsia="黑体"/>
+        </w:rPr>
         <w:t xml:space="preserve">TVS </w:t>
       </w:r>
       <w:r>
         <w:rPr>
-          <w:rFonts w:hint="eastAsia"/>
+          <w:rFonts w:hint="eastAsia" w:eastAsia="黑体"/>
         </w:rPr>
         <w:t xml:space="preserve">管保护电路</w:t>
       </w:r>
@@ -24,7 +27,7 @@
       </w:pPr>
       <w:r>
         <w:rPr>
-          <w:rFonts w:hint="eastAsia"/>
+          <w:rFonts w:hint="eastAsia" w:eastAsia="黑体"/>
         </w:rPr>
         <w:t xml:space="preserve">拓扑描述</w:t>
       </w:r>
@@ -35,16 +38,19 @@
       </w:pPr>
       <w:r>
         <w:rPr>
-          <w:rFonts w:hint="eastAsia"/>
+          <w:rFonts w:hint="eastAsia" w:eastAsia="黑体"/>
         </w:rPr>
         <w:t xml:space="preserve">由</w:t>
       </w:r>
       <w:r>
+        <w:rPr>
+          <w:rFonts w:eastAsia="黑体"/>
+        </w:rPr>
         <w:t xml:space="preserve"> </w:t>
       </w:r>
       <w:r>
         <w:rPr>
-          <w:rFonts w:hint="eastAsia"/>
+          <w:rFonts w:hint="eastAsia" w:eastAsia="黑体"/>
           <w:b/>
           <w:bCs/>
         </w:rPr>
@@ -52,6 +58,7 @@
       </w:r>
       <w:r>
         <w:rPr>
+          <w:rFonts w:eastAsia="黑体"/>
           <w:b/>
           <w:bCs/>
         </w:rPr>
@@ -59,27 +66,33 @@
       </w:r>
       <w:r>
         <w:rPr>
-          <w:rFonts w:hint="eastAsia"/>
+          <w:rFonts w:hint="eastAsia" w:eastAsia="黑体"/>
           <w:b/>
           <w:bCs/>
         </w:rPr>
         <w:t xml:space="preserve">TVS（瞬态电压抑制二极管，单向或双向）</w:t>
       </w:r>
       <w:r>
+        <w:rPr>
+          <w:rFonts w:eastAsia="黑体"/>
+        </w:rPr>
         <w:t xml:space="preserve"> </w:t>
       </w:r>
       <w:r>
         <w:rPr>
-          <w:rFonts w:hint="eastAsia"/>
+          <w:rFonts w:hint="eastAsia" w:eastAsia="黑体"/>
         </w:rPr>
         <w:t xml:space="preserve">与</w:t>
       </w:r>
       <w:r>
+        <w:rPr>
+          <w:rFonts w:eastAsia="黑体"/>
+        </w:rPr>
         <w:t xml:space="preserve"> </w:t>
       </w:r>
       <w:r>
         <w:rPr>
-          <w:rFonts w:hint="eastAsia"/>
+          <w:rFonts w:hint="eastAsia" w:eastAsia="黑体"/>
           <w:b/>
           <w:bCs/>
         </w:rPr>
@@ -87,6 +100,7 @@
       </w:r>
       <w:r>
         <w:rPr>
+          <w:rFonts w:eastAsia="黑体"/>
           <w:b/>
           <w:bCs/>
         </w:rPr>
@@ -108,31 +122,37 @@
       </m:oMath>
       <w:r>
         <w:rPr>
-          <w:rFonts w:hint="eastAsia"/>
+          <w:rFonts w:hint="eastAsia" w:eastAsia="黑体"/>
         </w:rPr>
         <w:t xml:space="preserve">（可选，亦可用</w:t>
       </w:r>
       <w:r>
+        <w:rPr>
+          <w:rFonts w:eastAsia="黑体"/>
+        </w:rPr>
         <w:t xml:space="preserve"> ESD </w:t>
       </w:r>
       <w:r>
         <w:rPr>
-          <w:rFonts w:hint="eastAsia"/>
+          <w:rFonts w:hint="eastAsia" w:eastAsia="黑体"/>
         </w:rPr>
         <w:t xml:space="preserve">保护阵列）组成。电路共有</w:t>
       </w:r>
       <w:r>
+        <w:rPr>
+          <w:rFonts w:eastAsia="黑体"/>
+        </w:rPr>
         <w:t xml:space="preserve"> 3 </w:t>
       </w:r>
       <w:r>
         <w:rPr>
-          <w:rFonts w:hint="eastAsia"/>
+          <w:rFonts w:hint="eastAsia" w:eastAsia="黑体"/>
         </w:rPr>
         <w:t xml:space="preserve">个关键节点：</w:t>
       </w:r>
       <w:r>
         <w:rPr>
-          <w:rFonts w:hint="eastAsia"/>
+          <w:rFonts w:hint="eastAsia" w:eastAsia="黑体"/>
           <w:b/>
           <w:bCs/>
         </w:rPr>
@@ -140,6 +160,7 @@
       </w:r>
       <w:r>
         <w:rPr>
+          <w:rFonts w:eastAsia="黑体"/>
           <w:b/>
           <w:bCs/>
         </w:rPr>
@@ -147,7 +168,7 @@
       </w:r>
       <w:r>
         <w:rPr>
-          <w:rFonts w:hint="eastAsia"/>
+          <w:rFonts w:hint="eastAsia" w:eastAsia="黑体"/>
           <w:b/>
           <w:bCs/>
         </w:rPr>
@@ -155,11 +176,14 @@
       </w:r>
       <w:r>
         <w:rPr>
-          <w:rFonts w:hint="eastAsia"/>
+          <w:rFonts w:hint="eastAsia" w:eastAsia="黑体"/>
         </w:rPr>
         <w:t xml:space="preserve">（接入被保护信号线或电源线，连</w:t>
       </w:r>
       <w:r>
+        <w:rPr>
+          <w:rFonts w:eastAsia="黑体"/>
+        </w:rPr>
         <w:t xml:space="preserve"> </w:t>
       </w:r>
       <m:oMath>
@@ -177,17 +201,20 @@
         </m:sSub>
       </m:oMath>
       <w:r>
+        <w:rPr>
+          <w:rFonts w:eastAsia="黑体"/>
+        </w:rPr>
         <w:t xml:space="preserve"> </w:t>
       </w:r>
       <w:r>
         <w:rPr>
-          <w:rFonts w:hint="eastAsia"/>
+          <w:rFonts w:hint="eastAsia" w:eastAsia="黑体"/>
         </w:rPr>
         <w:t xml:space="preserve">一端）；</w:t>
       </w:r>
       <w:r>
         <w:rPr>
-          <w:rFonts w:hint="eastAsia"/>
+          <w:rFonts w:hint="eastAsia" w:eastAsia="黑体"/>
           <w:b/>
           <w:bCs/>
         </w:rPr>
@@ -195,6 +222,7 @@
       </w:r>
       <w:r>
         <w:rPr>
+          <w:rFonts w:eastAsia="黑体"/>
           <w:b/>
           <w:bCs/>
         </w:rPr>
@@ -202,7 +230,7 @@
       </w:r>
       <w:r>
         <w:rPr>
-          <w:rFonts w:hint="eastAsia"/>
+          <w:rFonts w:hint="eastAsia" w:eastAsia="黑体"/>
           <w:b/>
           <w:bCs/>
         </w:rPr>
@@ -210,7 +238,7 @@
       </w:r>
       <w:r>
         <w:rPr>
-          <w:rFonts w:hint="eastAsia"/>
+          <w:rFonts w:hint="eastAsia" w:eastAsia="黑体"/>
         </w:rPr>
         <w:t xml:space="preserve">（</w:t>
       </w:r>
@@ -229,26 +257,32 @@
         </m:sSub>
       </m:oMath>
       <w:r>
+        <w:rPr>
+          <w:rFonts w:eastAsia="黑体"/>
+        </w:rPr>
         <w:t xml:space="preserve"> </w:t>
       </w:r>
       <w:r>
         <w:rPr>
-          <w:rFonts w:hint="eastAsia"/>
+          <w:rFonts w:hint="eastAsia" w:eastAsia="黑体"/>
         </w:rPr>
         <w:t xml:space="preserve">另一端与</w:t>
       </w:r>
       <w:r>
+        <w:rPr>
+          <w:rFonts w:eastAsia="黑体"/>
+        </w:rPr>
         <w:t xml:space="preserve"> TVS </w:t>
       </w:r>
       <w:r>
         <w:rPr>
-          <w:rFonts w:hint="eastAsia"/>
+          <w:rFonts w:hint="eastAsia" w:eastAsia="黑体"/>
         </w:rPr>
         <w:t xml:space="preserve">一端相连，并接后级敏感器件，是钳位后的电气点）；</w:t>
       </w:r>
       <w:r>
         <w:rPr>
-          <w:rFonts w:hint="eastAsia"/>
+          <w:rFonts w:hint="eastAsia" w:eastAsia="黑体"/>
           <w:b/>
           <w:bCs/>
         </w:rPr>
@@ -256,6 +290,7 @@
       </w:r>
       <w:r>
         <w:rPr>
+          <w:rFonts w:eastAsia="黑体"/>
           <w:b/>
           <w:bCs/>
         </w:rPr>
@@ -263,7 +298,7 @@
       </w:r>
       <w:r>
         <w:rPr>
-          <w:rFonts w:hint="eastAsia"/>
+          <w:rFonts w:hint="eastAsia" w:eastAsia="黑体"/>
           <w:b/>
           <w:bCs/>
         </w:rPr>
@@ -271,6 +306,7 @@
       </w:r>
       <w:r>
         <w:rPr>
+          <w:rFonts w:eastAsia="黑体"/>
           <w:b/>
           <w:bCs/>
         </w:rPr>
@@ -278,16 +314,19 @@
       </w:r>
       <w:r>
         <w:rPr>
-          <w:rFonts w:hint="eastAsia"/>
+          <w:rFonts w:hint="eastAsia" w:eastAsia="黑体"/>
         </w:rPr>
         <w:t xml:space="preserve">（TVS</w:t>
       </w:r>
       <w:r>
+        <w:rPr>
+          <w:rFonts w:eastAsia="黑体"/>
+        </w:rPr>
         <w:t xml:space="preserve"> </w:t>
       </w:r>
       <w:r>
         <w:rPr>
-          <w:rFonts w:hint="eastAsia"/>
+          <w:rFonts w:hint="eastAsia" w:eastAsia="黑体"/>
         </w:rPr>
         <w:t xml:space="preserve">另一端接地）。</w:t>
       </w:r>
@@ -296,7 +335,7 @@
       <w:pPr/>
       <w:r>
         <w:rPr>
-          <w:rFonts w:hint="eastAsia"/>
+          <w:rFonts w:hint="eastAsia" w:eastAsia="黑体"/>
         </w:rPr>
         <w:t xml:space="preserve">各元件管脚连接：</w:t>
       </w:r>
@@ -315,17 +354,20 @@
         </m:sSub>
       </m:oMath>
       <w:r>
+        <w:rPr>
+          <w:rFonts w:eastAsia="黑体"/>
+        </w:rPr>
         <w:t xml:space="preserve"> </w:t>
       </w:r>
       <w:r>
         <w:rPr>
-          <w:rFonts w:hint="eastAsia"/>
+          <w:rFonts w:hint="eastAsia" w:eastAsia="黑体"/>
         </w:rPr>
         <w:t xml:space="preserve">一端接节点①、另一端接节点②；</w:t>
       </w:r>
       <w:r>
         <w:rPr>
-          <w:rFonts w:hint="eastAsia"/>
+          <w:rFonts w:hint="eastAsia" w:eastAsia="黑体"/>
           <w:b/>
           <w:bCs/>
         </w:rPr>
@@ -333,23 +375,27 @@
       </w:r>
       <w:r>
         <w:rPr>
+          <w:rFonts w:eastAsia="黑体"/>
           <w:b/>
           <w:bCs/>
         </w:rPr>
         <w:t xml:space="preserve"> TVS</w:t>
       </w:r>
       <w:r>
+        <w:rPr>
+          <w:rFonts w:eastAsia="黑体"/>
+        </w:rPr>
         <w:t xml:space="preserve"> </w:t>
       </w:r>
       <w:r>
         <w:rPr>
-          <w:rFonts w:hint="eastAsia"/>
+          <w:rFonts w:hint="eastAsia" w:eastAsia="黑体"/>
         </w:rPr>
         <w:t xml:space="preserve">的阴极接节点②、阳极接节点③；</w:t>
       </w:r>
       <w:r>
         <w:rPr>
-          <w:rFonts w:hint="eastAsia"/>
+          <w:rFonts w:hint="eastAsia" w:eastAsia="黑体"/>
           <w:b/>
           <w:bCs/>
         </w:rPr>
@@ -357,25 +403,33 @@
       </w:r>
       <w:r>
         <w:rPr>
+          <w:rFonts w:eastAsia="黑体"/>
           <w:b/>
           <w:bCs/>
         </w:rPr>
         <w:t xml:space="preserve"> TVS</w:t>
       </w:r>
       <w:r>
+        <w:rPr>
+          <w:rFonts w:eastAsia="黑体"/>
+        </w:rPr>
         <w:t xml:space="preserve"> </w:t>
       </w:r>
       <w:r>
         <w:rPr>
-          <w:rFonts w:hint="eastAsia"/>
+          <w:rFonts w:hint="eastAsia" w:eastAsia="黑体"/>
         </w:rPr>
         <w:t xml:space="preserve">两端不分极性，一端接节点②、另一端接节点③；若用</w:t>
       </w:r>
       <w:r>
+        <w:rPr>
+          <w:rFonts w:eastAsia="黑体"/>
+        </w:rPr>
         <w:t xml:space="preserve"> </w:t>
       </w:r>
       <w:r>
         <w:rPr>
+          <w:rFonts w:eastAsia="黑体"/>
           <w:b/>
           <w:bCs/>
         </w:rPr>
@@ -383,7 +437,7 @@
       </w:r>
       <w:r>
         <w:rPr>
-          <w:rFonts w:hint="eastAsia"/>
+          <w:rFonts w:hint="eastAsia" w:eastAsia="黑体"/>
           <w:b/>
           <w:bCs/>
         </w:rPr>
@@ -391,7 +445,7 @@
       </w:r>
       <w:r>
         <w:rPr>
-          <w:rFonts w:hint="eastAsia"/>
+          <w:rFonts w:hint="eastAsia" w:eastAsia="黑体"/>
         </w:rPr>
         <w:t xml:space="preserve">，其信号端接节点①（或节点②）、公共端接节点③。</w:t>
       </w:r>
@@ -400,11 +454,14 @@
       <w:pPr/>
       <w:r>
         <w:rPr>
-          <w:rFonts w:hint="eastAsia"/>
+          <w:rFonts w:hint="eastAsia" w:eastAsia="黑体"/>
         </w:rPr>
         <w:t xml:space="preserve">由此构成”被保护线路经</w:t>
       </w:r>
       <w:r>
+        <w:rPr>
+          <w:rFonts w:eastAsia="黑体"/>
+        </w:rPr>
         <w:t xml:space="preserve"> </w:t>
       </w:r>
       <m:oMath>
@@ -422,42 +479,57 @@
         </m:sSub>
       </m:oMath>
       <w:r>
+        <w:rPr>
+          <w:rFonts w:eastAsia="黑体"/>
+        </w:rPr>
         <w:t xml:space="preserve"> </w:t>
       </w:r>
       <w:r>
         <w:rPr>
-          <w:rFonts w:hint="eastAsia"/>
+          <w:rFonts w:hint="eastAsia" w:eastAsia="黑体"/>
         </w:rPr>
         <w:t xml:space="preserve">到钳位节点、TVS</w:t>
       </w:r>
       <w:r>
+        <w:rPr>
+          <w:rFonts w:eastAsia="黑体"/>
+        </w:rPr>
         <w:t xml:space="preserve"> </w:t>
       </w:r>
       <w:r>
         <w:rPr>
-          <w:rFonts w:hint="eastAsia"/>
+          <w:rFonts w:hint="eastAsia" w:eastAsia="黑体"/>
         </w:rPr>
         <w:t xml:space="preserve">在钳位节点与地之间并联”的瞬态过压（ESD、浪涌、负载突波）保护组态，正常时</w:t>
       </w:r>
       <w:r>
+        <w:rPr>
+          <w:rFonts w:eastAsia="黑体"/>
+        </w:rPr>
         <w:t xml:space="preserve"> TVS </w:t>
       </w:r>
       <w:r>
         <w:rPr>
-          <w:rFonts w:hint="eastAsia"/>
+          <w:rFonts w:hint="eastAsia" w:eastAsia="黑体"/>
         </w:rPr>
         <w:t xml:space="preserve">高阻几乎不导通；一旦端电压超过击穿电压，TVS</w:t>
       </w:r>
       <w:r>
+        <w:rPr>
+          <w:rFonts w:eastAsia="黑体"/>
+        </w:rPr>
         <w:t xml:space="preserve"> </w:t>
       </w:r>
       <w:r>
         <w:rPr>
-          <w:rFonts w:hint="eastAsia"/>
+          <w:rFonts w:hint="eastAsia" w:eastAsia="黑体"/>
         </w:rPr>
         <w:t xml:space="preserve">雪崩导通把过压瞬态钳位到安全电压</w:t>
       </w:r>
       <w:r>
+        <w:rPr>
+          <w:rFonts w:eastAsia="黑体"/>
+        </w:rPr>
         <w:t xml:space="preserve"> </w:t>
       </w:r>
       <m:oMath>
@@ -476,7 +548,7 @@
       </m:oMath>
       <w:r>
         <w:rPr>
-          <w:rFonts w:hint="eastAsia"/>
+          <w:rFonts w:hint="eastAsia" w:eastAsia="黑体"/>
         </w:rPr>
         <w:t xml:space="preserve">，保护后级敏感器件。</w:t>
       </w:r>
@@ -489,7 +561,7 @@
       </w:pPr>
       <w:r>
         <w:rPr>
-          <w:rFonts w:hint="eastAsia"/>
+          <w:rFonts w:hint="eastAsia" w:eastAsia="黑体"/>
         </w:rPr>
         <w:t xml:space="preserve">工作原理</w:t>
       </w:r>
@@ -500,29 +572,38 @@
       </w:pPr>
       <w:r>
         <w:rPr>
-          <w:rFonts w:hint="eastAsia"/>
+          <w:rFonts w:hint="eastAsia" w:eastAsia="黑体"/>
         </w:rPr>
         <w:t xml:space="preserve">正常工作时</w:t>
       </w:r>
       <w:r>
+        <w:rPr>
+          <w:rFonts w:eastAsia="黑体"/>
+        </w:rPr>
         <w:t xml:space="preserve"> TVS </w:t>
       </w:r>
       <w:r>
         <w:rPr>
-          <w:rFonts w:hint="eastAsia"/>
+          <w:rFonts w:hint="eastAsia" w:eastAsia="黑体"/>
         </w:rPr>
         <w:t xml:space="preserve">呈现高阻几乎不导通（漏电流极小）；当电压超过其击穿/钳位电压，TVS</w:t>
       </w:r>
       <w:r>
+        <w:rPr>
+          <w:rFonts w:eastAsia="黑体"/>
+        </w:rPr>
         <w:t xml:space="preserve"> </w:t>
       </w:r>
       <w:r>
         <w:rPr>
-          <w:rFonts w:hint="eastAsia"/>
+          <w:rFonts w:hint="eastAsia" w:eastAsia="黑体"/>
         </w:rPr>
         <w:t xml:space="preserve">迅速导通，将多余能量泄放到地，把端电压钳在</w:t>
       </w:r>
       <w:r>
+        <w:rPr>
+          <w:rFonts w:eastAsia="黑体"/>
+        </w:rPr>
         <w:t xml:space="preserve"> </w:t>
       </w:r>
       <m:oMath>
@@ -541,16 +622,19 @@
       </m:oMath>
       <w:r>
         <w:rPr>
-          <w:rFonts w:hint="eastAsia"/>
+          <w:rFonts w:hint="eastAsia" w:eastAsia="黑体"/>
         </w:rPr>
         <w:t xml:space="preserve">（钳位电压）上。响应时间极快（皮秒~纳秒级），适合亚纳秒级</w:t>
       </w:r>
       <w:r>
+        <w:rPr>
+          <w:rFonts w:eastAsia="黑体"/>
+        </w:rPr>
         <w:t xml:space="preserve"> ESD </w:t>
       </w:r>
       <w:r>
         <w:rPr>
-          <w:rFonts w:hint="eastAsia"/>
+          <w:rFonts w:hint="eastAsia" w:eastAsia="黑体"/>
         </w:rPr>
         <w:t xml:space="preserve">与快速浪涌。</w:t>
       </w:r>
@@ -563,7 +647,7 @@
       </w:pPr>
       <w:r>
         <w:rPr>
-          <w:rFonts w:hint="eastAsia"/>
+          <w:rFonts w:hint="eastAsia" w:eastAsia="黑体"/>
         </w:rPr>
         <w:t xml:space="preserve">关键计算公式</w:t>
       </w:r>
@@ -577,7 +661,7 @@
       </w:pPr>
       <w:r>
         <w:rPr>
-          <w:rFonts w:hint="eastAsia"/>
+          <w:rFonts w:hint="eastAsia" w:eastAsia="黑体"/>
         </w:rPr>
         <w:t xml:space="preserve">钳位电压（击穿后）：</w:t>
       </w:r>
@@ -682,7 +766,7 @@
       </w:pPr>
       <w:r>
         <w:rPr>
-          <w:rFonts w:hint="eastAsia"/>
+          <w:rFonts w:hint="eastAsia" w:eastAsia="黑体"/>
         </w:rPr>
         <w:t xml:space="preserve">峰值脉冲功率：</w:t>
       </w:r>
@@ -763,7 +847,7 @@
       </w:pPr>
       <w:r>
         <w:rPr>
-          <w:rFonts w:hint="eastAsia"/>
+          <w:rFonts w:hint="eastAsia" w:eastAsia="黑体"/>
         </w:rPr>
         <w:t xml:space="preserve">限流电阻分压：</w:t>
       </w:r>
@@ -856,7 +940,7 @@
       </w:pPr>
       <w:r>
         <w:rPr>
-          <w:rFonts w:hint="eastAsia"/>
+          <w:rFonts w:hint="eastAsia" w:eastAsia="黑体"/>
         </w:rPr>
         <w:t xml:space="preserve">工作电压与反向击穿电压关系（选型）：</w:t>
       </w:r>
@@ -1011,7 +1095,7 @@
             </w:pPr>
             <w:r>
               <w:rPr>
-                <w:rFonts w:hint="eastAsia"/>
+                <w:rFonts w:hint="eastAsia" w:eastAsia="黑体"/>
               </w:rPr>
               <w:t xml:space="preserve">符号</w:t>
             </w:r>
@@ -1025,7 +1109,7 @@
             </w:pPr>
             <w:r>
               <w:rPr>
-                <w:rFonts w:hint="eastAsia"/>
+                <w:rFonts w:hint="eastAsia" w:eastAsia="黑体"/>
               </w:rPr>
               <w:t xml:space="preserve">含义</w:t>
             </w:r>
@@ -1039,7 +1123,7 @@
             </w:pPr>
             <w:r>
               <w:rPr>
-                <w:rFonts w:hint="eastAsia"/>
+                <w:rFonts w:hint="eastAsia" w:eastAsia="黑体"/>
               </w:rPr>
               <w:t xml:space="preserve">单位</w:t>
             </w:r>
@@ -1068,6 +1152,9 @@
               </m:sSub>
             </m:oMath>
             <w:r>
+              <w:rPr>
+                <w:rFonts w:eastAsia="黑体"/>
+              </w:rPr>
               <w:t xml:space="preserve">​</w:t>
             </w:r>
           </w:p>
@@ -1080,7 +1167,7 @@
             </w:pPr>
             <w:r>
               <w:rPr>
-                <w:rFonts w:hint="eastAsia"/>
+                <w:rFonts w:hint="eastAsia" w:eastAsia="黑体"/>
               </w:rPr>
               <w:t xml:space="preserve">钳位电压</w:t>
             </w:r>
@@ -1093,6 +1180,9 @@
               <w:pStyle w:val="Compact"/>
             </w:pPr>
             <w:r>
+              <w:rPr>
+                <w:rFonts w:eastAsia="黑体"/>
+              </w:rPr>
               <w:t xml:space="preserve">V</w:t>
             </w:r>
           </w:p>
@@ -1123,6 +1213,9 @@
               </m:sSub>
             </m:oMath>
             <w:r>
+              <w:rPr>
+                <w:rFonts w:eastAsia="黑体"/>
+              </w:rPr>
               <w:t xml:space="preserve">​</w:t>
             </w:r>
           </w:p>
@@ -1135,7 +1228,7 @@
             </w:pPr>
             <w:r>
               <w:rPr>
-                <w:rFonts w:hint="eastAsia"/>
+                <w:rFonts w:hint="eastAsia" w:eastAsia="黑体"/>
               </w:rPr>
               <w:t xml:space="preserve">反向击穿电压</w:t>
             </w:r>
@@ -1148,6 +1241,9 @@
               <w:pStyle w:val="Compact"/>
             </w:pPr>
             <w:r>
+              <w:rPr>
+                <w:rFonts w:eastAsia="黑体"/>
+              </w:rPr>
               <w:t xml:space="preserve">V</w:t>
             </w:r>
           </w:p>
@@ -1178,6 +1274,9 @@
               </m:sSub>
             </m:oMath>
             <w:r>
+              <w:rPr>
+                <w:rFonts w:eastAsia="黑体"/>
+              </w:rPr>
               <w:t xml:space="preserve">​</w:t>
             </w:r>
           </w:p>
@@ -1190,7 +1289,7 @@
             </w:pPr>
             <w:r>
               <w:rPr>
-                <w:rFonts w:hint="eastAsia"/>
+                <w:rFonts w:hint="eastAsia" w:eastAsia="黑体"/>
               </w:rPr>
               <w:t xml:space="preserve">峰值脉冲电流</w:t>
             </w:r>
@@ -1203,6 +1302,9 @@
               <w:pStyle w:val="Compact"/>
             </w:pPr>
             <w:r>
+              <w:rPr>
+                <w:rFonts w:eastAsia="黑体"/>
+              </w:rPr>
               <w:t xml:space="preserve">A</w:t>
             </w:r>
           </w:p>
@@ -1236,6 +1338,9 @@
               </m:sSub>
             </m:oMath>
             <w:r>
+              <w:rPr>
+                <w:rFonts w:eastAsia="黑体"/>
+              </w:rPr>
               <w:t xml:space="preserve">​</w:t>
             </w:r>
           </w:p>
@@ -1248,7 +1353,7 @@
             </w:pPr>
             <w:r>
               <w:rPr>
-                <w:rFonts w:hint="eastAsia"/>
+                <w:rFonts w:hint="eastAsia" w:eastAsia="黑体"/>
               </w:rPr>
               <w:t xml:space="preserve">动态电阻</w:t>
             </w:r>
@@ -1261,6 +1366,9 @@
               <w:pStyle w:val="Compact"/>
             </w:pPr>
             <w:r>
+              <w:rPr>
+                <w:rFonts w:eastAsia="黑体"/>
+              </w:rPr>
               <w:t xml:space="preserve">Ω</w:t>
             </w:r>
           </w:p>
@@ -1294,6 +1402,9 @@
               </m:sSub>
             </m:oMath>
             <w:r>
+              <w:rPr>
+                <w:rFonts w:eastAsia="黑体"/>
+              </w:rPr>
               <w:t xml:space="preserve">​</w:t>
             </w:r>
           </w:p>
@@ -1306,7 +1417,7 @@
             </w:pPr>
             <w:r>
               <w:rPr>
-                <w:rFonts w:hint="eastAsia"/>
+                <w:rFonts w:hint="eastAsia" w:eastAsia="黑体"/>
               </w:rPr>
               <w:t xml:space="preserve">额定反向工作电压</w:t>
             </w:r>
@@ -1319,6 +1430,9 @@
               <w:pStyle w:val="Compact"/>
             </w:pPr>
             <w:r>
+              <w:rPr>
+                <w:rFonts w:eastAsia="黑体"/>
+              </w:rPr>
               <w:t xml:space="preserve">V</w:t>
             </w:r>
           </w:p>
@@ -1349,6 +1463,9 @@
               </m:sSub>
             </m:oMath>
             <w:r>
+              <w:rPr>
+                <w:rFonts w:eastAsia="黑体"/>
+              </w:rPr>
               <w:t xml:space="preserve">​</w:t>
             </w:r>
           </w:p>
@@ -1361,7 +1478,7 @@
             </w:pPr>
             <w:r>
               <w:rPr>
-                <w:rFonts w:hint="eastAsia"/>
+                <w:rFonts w:hint="eastAsia" w:eastAsia="黑体"/>
               </w:rPr>
               <w:t xml:space="preserve">峰值脉冲功率</w:t>
             </w:r>
@@ -1374,6 +1491,9 @@
               <w:pStyle w:val="Compact"/>
             </w:pPr>
             <w:r>
+              <w:rPr>
+                <w:rFonts w:eastAsia="黑体"/>
+              </w:rPr>
               <w:t xml:space="preserve">W</w:t>
             </w:r>
           </w:p>
@@ -1388,7 +1508,7 @@
       </w:pPr>
       <w:r>
         <w:rPr>
-          <w:rFonts w:hint="eastAsia"/>
+          <w:rFonts w:hint="eastAsia" w:eastAsia="黑体"/>
         </w:rPr>
         <w:t xml:space="preserve">元件调整影响</w:t>
       </w:r>
@@ -1403,7 +1523,7 @@
       </w:pPr>
       <w:r>
         <w:rPr>
-          <w:rFonts w:hint="eastAsia"/>
+          <w:rFonts w:hint="eastAsia" w:eastAsia="黑体"/>
           <w:b/>
           <w:bCs/>
         </w:rPr>
@@ -1411,6 +1531,7 @@
       </w:r>
       <w:r>
         <w:rPr>
+          <w:rFonts w:eastAsia="黑体"/>
           <w:b/>
           <w:bCs/>
         </w:rPr>
@@ -1418,21 +1539,27 @@
       </w:r>
       <w:r>
         <w:rPr>
-          <w:rFonts w:hint="eastAsia"/>
+          <w:rFonts w:hint="eastAsia" w:eastAsia="黑体"/>
           <w:b/>
           <w:bCs/>
         </w:rPr>
         <w:t xml:space="preserve">↓（更接近工作电压）</w:t>
       </w:r>
       <w:r>
+        <w:rPr>
+          <w:rFonts w:eastAsia="黑体"/>
+        </w:rPr>
         <w:t xml:space="preserve"> </w:t>
       </w:r>
       <w:r>
+        <w:rPr>
+          <w:rFonts w:eastAsia="黑体"/>
+        </w:rPr>
         <w:t xml:space="preserve">→ </w:t>
       </w:r>
       <w:r>
         <w:rPr>
-          <w:rFonts w:hint="eastAsia"/>
+          <w:rFonts w:hint="eastAsia" w:eastAsia="黑体"/>
         </w:rPr>
         <w:t xml:space="preserve">钳位更低、保护更好，但漏电流增大、可能误导通。</w:t>
       </w:r>
@@ -1447,7 +1574,7 @@
       </w:pPr>
       <w:r>
         <w:rPr>
-          <w:rFonts w:hint="eastAsia"/>
+          <w:rFonts w:hint="eastAsia" w:eastAsia="黑体"/>
           <w:b/>
           <w:bCs/>
         </w:rPr>
@@ -1455,20 +1582,27 @@
       </w:r>
       <w:r>
         <w:rPr>
+          <w:rFonts w:eastAsia="黑体"/>
           <w:b/>
           <w:bCs/>
         </w:rPr>
         <w:t xml:space="preserve"> R_dyn ↑</w:t>
       </w:r>
       <w:r>
+        <w:rPr>
+          <w:rFonts w:eastAsia="黑体"/>
+        </w:rPr>
         <w:t xml:space="preserve"> </w:t>
       </w:r>
       <w:r>
+        <w:rPr>
+          <w:rFonts w:eastAsia="黑体"/>
+        </w:rPr>
         <w:t xml:space="preserve">→ </w:t>
       </w:r>
       <w:r>
         <w:rPr>
-          <w:rFonts w:hint="eastAsia"/>
+          <w:rFonts w:hint="eastAsia" w:eastAsia="黑体"/>
         </w:rPr>
         <w:t xml:space="preserve">同样的浪涌电流下钳位电压升高，保护变差。</w:t>
       </w:r>
@@ -1483,7 +1617,7 @@
       </w:pPr>
       <w:r>
         <w:rPr>
-          <w:rFonts w:hint="eastAsia"/>
+          <w:rFonts w:hint="eastAsia" w:eastAsia="黑体"/>
           <w:b/>
           <w:bCs/>
         </w:rPr>
@@ -1491,20 +1625,27 @@
       </w:r>
       <w:r>
         <w:rPr>
+          <w:rFonts w:eastAsia="黑体"/>
           <w:b/>
           <w:bCs/>
         </w:rPr>
         <w:t xml:space="preserve"> ↑</w:t>
       </w:r>
       <w:r>
+        <w:rPr>
+          <w:rFonts w:eastAsia="黑体"/>
+        </w:rPr>
         <w:t xml:space="preserve"> </w:t>
       </w:r>
       <w:r>
+        <w:rPr>
+          <w:rFonts w:eastAsia="黑体"/>
+        </w:rPr>
         <w:t xml:space="preserve">→ </w:t>
       </w:r>
       <w:r>
         <w:rPr>
-          <w:rFonts w:hint="eastAsia"/>
+          <w:rFonts w:hint="eastAsia" w:eastAsia="黑体"/>
         </w:rPr>
         <w:t xml:space="preserve">能承受的能量更大，但寄生电容增大、影响高速信号。</w:t>
       </w:r>
@@ -1519,7 +1660,7 @@
       </w:pPr>
       <w:r>
         <w:rPr>
-          <w:rFonts w:hint="eastAsia"/>
+          <w:rFonts w:hint="eastAsia" w:eastAsia="黑体"/>
           <w:b/>
           <w:bCs/>
         </w:rPr>
@@ -1527,29 +1668,39 @@
       </w:r>
       <w:r>
         <w:rPr>
+          <w:rFonts w:eastAsia="黑体"/>
           <w:b/>
           <w:bCs/>
         </w:rPr>
         <w:t xml:space="preserve"> ↑</w:t>
       </w:r>
       <w:r>
+        <w:rPr>
+          <w:rFonts w:eastAsia="黑体"/>
+        </w:rPr>
         <w:t xml:space="preserve"> </w:t>
       </w:r>
       <w:r>
+        <w:rPr>
+          <w:rFonts w:eastAsia="黑体"/>
+        </w:rPr>
         <w:t xml:space="preserve">→ </w:t>
       </w:r>
       <w:r>
         <w:rPr>
-          <w:rFonts w:hint="eastAsia"/>
+          <w:rFonts w:hint="eastAsia" w:eastAsia="黑体"/>
         </w:rPr>
         <w:t xml:space="preserve">通过</w:t>
       </w:r>
       <w:r>
+        <w:rPr>
+          <w:rFonts w:eastAsia="黑体"/>
+        </w:rPr>
         <w:t xml:space="preserve"> TVS </w:t>
       </w:r>
       <w:r>
         <w:rPr>
-          <w:rFonts w:hint="eastAsia"/>
+          <w:rFonts w:hint="eastAsia" w:eastAsia="黑体"/>
         </w:rPr>
         <w:t xml:space="preserve">的浪涌电流减小，保护更可靠但增加正常压降。</w:t>
       </w:r>
@@ -1562,7 +1713,7 @@
       </w:pPr>
       <w:r>
         <w:rPr>
-          <w:rFonts w:hint="eastAsia"/>
+          <w:rFonts w:hint="eastAsia" w:eastAsia="黑体"/>
         </w:rPr>
         <w:t xml:space="preserve">典型参数示例</w:t>
       </w:r>
@@ -1577,20 +1728,26 @@
       </w:pPr>
       <w:r>
         <w:rPr>
-          <w:rFonts w:hint="eastAsia"/>
+          <w:rFonts w:hint="eastAsia" w:eastAsia="黑体"/>
         </w:rPr>
         <w:t xml:space="preserve">取</w:t>
       </w:r>
       <w:r>
+        <w:rPr>
+          <w:rFonts w:eastAsia="黑体"/>
+        </w:rPr>
         <w:t xml:space="preserve"> 5 V </w:t>
       </w:r>
       <w:r>
         <w:rPr>
-          <w:rFonts w:hint="eastAsia"/>
+          <w:rFonts w:hint="eastAsia" w:eastAsia="黑体"/>
         </w:rPr>
         <w:t xml:space="preserve">电源线保护：选</w:t>
       </w:r>
       <w:r>
+        <w:rPr>
+          <w:rFonts w:eastAsia="黑体"/>
+        </w:rPr>
         <w:t xml:space="preserve"> </w:t>
       </w:r>
       <m:oMath>
@@ -1623,9 +1780,15 @@
         </m:r>
       </m:oMath>
       <w:r>
+        <w:rPr>
+          <w:rFonts w:eastAsia="黑体"/>
+        </w:rPr>
         <w:t xml:space="preserve"> </w:t>
       </w:r>
       <w:r>
+        <w:rPr>
+          <w:rFonts w:eastAsia="黑体"/>
+        </w:rPr>
         <w:t xml:space="preserve">V、</w:t>
       </w:r>
       <m:oMath>
@@ -1655,9 +1818,15 @@
         </m:r>
       </m:oMath>
       <w:r>
+        <w:rPr>
+          <w:rFonts w:eastAsia="黑体"/>
+        </w:rPr>
         <w:t xml:space="preserve"> </w:t>
       </w:r>
       <w:r>
+        <w:rPr>
+          <w:rFonts w:eastAsia="黑体"/>
+        </w:rPr>
         <w:t xml:space="preserve">V、</w:t>
       </w:r>
       <m:oMath>
@@ -1684,11 +1853,14 @@
         </m:r>
       </m:oMath>
       <w:r>
+        <w:rPr>
+          <w:rFonts w:eastAsia="黑体"/>
+        </w:rPr>
         <w:t xml:space="preserve"> </w:t>
       </w:r>
       <w:r>
         <w:rPr>
-          <w:rFonts w:hint="eastAsia"/>
+          <w:rFonts w:hint="eastAsia" w:eastAsia="黑体"/>
         </w:rPr>
         <w:t xml:space="preserve">V（</w:t>
       </w:r>
@@ -1719,15 +1891,21 @@
         </m:r>
       </m:oMath>
       <w:r>
+        <w:rPr>
+          <w:rFonts w:eastAsia="黑体"/>
+        </w:rPr>
         <w:t xml:space="preserve"> </w:t>
       </w:r>
       <w:r>
         <w:rPr>
-          <w:rFonts w:hint="eastAsia"/>
+          <w:rFonts w:hint="eastAsia" w:eastAsia="黑体"/>
         </w:rPr>
         <w:t xml:space="preserve">A）的</w:t>
       </w:r>
       <w:r>
+        <w:rPr>
+          <w:rFonts w:eastAsia="黑体"/>
+        </w:rPr>
         <w:t xml:space="preserve"> TVS。</w:t>
       </w:r>
     </w:p>
@@ -1741,11 +1919,14 @@
       </w:pPr>
       <w:r>
         <w:rPr>
-          <w:rFonts w:hint="eastAsia"/>
+          <w:rFonts w:hint="eastAsia" w:eastAsia="黑体"/>
         </w:rPr>
         <w:t xml:space="preserve">取</w:t>
       </w:r>
       <w:r>
+        <w:rPr>
+          <w:rFonts w:eastAsia="黑体"/>
+        </w:rPr>
         <w:t xml:space="preserve"> </w:t>
       </w:r>
       <m:oMath>
@@ -1772,9 +1953,15 @@
         </m:r>
       </m:oMath>
       <w:r>
+        <w:rPr>
+          <w:rFonts w:eastAsia="黑体"/>
+        </w:rPr>
         <w:t xml:space="preserve"> </w:t>
       </w:r>
       <w:r>
+        <w:rPr>
+          <w:rFonts w:eastAsia="黑体"/>
+        </w:rPr>
         <w:t xml:space="preserve">V、</w:t>
       </w:r>
       <m:oMath>
@@ -1804,11 +1991,14 @@
         </m:r>
       </m:oMath>
       <w:r>
+        <w:rPr>
+          <w:rFonts w:eastAsia="黑体"/>
+        </w:rPr>
         <w:t xml:space="preserve"> </w:t>
       </w:r>
       <w:r>
         <w:rPr>
-          <w:rFonts w:hint="eastAsia"/>
+          <w:rFonts w:hint="eastAsia" w:eastAsia="黑体"/>
         </w:rPr>
         <w:t xml:space="preserve">A：</w:t>
       </w:r>
@@ -1857,11 +2047,14 @@
         </m:r>
       </m:oMath>
       <w:r>
+        <w:rPr>
+          <w:rFonts w:eastAsia="黑体"/>
+        </w:rPr>
         <w:t xml:space="preserve"> </w:t>
       </w:r>
       <w:r>
         <w:rPr>
-          <w:rFonts w:hint="eastAsia"/>
+          <w:rFonts w:hint="eastAsia" w:eastAsia="黑体"/>
         </w:rPr>
         <w:t xml:space="preserve">W（满足脉冲额定即可，非持续功率）。</w:t>
       </w:r>
@@ -1874,7 +2067,7 @@
       </w:pPr>
       <w:r>
         <w:rPr>
-          <w:rFonts w:hint="eastAsia"/>
+          <w:rFonts w:hint="eastAsia" w:eastAsia="黑体"/>
         </w:rPr>
         <w:t xml:space="preserve">常见器件型号</w:t>
       </w:r>
@@ -1889,25 +2082,31 @@
       </w:pPr>
       <w:r>
         <w:rPr>
-          <w:rFonts w:hint="eastAsia"/>
+          <w:rFonts w:hint="eastAsia" w:eastAsia="黑体"/>
         </w:rPr>
         <w:t xml:space="preserve">单向/双向</w:t>
       </w:r>
       <w:r>
+        <w:rPr>
+          <w:rFonts w:eastAsia="黑体"/>
+        </w:rPr>
         <w:t xml:space="preserve"> </w:t>
       </w:r>
       <w:r>
         <w:rPr>
-          <w:rFonts w:hint="eastAsia"/>
+          <w:rFonts w:hint="eastAsia" w:eastAsia="黑体"/>
         </w:rPr>
         <w:t xml:space="preserve">TVS：SMBJ5.0A、SMAJ、P6KE</w:t>
       </w:r>
       <w:r>
+        <w:rPr>
+          <w:rFonts w:eastAsia="黑体"/>
+        </w:rPr>
         <w:t xml:space="preserve"> </w:t>
       </w:r>
       <w:r>
         <w:rPr>
-          <w:rFonts w:hint="eastAsia"/>
+          <w:rFonts w:hint="eastAsia" w:eastAsia="黑体"/>
         </w:rPr>
         <w:t xml:space="preserve">系列。</w:t>
       </w:r>
@@ -1921,11 +2120,14 @@
         </w:numPr>
       </w:pPr>
       <w:r>
+        <w:rPr>
+          <w:rFonts w:eastAsia="黑体"/>
+        </w:rPr>
         <w:t xml:space="preserve">ESD </w:t>
       </w:r>
       <w:r>
         <w:rPr>
-          <w:rFonts w:hint="eastAsia"/>
+          <w:rFonts w:hint="eastAsia" w:eastAsia="黑体"/>
         </w:rPr>
         <w:t xml:space="preserve">阵列：PSM712、USBLC6-2、TPD4E05U06。</w:t>
       </w:r>
@@ -1940,34 +2142,43 @@
       </w:pPr>
       <w:r>
         <w:rPr>
-          <w:rFonts w:hint="eastAsia"/>
+          <w:rFonts w:hint="eastAsia" w:eastAsia="黑体"/>
         </w:rPr>
         <w:t xml:space="preserve">大功率浪涌</w:t>
       </w:r>
       <w:r>
+        <w:rPr>
+          <w:rFonts w:eastAsia="黑体"/>
+        </w:rPr>
         <w:t xml:space="preserve"> </w:t>
       </w:r>
       <w:r>
         <w:rPr>
-          <w:rFonts w:hint="eastAsia"/>
+          <w:rFonts w:hint="eastAsia" w:eastAsia="黑体"/>
         </w:rPr>
         <w:t xml:space="preserve">TVS：5KP</w:t>
       </w:r>
       <w:r>
+        <w:rPr>
+          <w:rFonts w:eastAsia="黑体"/>
+        </w:rPr>
         <w:t xml:space="preserve"> </w:t>
       </w:r>
       <w:r>
         <w:rPr>
-          <w:rFonts w:hint="eastAsia"/>
+          <w:rFonts w:hint="eastAsia" w:eastAsia="黑体"/>
         </w:rPr>
         <w:t xml:space="preserve">系列、1.5KE</w:t>
       </w:r>
       <w:r>
+        <w:rPr>
+          <w:rFonts w:eastAsia="黑体"/>
+        </w:rPr>
         <w:t xml:space="preserve"> </w:t>
       </w:r>
       <w:r>
         <w:rPr>
-          <w:rFonts w:hint="eastAsia"/>
+          <w:rFonts w:hint="eastAsia" w:eastAsia="黑体"/>
         </w:rPr>
         <w:t xml:space="preserve">系列。</w:t>
       </w:r>
@@ -1980,7 +2191,7 @@
       </w:pPr>
       <w:r>
         <w:rPr>
-          <w:rFonts w:hint="eastAsia"/>
+          <w:rFonts w:hint="eastAsia" w:eastAsia="黑体"/>
         </w:rPr>
         <w:t xml:space="preserve">注意事项</w:t>
       </w:r>
@@ -1995,16 +2206,19 @@
       </w:pPr>
       <w:r>
         <w:rPr>
-          <w:rFonts w:hint="eastAsia"/>
+          <w:rFonts w:hint="eastAsia" w:eastAsia="黑体"/>
         </w:rPr>
         <w:t xml:space="preserve">工作电压须低于</w:t>
       </w:r>
       <w:r>
+        <w:rPr>
+          <w:rFonts w:eastAsia="黑体"/>
+        </w:rPr>
         <w:t xml:space="preserve"> TVS </w:t>
       </w:r>
       <w:r>
         <w:rPr>
-          <w:rFonts w:hint="eastAsia"/>
+          <w:rFonts w:hint="eastAsia" w:eastAsia="黑体"/>
         </w:rPr>
         <w:t xml:space="preserve">额定反向工作电压，避免正常工作就导通。</w:t>
       </w:r>
@@ -2019,16 +2233,19 @@
       </w:pPr>
       <w:r>
         <w:rPr>
-          <w:rFonts w:hint="eastAsia"/>
+          <w:rFonts w:hint="eastAsia" w:eastAsia="黑体"/>
         </w:rPr>
         <w:t xml:space="preserve">高速信号线选低结电容</w:t>
       </w:r>
       <w:r>
+        <w:rPr>
+          <w:rFonts w:eastAsia="黑体"/>
+        </w:rPr>
         <w:t xml:space="preserve"> </w:t>
       </w:r>
       <w:r>
         <w:rPr>
-          <w:rFonts w:hint="eastAsia"/>
+          <w:rFonts w:hint="eastAsia" w:eastAsia="黑体"/>
         </w:rPr>
         <w:t xml:space="preserve">TVS，以免破坏信号完整性。</w:t>
       </w:r>
@@ -2042,20 +2259,26 @@
         </w:numPr>
       </w:pPr>
       <w:r>
+        <w:rPr>
+          <w:rFonts w:eastAsia="黑体"/>
+        </w:rPr>
         <w:t xml:space="preserve">TVS </w:t>
       </w:r>
       <w:r>
         <w:rPr>
-          <w:rFonts w:hint="eastAsia"/>
+          <w:rFonts w:hint="eastAsia" w:eastAsia="黑体"/>
         </w:rPr>
         <w:t xml:space="preserve">用于浪涌需核对峰值脉冲功率（8/20</w:t>
       </w:r>
       <w:r>
+        <w:rPr>
+          <w:rFonts w:eastAsia="黑体"/>
+        </w:rPr>
         <w:t xml:space="preserve"> µs </w:t>
       </w:r>
       <w:r>
         <w:rPr>
-          <w:rFonts w:hint="eastAsia"/>
+          <w:rFonts w:hint="eastAsia" w:eastAsia="黑体"/>
         </w:rPr>
         <w:t xml:space="preserve">波形额定）。</w:t>
       </w:r>
@@ -2069,11 +2292,14 @@
         </w:numPr>
       </w:pPr>
       <w:r>
+        <w:rPr>
+          <w:rFonts w:eastAsia="黑体"/>
+        </w:rPr>
         <w:t xml:space="preserve">TVS </w:t>
       </w:r>
       <w:r>
         <w:rPr>
-          <w:rFonts w:hint="eastAsia"/>
+          <w:rFonts w:hint="eastAsia" w:eastAsia="黑体"/>
         </w:rPr>
         <w:t xml:space="preserve">位置尽量靠近被保护器件与地平面，减小引线电感。</w:t>
       </w:r>
@@ -2086,7 +2312,7 @@
       </w:pPr>
       <w:r>
         <w:rPr>
-          <w:rFonts w:hint="eastAsia"/>
+          <w:rFonts w:hint="eastAsia" w:eastAsia="黑体"/>
         </w:rPr>
         <w:t xml:space="preserve">参考资料</w:t>
       </w:r>
@@ -2100,6 +2326,9 @@
         </w:numPr>
       </w:pPr>
       <w:r>
+        <w:rPr>
+          <w:rFonts w:eastAsia="黑体"/>
+        </w:rPr>
         <w:t xml:space="preserve">Wikipedia: Transient-voltage-suppression diode。</w:t>
       </w:r>
     </w:p>
@@ -2112,11 +2341,14 @@
         </w:numPr>
       </w:pPr>
       <w:r>
+        <w:rPr>
+          <w:rFonts w:eastAsia="黑体"/>
+        </w:rPr>
         <w:t xml:space="preserve">Littelfuse / Vishay TVS </w:t>
       </w:r>
       <w:r>
         <w:rPr>
-          <w:rFonts w:hint="eastAsia"/>
+          <w:rFonts w:hint="eastAsia" w:eastAsia="黑体"/>
         </w:rPr>
         <w:t xml:space="preserve">选型应用说明。</w:t>
       </w:r>
@@ -2131,7 +2363,7 @@
       </w:pPr>
       <w:r>
         <w:rPr>
-          <w:rFonts w:hint="eastAsia"/>
+          <w:rFonts w:hint="eastAsia" w:eastAsia="黑体"/>
         </w:rPr>
         <w:t xml:space="preserve">《电子设备的浪涌保护技术》。</w:t>
       </w:r>
@@ -2145,11 +2377,11 @@
       </w:pPr>
       <w:r>
         <w:rPr>
-          <w:rFonts w:ascii="Times New Roman" w:hAnsi="Times New Roman"/>
+          <w:rFonts w:ascii="Times New Roman" w:hAnsi="Times New Roman" w:eastAsia="黑体"/>
           <w:color w:val="555555"/>
           <w:sz w:val="21"/>
         </w:rPr>
-        <w:t>材料收集者：杜文杰</w:t>
+        <w:t>材料收集者：杜文杰，WX手机：19519196569，QQ:3478827729</w:t>
       </w:r>
     </w:p>
     <w:sectPr>
@@ -2169,7 +2401,7 @@
 </file>
 
 <file path=word/footer1.xml><?xml version="1.0" encoding="utf-8"?>
-<w:ftr xmlns:m="http://schemas.openxmlformats.org/officeDocument/2006/math" xmlns:mc="http://schemas.openxmlformats.org/markup-compatibility/2006" xmlns:mo="http://schemas.microsoft.com/office/mac/office/2008/main" xmlns:mv="urn:schemas-microsoft-com:mac:vml" xmlns:o="urn:schemas-microsoft-com:office:office" xmlns:r="http://schemas.openxmlformats.org/officeDocument/2006/relationships" xmlns:v="urn:schemas-microsoft-com:vml" xmlns:w10="urn:schemas-microsoft-com:office:word" xmlns:w14="http://schemas.microsoft.com/office/word/2010/wordml" xmlns:w="http://schemas.openxmlformats.org/wordprocessingml/2006/main" xmlns:wne="http://schemas.microsoft.com/office/word/2006/wordml" xmlns:wp14="http://schemas.microsoft.com/office/word/2010/wordprocessingDrawing" xmlns:wp="http://schemas.openxmlformats.org/drawingml/2006/wordprocessingDrawing" xmlns:wpc="http://schemas.microsoft.com/office/word/2010/wordprocessingCanvas" xmlns:wpg="http://schemas.microsoft.com/office/word/2010/wordprocessingGroup" xmlns:wpi="http://schemas.microsoft.com/office/word/2010/wordprocessingInk" xmlns:wps="http://schemas.microsoft.com/office/word/2010/wordprocessingShape" mc:Ignorable="w14 wp14">
+<w:ftr xmlns:mc="http://schemas.openxmlformats.org/markup-compatibility/2006" xmlns:w="http://schemas.openxmlformats.org/wordprocessingml/2006/main" xmlns:m="http://schemas.openxmlformats.org/officeDocument/2006/math" xmlns:mo="http://schemas.microsoft.com/office/mac/office/2008/main" xmlns:mv="urn:schemas-microsoft-com:mac:vml" xmlns:o="urn:schemas-microsoft-com:office:office" xmlns:r="http://schemas.openxmlformats.org/officeDocument/2006/relationships" xmlns:v="urn:schemas-microsoft-com:vml" xmlns:w10="urn:schemas-microsoft-com:office:word" xmlns:w14="http://schemas.microsoft.com/office/word/2010/wordml" xmlns:wne="http://schemas.microsoft.com/office/word/2006/wordml" xmlns:wp14="http://schemas.microsoft.com/office/word/2010/wordprocessingDrawing" xmlns:wp="http://schemas.openxmlformats.org/drawingml/2006/wordprocessingDrawing" xmlns:wpc="http://schemas.microsoft.com/office/word/2010/wordprocessingCanvas" xmlns:wpg="http://schemas.microsoft.com/office/word/2010/wordprocessingGroup" xmlns:wpi="http://schemas.microsoft.com/office/word/2010/wordprocessingInk" xmlns:wps="http://schemas.microsoft.com/office/word/2010/wordprocessingShape" mc:Ignorable="w14 wp14">
   <w:p>
     <w:pPr>
       <w:pStyle w:val="Footer"/>
@@ -2177,12 +2409,14 @@
     </w:pPr>
     <w:r>
       <w:rPr>
+        <w:rFonts w:eastAsia="黑体"/>
         <w:sz w:val="18"/>
       </w:rPr>
       <w:t xml:space="preserve">第 </w:t>
     </w:r>
     <w:r>
       <w:rPr>
+        <w:rFonts w:eastAsia="黑体"/>
         <w:sz w:val="18"/>
       </w:rPr>
       <w:fldChar w:fldCharType="begin"/>
@@ -2191,6 +2425,7 @@
     </w:r>
     <w:r>
       <w:rPr>
+        <w:rFonts w:eastAsia="黑体"/>
         <w:sz w:val="18"/>
       </w:rPr>
       <w:t xml:space="preserve"> 页</w:t>
@@ -2204,6 +2439,9 @@
   <w:footnote w:type="continuationSeparator" w:id="0">
     <w:p>
       <w:r>
+        <w:rPr>
+          <w:rFonts w:eastAsia="黑体"/>
+        </w:rPr>
         <w:continuationSeparator/>
       </w:r>
     </w:p>
@@ -2211,6 +2449,9 @@
   <w:footnote w:type="separator" w:id="-1">
     <w:p>
       <w:r>
+        <w:rPr>
+          <w:rFonts w:eastAsia="黑体"/>
+        </w:rPr>
         <w:separator/>
       </w:r>
     </w:p>
@@ -2219,7 +2460,7 @@
 </file>
 
 <file path=word/header1.xml><?xml version="1.0" encoding="utf-8"?>
-<w:hdr xmlns:m="http://schemas.openxmlformats.org/officeDocument/2006/math" xmlns:mc="http://schemas.openxmlformats.org/markup-compatibility/2006" xmlns:mo="http://schemas.microsoft.com/office/mac/office/2008/main" xmlns:mv="urn:schemas-microsoft-com:mac:vml" xmlns:o="urn:schemas-microsoft-com:office:office" xmlns:r="http://schemas.openxmlformats.org/officeDocument/2006/relationships" xmlns:v="urn:schemas-microsoft-com:vml" xmlns:w10="urn:schemas-microsoft-com:office:word" xmlns:w14="http://schemas.microsoft.com/office/word/2010/wordml" xmlns:w="http://schemas.openxmlformats.org/wordprocessingml/2006/main" xmlns:wne="http://schemas.microsoft.com/office/word/2006/wordml" xmlns:wp14="http://schemas.microsoft.com/office/word/2010/wordprocessingDrawing" xmlns:wp="http://schemas.openxmlformats.org/drawingml/2006/wordprocessingDrawing" xmlns:wpc="http://schemas.microsoft.com/office/word/2010/wordprocessingCanvas" xmlns:wpg="http://schemas.microsoft.com/office/word/2010/wordprocessingGroup" xmlns:wpi="http://schemas.microsoft.com/office/word/2010/wordprocessingInk" xmlns:wps="http://schemas.microsoft.com/office/word/2010/wordprocessingShape" mc:Ignorable="w14 wp14">
+<w:hdr xmlns:mc="http://schemas.openxmlformats.org/markup-compatibility/2006" xmlns:w="http://schemas.openxmlformats.org/wordprocessingml/2006/main" xmlns:m="http://schemas.openxmlformats.org/officeDocument/2006/math" xmlns:mo="http://schemas.microsoft.com/office/mac/office/2008/main" xmlns:mv="urn:schemas-microsoft-com:mac:vml" xmlns:o="urn:schemas-microsoft-com:office:office" xmlns:r="http://schemas.openxmlformats.org/officeDocument/2006/relationships" xmlns:v="urn:schemas-microsoft-com:vml" xmlns:w10="urn:schemas-microsoft-com:office:word" xmlns:w14="http://schemas.microsoft.com/office/word/2010/wordml" xmlns:wne="http://schemas.microsoft.com/office/word/2006/wordml" xmlns:wp14="http://schemas.microsoft.com/office/word/2010/wordprocessingDrawing" xmlns:wp="http://schemas.openxmlformats.org/drawingml/2006/wordprocessingDrawing" xmlns:wpc="http://schemas.microsoft.com/office/word/2010/wordprocessingCanvas" xmlns:wpg="http://schemas.microsoft.com/office/word/2010/wordprocessingGroup" xmlns:wpi="http://schemas.microsoft.com/office/word/2010/wordprocessingInk" xmlns:wps="http://schemas.microsoft.com/office/word/2010/wordprocessingShape" mc:Ignorable="w14 wp14">
   <w:p>
     <w:pPr>
       <w:pStyle w:val="Header"/>
@@ -2227,7 +2468,7 @@
     </w:pPr>
     <w:r>
       <w:rPr>
-        <w:rFonts w:ascii="Times New Roman" w:hAnsi="Times New Roman"/>
+        <w:rFonts w:ascii="Times New Roman" w:hAnsi="Times New Roman" w:eastAsia="黑体"/>
         <w:sz w:val="18"/>
         <w:rFonts w:eastAsia="黑体"/>
         <w:rFonts w:eastAsia="黑体"/>
@@ -2239,7 +2480,7 @@
 </file>
 
 <file path=word/numbering.xml><?xml version="1.0" encoding="utf-8"?>
-<w:numbering xmlns:m="http://schemas.openxmlformats.org/officeDocument/2006/math" xmlns:mc="http://schemas.openxmlformats.org/markup-compatibility/2006" xmlns:mo="http://schemas.microsoft.com/office/mac/office/2008/main" xmlns:mv="urn:schemas-microsoft-com:mac:vml" xmlns:o="urn:schemas-microsoft-com:office:office" xmlns:r="http://schemas.openxmlformats.org/officeDocument/2006/relationships" xmlns:v="urn:schemas-microsoft-com:vml" xmlns:w="http://schemas.openxmlformats.org/wordprocessingml/2006/main" xmlns:w10="urn:schemas-microsoft-com:office:word" xmlns:w14="http://schemas.microsoft.com/office/word/2010/wordml" xmlns:wne="http://schemas.microsoft.com/office/word/2006/wordml" xmlns:wp="http://schemas.openxmlformats.org/drawingml/2006/wordprocessingDrawing" xmlns:wp14="http://schemas.microsoft.com/office/word/2010/wordprocessingDrawing" xmlns:wpc="http://schemas.microsoft.com/office/word/2010/wordprocessingCanvas" xmlns:wpg="http://schemas.microsoft.com/office/word/2010/wordprocessingGroup" xmlns:wpi="http://schemas.microsoft.com/office/word/2010/wordprocessingInk" xmlns:wps="http://schemas.microsoft.com/office/word/2010/wordprocessingShape" mc:Ignorable="w14 wp14">
+<w:numbering xmlns:mc="http://schemas.openxmlformats.org/markup-compatibility/2006" xmlns:w="http://schemas.openxmlformats.org/wordprocessingml/2006/main" xmlns:m="http://schemas.openxmlformats.org/officeDocument/2006/math" xmlns:mo="http://schemas.microsoft.com/office/mac/office/2008/main" xmlns:mv="urn:schemas-microsoft-com:mac:vml" xmlns:o="urn:schemas-microsoft-com:office:office" xmlns:r="http://schemas.openxmlformats.org/officeDocument/2006/relationships" xmlns:v="urn:schemas-microsoft-com:vml" xmlns:w10="urn:schemas-microsoft-com:office:word" xmlns:w14="http://schemas.microsoft.com/office/word/2010/wordml" xmlns:wne="http://schemas.microsoft.com/office/word/2006/wordml" xmlns:wp="http://schemas.openxmlformats.org/drawingml/2006/wordprocessingDrawing" xmlns:wp14="http://schemas.microsoft.com/office/word/2010/wordprocessingDrawing" xmlns:wpc="http://schemas.microsoft.com/office/word/2010/wordprocessingCanvas" xmlns:wpg="http://schemas.microsoft.com/office/word/2010/wordprocessingGroup" xmlns:wpi="http://schemas.microsoft.com/office/word/2010/wordprocessingInk" xmlns:wps="http://schemas.microsoft.com/office/word/2010/wordprocessingShape" mc:Ignorable="w14 wp14">
   <w:abstractNum w:abstractNumId="0">
     <w:nsid w:val="FFFFFF7C"/>
     <w:multiLevelType w:val="singleLevel"/>
@@ -2326,7 +2567,7 @@
         <w:ind w:hanging="360" w:left="1440"/>
       </w:pPr>
       <w:rPr>
-        <w:rFonts w:ascii="Symbol" w:hAnsi="Symbol" w:hint="default"/>
+        <w:rFonts w:ascii="Symbol" w:hAnsi="Symbol" w:hint="default" w:eastAsia="黑体"/>
       </w:rPr>
     </w:lvl>
   </w:abstractNum>
@@ -2347,7 +2588,7 @@
         <w:ind w:hanging="360" w:left="1080"/>
       </w:pPr>
       <w:rPr>
-        <w:rFonts w:ascii="Symbol" w:hAnsi="Symbol" w:hint="default"/>
+        <w:rFonts w:ascii="Symbol" w:hAnsi="Symbol" w:hint="default" w:eastAsia="黑体"/>
       </w:rPr>
     </w:lvl>
   </w:abstractNum>
@@ -2368,7 +2609,7 @@
         <w:ind w:hanging="360" w:left="720"/>
       </w:pPr>
       <w:rPr>
-        <w:rFonts w:ascii="Symbol" w:hAnsi="Symbol" w:hint="default"/>
+        <w:rFonts w:ascii="Symbol" w:hAnsi="Symbol" w:hint="default" w:eastAsia="黑体"/>
       </w:rPr>
     </w:lvl>
   </w:abstractNum>
@@ -2407,7 +2648,7 @@
         <w:ind w:hanging="360" w:left="360"/>
       </w:pPr>
       <w:rPr>
-        <w:rFonts w:ascii="Symbol" w:hAnsi="Symbol" w:hint="default"/>
+        <w:rFonts w:ascii="Symbol" w:hAnsi="Symbol" w:hint="default" w:eastAsia="黑体"/>
       </w:rPr>
     </w:lvl>
   </w:abstractNum>
@@ -2498,7 +2739,7 @@
         <w:ind w:left="720" w:hanging="360"/>
       </w:pPr>
       <w:rPr>
-        <w:rFonts w:ascii="Symbol" w:hAnsi="Symbol" w:cs="Symbol" w:hint="default"/>
+        <w:rFonts w:ascii="Symbol" w:hAnsi="Symbol" w:cs="Symbol" w:hint="default" w:eastAsia="黑体"/>
       </w:rPr>
     </w:lvl>
     <w:lvl w:ilvl="1">
@@ -2509,7 +2750,7 @@
         <w:ind w:left="1440" w:hanging="360"/>
       </w:pPr>
       <w:rPr>
-        <w:rFonts w:ascii="Courier New" w:hAnsi="Courier New" w:cs="Courier New" w:hint="default"/>
+        <w:rFonts w:ascii="Courier New" w:hAnsi="Courier New" w:cs="Courier New" w:hint="default" w:eastAsia="黑体"/>
       </w:rPr>
     </w:lvl>
     <w:lvl w:ilvl="2">
@@ -2520,7 +2761,7 @@
         <w:ind w:left="2160" w:hanging="360"/>
       </w:pPr>
       <w:rPr>
-        <w:rFonts w:ascii="Wingdings" w:hAnsi="Wingdings" w:cs="Wingdings" w:hint="default"/>
+        <w:rFonts w:ascii="Wingdings" w:hAnsi="Wingdings" w:cs="Wingdings" w:hint="default" w:eastAsia="黑体"/>
       </w:rPr>
     </w:lvl>
     <w:lvl w:ilvl="3">
@@ -2531,7 +2772,7 @@
         <w:ind w:left="2880" w:hanging="360"/>
       </w:pPr>
       <w:rPr>
-        <w:rFonts w:ascii="Symbol" w:hAnsi="Symbol" w:cs="Symbol" w:hint="default"/>
+        <w:rFonts w:ascii="Symbol" w:hAnsi="Symbol" w:cs="Symbol" w:hint="default" w:eastAsia="黑体"/>
       </w:rPr>
     </w:lvl>
     <w:lvl w:ilvl="4">
@@ -2542,7 +2783,7 @@
         <w:ind w:left="3600" w:hanging="360"/>
       </w:pPr>
       <w:rPr>
-        <w:rFonts w:ascii="Courier New" w:hAnsi="Courier New" w:cs="Courier New" w:hint="default"/>
+        <w:rFonts w:ascii="Courier New" w:hAnsi="Courier New" w:cs="Courier New" w:hint="default" w:eastAsia="黑体"/>
       </w:rPr>
     </w:lvl>
     <w:lvl w:ilvl="5">
@@ -2553,7 +2794,7 @@
         <w:ind w:left="4320" w:hanging="360"/>
       </w:pPr>
       <w:rPr>
-        <w:rFonts w:ascii="Wingdings" w:hAnsi="Wingdings" w:cs="Wingdings" w:hint="default"/>
+        <w:rFonts w:ascii="Wingdings" w:hAnsi="Wingdings" w:cs="Wingdings" w:hint="default" w:eastAsia="黑体"/>
       </w:rPr>
     </w:lvl>
     <w:lvl w:ilvl="6">
@@ -2564,7 +2805,7 @@
         <w:ind w:left="5040" w:hanging="360"/>
       </w:pPr>
       <w:rPr>
-        <w:rFonts w:ascii="Symbol" w:hAnsi="Symbol" w:cs="Symbol" w:hint="default"/>
+        <w:rFonts w:ascii="Symbol" w:hAnsi="Symbol" w:cs="Symbol" w:hint="default" w:eastAsia="黑体"/>
       </w:rPr>
     </w:lvl>
     <w:lvl w:ilvl="7">
@@ -2575,7 +2816,7 @@
         <w:ind w:left="5760" w:hanging="360"/>
       </w:pPr>
       <w:rPr>
-        <w:rFonts w:ascii="Courier New" w:hAnsi="Courier New" w:cs="Courier New" w:hint="default"/>
+        <w:rFonts w:ascii="Courier New" w:hAnsi="Courier New" w:cs="Courier New" w:hint="default" w:eastAsia="黑体"/>
       </w:rPr>
     </w:lvl>
     <w:lvl w:ilvl="8">
@@ -2586,7 +2827,7 @@
         <w:ind w:left="6480" w:hanging="360"/>
       </w:pPr>
       <w:rPr>
-        <w:rFonts w:ascii="Wingdings" w:hAnsi="Wingdings" w:cs="Wingdings" w:hint="default"/>
+        <w:rFonts w:ascii="Wingdings" w:hAnsi="Wingdings" w:cs="Wingdings" w:hint="default" w:eastAsia="黑体"/>
       </w:rPr>
     </w:lvl>
   </w:abstractNum>
@@ -2642,11 +2883,11 @@
 </file>
 
 <file path=word/styles.xml><?xml version="1.0" encoding="utf-8"?>
-<w:styles xmlns:mc="http://schemas.openxmlformats.org/markup-compatibility/2006" xmlns:r="http://schemas.openxmlformats.org/officeDocument/2006/relationships" xmlns:w="http://schemas.openxmlformats.org/wordprocessingml/2006/main" xmlns:w14="http://schemas.microsoft.com/office/word/2010/wordml" mc:Ignorable="w14">
+<w:styles xmlns:mc="http://schemas.openxmlformats.org/markup-compatibility/2006" xmlns:w="http://schemas.openxmlformats.org/wordprocessingml/2006/main" xmlns:r="http://schemas.openxmlformats.org/officeDocument/2006/relationships" xmlns:w14="http://schemas.microsoft.com/office/word/2010/wordml" mc:Ignorable="w14">
   <w:docDefaults>
     <w:rPrDefault>
       <w:rPr>
-        <w:rFonts w:asciiTheme="minorHAnsi" w:cstheme="minorBidi" w:eastAsiaTheme="minorEastAsia" w:hAnsiTheme="minorHAnsi"/>
+        <w:rFonts w:asciiTheme="minorHAnsi" w:cstheme="minorBidi" w:hAnsiTheme="minorHAnsi" w:eastAsia="黑体"/>
         <w:sz w:val="22"/>
         <w:szCs w:val="22"/>
         <w:lang w:bidi="ar-SA" w:eastAsia="en-US" w:val="en-US"/>
@@ -2868,7 +3109,7 @@
       <w:outlineLvl w:val="0"/>
     </w:pPr>
     <w:rPr>
-      <w:rFonts w:ascii="Times New Roman" w:asciiTheme="majorHAnsi" w:cstheme="majorBidi" w:eastAsia="黑体" w:eastAsiaTheme="majorEastAsia" w:hAnsi="Times New Roman" w:hAnsiTheme="majorHAnsi"/>
+      <w:rFonts w:ascii="Times New Roman" w:asciiTheme="majorHAnsi" w:cstheme="majorBidi" w:eastAsia="黑体" w:hAnsi="Times New Roman" w:hAnsiTheme="majorHAnsi"/>
       <w:b/>
       <w:bCs/>
       <w:color w:val="1F3864"/>
@@ -2892,7 +3133,7 @@
       <w:outlineLvl w:val="1"/>
     </w:pPr>
     <w:rPr>
-      <w:rFonts w:ascii="Times New Roman" w:asciiTheme="majorHAnsi" w:cstheme="majorBidi" w:eastAsia="黑体" w:eastAsiaTheme="majorEastAsia" w:hAnsi="Times New Roman" w:hAnsiTheme="majorHAnsi"/>
+      <w:rFonts w:ascii="Times New Roman" w:asciiTheme="majorHAnsi" w:cstheme="majorBidi" w:eastAsia="黑体" w:hAnsi="Times New Roman" w:hAnsiTheme="majorHAnsi"/>
       <w:b/>
       <w:bCs/>
       <w:color w:val="2E4E7E"/>
@@ -2916,7 +3157,7 @@
       <w:outlineLvl w:val="2"/>
     </w:pPr>
     <w:rPr>
-      <w:rFonts w:ascii="Times New Roman" w:asciiTheme="majorHAnsi" w:cstheme="majorBidi" w:eastAsia="黑体" w:eastAsiaTheme="majorEastAsia" w:hAnsi="Times New Roman" w:hAnsiTheme="majorHAnsi"/>
+      <w:rFonts w:ascii="Times New Roman" w:asciiTheme="majorHAnsi" w:cstheme="majorBidi" w:eastAsia="黑体" w:hAnsi="Times New Roman" w:hAnsiTheme="majorHAnsi"/>
       <w:b/>
       <w:bCs/>
       <w:color w:val="2E4E7E"/>
@@ -2940,7 +3181,7 @@
       <w:outlineLvl w:val="3"/>
     </w:pPr>
     <w:rPr>
-      <w:rFonts w:ascii="Times New Roman" w:asciiTheme="majorHAnsi" w:cstheme="majorBidi" w:eastAsia="黑体" w:eastAsiaTheme="majorEastAsia" w:hAnsi="Times New Roman" w:hAnsiTheme="majorHAnsi"/>
+      <w:rFonts w:ascii="Times New Roman" w:asciiTheme="majorHAnsi" w:cstheme="majorBidi" w:eastAsia="黑体" w:hAnsi="Times New Roman" w:hAnsiTheme="majorHAnsi"/>
       <w:b/>
       <w:bCs/>
       <w:i/>
@@ -2966,7 +3207,7 @@
       <w:outlineLvl w:val="4"/>
     </w:pPr>
     <w:rPr>
-      <w:rFonts w:ascii="Times New Roman" w:asciiTheme="majorHAnsi" w:cstheme="majorBidi" w:eastAsia="黑体" w:eastAsiaTheme="majorEastAsia" w:hAnsi="Times New Roman" w:hAnsiTheme="majorHAnsi"/>
+      <w:rFonts w:ascii="Times New Roman" w:asciiTheme="majorHAnsi" w:cstheme="majorBidi" w:eastAsia="黑体" w:hAnsi="Times New Roman" w:hAnsiTheme="majorHAnsi"/>
       <w:b/>
       <w:color w:val="333333"/>
       <w:sz w:val="22"/>
@@ -2989,7 +3230,7 @@
       <w:outlineLvl w:val="5"/>
     </w:pPr>
     <w:rPr>
-      <w:rFonts w:asciiTheme="majorHAnsi" w:cstheme="majorBidi" w:eastAsiaTheme="majorEastAsia" w:hAnsiTheme="majorHAnsi"/>
+      <w:rFonts w:asciiTheme="majorHAnsi" w:cstheme="majorBidi" w:hAnsiTheme="majorHAnsi" w:eastAsia="黑体"/>
       <w:i/>
       <w:iCs/>
       <w:color w:themeColor="accent1" w:themeShade="7F" w:val="243F60"/>
@@ -3012,7 +3253,7 @@
       <w:outlineLvl w:val="6"/>
     </w:pPr>
     <w:rPr>
-      <w:rFonts w:asciiTheme="majorHAnsi" w:cstheme="majorBidi" w:eastAsiaTheme="majorEastAsia" w:hAnsiTheme="majorHAnsi"/>
+      <w:rFonts w:asciiTheme="majorHAnsi" w:cstheme="majorBidi" w:hAnsiTheme="majorHAnsi" w:eastAsia="黑体"/>
       <w:i/>
       <w:iCs/>
       <w:color w:themeColor="text1" w:themeTint="BF" w:val="404040"/>
@@ -3035,7 +3276,7 @@
       <w:outlineLvl w:val="7"/>
     </w:pPr>
     <w:rPr>
-      <w:rFonts w:asciiTheme="majorHAnsi" w:cstheme="majorBidi" w:eastAsiaTheme="majorEastAsia" w:hAnsiTheme="majorHAnsi"/>
+      <w:rFonts w:asciiTheme="majorHAnsi" w:cstheme="majorBidi" w:hAnsiTheme="majorHAnsi" w:eastAsia="黑体"/>
       <w:color w:themeColor="accent1" w:val="4F81BD"/>
       <w:sz w:val="20"/>
       <w:szCs w:val="20"/>
@@ -3058,7 +3299,7 @@
       <w:outlineLvl w:val="8"/>
     </w:pPr>
     <w:rPr>
-      <w:rFonts w:asciiTheme="majorHAnsi" w:cstheme="majorBidi" w:eastAsiaTheme="majorEastAsia" w:hAnsiTheme="majorHAnsi"/>
+      <w:rFonts w:asciiTheme="majorHAnsi" w:cstheme="majorBidi" w:hAnsiTheme="majorHAnsi" w:eastAsia="黑体"/>
       <w:i/>
       <w:iCs/>
       <w:color w:themeColor="text1" w:themeTint="BF" w:val="404040"/>
@@ -3109,7 +3350,7 @@
     <w:uiPriority w:val="9"/>
     <w:rsid w:val="00FC693F"/>
     <w:rPr>
-      <w:rFonts w:asciiTheme="majorHAnsi" w:cstheme="majorBidi" w:eastAsiaTheme="majorEastAsia" w:hAnsiTheme="majorHAnsi"/>
+      <w:rFonts w:asciiTheme="majorHAnsi" w:cstheme="majorBidi" w:hAnsiTheme="majorHAnsi" w:eastAsia="黑体"/>
       <w:b/>
       <w:bCs/>
       <w:color w:themeColor="accent1" w:themeShade="BF" w:val="365F91"/>
@@ -3124,7 +3365,7 @@
     <w:uiPriority w:val="9"/>
     <w:rsid w:val="00FC693F"/>
     <w:rPr>
-      <w:rFonts w:asciiTheme="majorHAnsi" w:cstheme="majorBidi" w:eastAsiaTheme="majorEastAsia" w:hAnsiTheme="majorHAnsi"/>
+      <w:rFonts w:asciiTheme="majorHAnsi" w:cstheme="majorBidi" w:hAnsiTheme="majorHAnsi" w:eastAsia="黑体"/>
       <w:b/>
       <w:bCs/>
       <w:color w:themeColor="accent1" w:val="4F81BD"/>
@@ -3139,7 +3380,7 @@
     <w:uiPriority w:val="9"/>
     <w:rsid w:val="00FC693F"/>
     <w:rPr>
-      <w:rFonts w:asciiTheme="majorHAnsi" w:cstheme="majorBidi" w:eastAsiaTheme="majorEastAsia" w:hAnsiTheme="majorHAnsi"/>
+      <w:rFonts w:asciiTheme="majorHAnsi" w:cstheme="majorBidi" w:hAnsiTheme="majorHAnsi" w:eastAsia="黑体"/>
       <w:b/>
       <w:bCs/>
       <w:color w:themeColor="accent1" w:val="4F81BD"/>
@@ -3162,7 +3403,7 @@
       <w:contextualSpacing/>
     </w:pPr>
     <w:rPr>
-      <w:rFonts w:ascii="Times New Roman" w:asciiTheme="majorHAnsi" w:cstheme="majorBidi" w:eastAsia="黑体" w:eastAsiaTheme="majorEastAsia" w:hAnsi="Times New Roman" w:hAnsiTheme="majorHAnsi"/>
+      <w:rFonts w:ascii="Times New Roman" w:asciiTheme="majorHAnsi" w:cstheme="majorBidi" w:eastAsia="黑体" w:hAnsi="Times New Roman" w:hAnsiTheme="majorHAnsi"/>
       <w:b/>
       <w:color w:val="1F3864"/>
       <w:spacing w:val="5"/>
@@ -3178,7 +3419,7 @@
     <w:uiPriority w:val="10"/>
     <w:rsid w:val="00FC693F"/>
     <w:rPr>
-      <w:rFonts w:asciiTheme="majorHAnsi" w:cstheme="majorBidi" w:eastAsiaTheme="majorEastAsia" w:hAnsiTheme="majorHAnsi"/>
+      <w:rFonts w:asciiTheme="majorHAnsi" w:cstheme="majorBidi" w:hAnsiTheme="majorHAnsi" w:eastAsia="黑体"/>
       <w:color w:themeColor="text2" w:themeShade="BF" w:val="17365D"/>
       <w:spacing w:val="5"/>
       <w:kern w:val="28"/>
@@ -3200,7 +3441,7 @@
       </w:numPr>
     </w:pPr>
     <w:rPr>
-      <w:rFonts w:asciiTheme="majorHAnsi" w:cstheme="majorBidi" w:eastAsiaTheme="majorEastAsia" w:hAnsiTheme="majorHAnsi"/>
+      <w:rFonts w:asciiTheme="majorHAnsi" w:cstheme="majorBidi" w:hAnsiTheme="majorHAnsi" w:eastAsia="黑体"/>
       <w:i/>
       <w:iCs/>
       <w:color w:themeColor="accent1" w:val="4F81BD"/>
@@ -3216,7 +3457,7 @@
     <w:uiPriority w:val="11"/>
     <w:rsid w:val="00FC693F"/>
     <w:rPr>
-      <w:rFonts w:asciiTheme="majorHAnsi" w:cstheme="majorBidi" w:eastAsiaTheme="majorEastAsia" w:hAnsiTheme="majorHAnsi"/>
+      <w:rFonts w:asciiTheme="majorHAnsi" w:cstheme="majorBidi" w:hAnsiTheme="majorHAnsi" w:eastAsia="黑体"/>
       <w:i/>
       <w:iCs/>
       <w:color w:themeColor="accent1" w:val="4F81BD"/>
@@ -3283,6 +3524,7 @@
       <w:spacing w:after="120"/>
     </w:pPr>
     <w:rPr>
+      <w:rFonts w:eastAsia="黑体"/>
       <w:sz w:val="16"/>
       <w:szCs w:val="16"/>
     </w:rPr>
@@ -3294,6 +3536,7 @@
     <w:uiPriority w:val="99"/>
     <w:rsid w:val="00AA1D8D"/>
     <w:rPr>
+      <w:rFonts w:eastAsia="黑体"/>
       <w:sz w:val="16"/>
       <w:szCs w:val="16"/>
     </w:rPr>
@@ -3463,7 +3706,7 @@
       </w:tabs>
     </w:pPr>
     <w:rPr>
-      <w:rFonts w:ascii="Courier" w:hAnsi="Courier"/>
+      <w:rFonts w:ascii="Courier" w:hAnsi="Courier" w:eastAsia="黑体"/>
       <w:sz w:val="20"/>
       <w:szCs w:val="20"/>
     </w:rPr>
@@ -3475,7 +3718,7 @@
     <w:uiPriority w:val="99"/>
     <w:rsid w:val="0029639D"/>
     <w:rPr>
-      <w:rFonts w:ascii="Courier" w:hAnsi="Courier"/>
+      <w:rFonts w:ascii="Courier" w:hAnsi="Courier" w:eastAsia="黑体"/>
       <w:sz w:val="20"/>
       <w:szCs w:val="20"/>
     </w:rPr>
@@ -3511,6 +3754,7 @@
     <w:uiPriority w:val="29"/>
     <w:rsid w:val="00FC693F"/>
     <w:rPr>
+      <w:rFonts w:eastAsia="黑体"/>
       <w:i/>
       <w:iCs/>
       <w:color w:themeColor="text1" w:val="000000"/>
@@ -3524,7 +3768,7 @@
     <w:semiHidden/>
     <w:rsid w:val="00FC693F"/>
     <w:rPr>
-      <w:rFonts w:asciiTheme="majorHAnsi" w:cstheme="majorBidi" w:eastAsiaTheme="majorEastAsia" w:hAnsiTheme="majorHAnsi"/>
+      <w:rFonts w:asciiTheme="majorHAnsi" w:cstheme="majorBidi" w:hAnsiTheme="majorHAnsi" w:eastAsia="黑体"/>
       <w:b/>
       <w:bCs/>
       <w:i/>
@@ -3540,7 +3784,7 @@
     <w:semiHidden/>
     <w:rsid w:val="00FC693F"/>
     <w:rPr>
-      <w:rFonts w:asciiTheme="majorHAnsi" w:cstheme="majorBidi" w:eastAsiaTheme="majorEastAsia" w:hAnsiTheme="majorHAnsi"/>
+      <w:rFonts w:asciiTheme="majorHAnsi" w:cstheme="majorBidi" w:hAnsiTheme="majorHAnsi" w:eastAsia="黑体"/>
       <w:color w:themeColor="accent1" w:themeShade="7F" w:val="243F60"/>
     </w:rPr>
   </w:style>
@@ -3552,7 +3796,7 @@
     <w:semiHidden/>
     <w:rsid w:val="00FC693F"/>
     <w:rPr>
-      <w:rFonts w:asciiTheme="majorHAnsi" w:cstheme="majorBidi" w:eastAsiaTheme="majorEastAsia" w:hAnsiTheme="majorHAnsi"/>
+      <w:rFonts w:asciiTheme="majorHAnsi" w:cstheme="majorBidi" w:hAnsiTheme="majorHAnsi" w:eastAsia="黑体"/>
       <w:i/>
       <w:iCs/>
       <w:color w:themeColor="accent1" w:themeShade="7F" w:val="243F60"/>
@@ -3566,7 +3810,7 @@
     <w:semiHidden/>
     <w:rsid w:val="00FC693F"/>
     <w:rPr>
-      <w:rFonts w:asciiTheme="majorHAnsi" w:cstheme="majorBidi" w:eastAsiaTheme="majorEastAsia" w:hAnsiTheme="majorHAnsi"/>
+      <w:rFonts w:asciiTheme="majorHAnsi" w:cstheme="majorBidi" w:hAnsiTheme="majorHAnsi" w:eastAsia="黑体"/>
       <w:i/>
       <w:iCs/>
       <w:color w:themeColor="text1" w:themeTint="BF" w:val="404040"/>
@@ -3580,7 +3824,7 @@
     <w:semiHidden/>
     <w:rsid w:val="00FC693F"/>
     <w:rPr>
-      <w:rFonts w:asciiTheme="majorHAnsi" w:cstheme="majorBidi" w:eastAsiaTheme="majorEastAsia" w:hAnsiTheme="majorHAnsi"/>
+      <w:rFonts w:asciiTheme="majorHAnsi" w:cstheme="majorBidi" w:hAnsiTheme="majorHAnsi" w:eastAsia="黑体"/>
       <w:color w:themeColor="accent1" w:val="4F81BD"/>
       <w:sz w:val="20"/>
       <w:szCs w:val="20"/>
@@ -3594,7 +3838,7 @@
     <w:semiHidden/>
     <w:rsid w:val="00FC693F"/>
     <w:rPr>
-      <w:rFonts w:asciiTheme="majorHAnsi" w:cstheme="majorBidi" w:eastAsiaTheme="majorEastAsia" w:hAnsiTheme="majorHAnsi"/>
+      <w:rFonts w:asciiTheme="majorHAnsi" w:cstheme="majorBidi" w:hAnsiTheme="majorHAnsi" w:eastAsia="黑体"/>
       <w:i/>
       <w:iCs/>
       <w:color w:themeColor="text1" w:themeTint="BF" w:val="404040"/>
@@ -3615,6 +3859,7 @@
       <w:spacing w:line="240" w:lineRule="auto"/>
     </w:pPr>
     <w:rPr>
+      <w:rFonts w:eastAsia="黑体"/>
       <w:b/>
       <w:bCs/>
       <w:color w:themeColor="accent1" w:val="4F81BD"/>
@@ -3629,6 +3874,7 @@
     <w:qFormat/>
     <w:rsid w:val="00FC693F"/>
     <w:rPr>
+      <w:rFonts w:eastAsia="黑体"/>
       <w:b/>
       <w:bCs/>
     </w:rPr>
@@ -3640,6 +3886,7 @@
     <w:qFormat/>
     <w:rsid w:val="00FC693F"/>
     <w:rPr>
+      <w:rFonts w:eastAsia="黑体"/>
       <w:i/>
       <w:iCs/>
     </w:rPr>
@@ -3660,6 +3907,7 @@
       <w:ind w:left="936" w:right="936"/>
     </w:pPr>
     <w:rPr>
+      <w:rFonts w:eastAsia="黑体"/>
       <w:b/>
       <w:bCs/>
       <w:i/>
@@ -3674,6 +3922,7 @@
     <w:uiPriority w:val="30"/>
     <w:rsid w:val="00FC693F"/>
     <w:rPr>
+      <w:rFonts w:eastAsia="黑体"/>
       <w:b/>
       <w:bCs/>
       <w:i/>
@@ -3688,6 +3937,7 @@
     <w:qFormat/>
     <w:rsid w:val="00FC693F"/>
     <w:rPr>
+      <w:rFonts w:eastAsia="黑体"/>
       <w:i/>
       <w:iCs/>
       <w:color w:themeColor="text1" w:themeTint="7F" w:val="808080"/>
@@ -3700,6 +3950,7 @@
     <w:qFormat/>
     <w:rsid w:val="00FC693F"/>
     <w:rPr>
+      <w:rFonts w:eastAsia="黑体"/>
       <w:b/>
       <w:bCs/>
       <w:i/>
@@ -3714,6 +3965,7 @@
     <w:qFormat/>
     <w:rsid w:val="00FC693F"/>
     <w:rPr>
+      <w:rFonts w:eastAsia="黑体"/>
       <w:smallCaps/>
       <w:color w:themeColor="accent2" w:val="C0504D"/>
       <w:u w:val="single"/>
@@ -3726,6 +3978,7 @@
     <w:qFormat/>
     <w:rsid w:val="00FC693F"/>
     <w:rPr>
+      <w:rFonts w:eastAsia="黑体"/>
       <w:b/>
       <w:bCs/>
       <w:smallCaps/>
@@ -3741,6 +3994,7 @@
     <w:qFormat/>
     <w:rsid w:val="00FC693F"/>
     <w:rPr>
+      <w:rFonts w:eastAsia="黑体"/>
       <w:b/>
       <w:bCs/>
       <w:smallCaps/>
@@ -3795,6 +4049,7 @@
       <w:spacing w:after="0" w:line="240" w:lineRule="auto"/>
     </w:pPr>
     <w:rPr>
+      <w:rFonts w:eastAsia="黑体"/>
       <w:color w:themeColor="text1" w:themeShade="BF" w:val="000000"/>
     </w:rPr>
     <w:tblPr>
@@ -3817,6 +4072,7 @@
         <w:spacing w:after="0" w:before="0" w:line="240" w:lineRule="auto"/>
       </w:pPr>
       <w:rPr>
+        <w:rFonts w:eastAsia="黑体"/>
         <w:b/>
         <w:bCs/>
       </w:rPr>
@@ -3837,6 +4093,7 @@
         <w:spacing w:after="0" w:before="0" w:line="240" w:lineRule="auto"/>
       </w:pPr>
       <w:rPr>
+        <w:rFonts w:eastAsia="黑体"/>
         <w:b/>
         <w:bCs/>
       </w:rPr>
@@ -3854,12 +4111,14 @@
     </w:tblStylePr>
     <w:tblStylePr w:type="firstCol">
       <w:rPr>
+        <w:rFonts w:eastAsia="黑体"/>
         <w:b/>
         <w:bCs/>
       </w:rPr>
     </w:tblStylePr>
     <w:tblStylePr w:type="lastCol">
       <w:rPr>
+        <w:rFonts w:eastAsia="黑体"/>
         <w:b/>
         <w:bCs/>
       </w:rPr>
@@ -3898,6 +4157,7 @@
       <w:spacing w:after="0" w:line="240" w:lineRule="auto"/>
     </w:pPr>
     <w:rPr>
+      <w:rFonts w:eastAsia="黑体"/>
       <w:color w:themeColor="accent1" w:themeShade="BF" w:val="365F91"/>
     </w:rPr>
     <w:tblPr>
@@ -3920,6 +4180,7 @@
         <w:spacing w:after="0" w:before="0" w:line="240" w:lineRule="auto"/>
       </w:pPr>
       <w:rPr>
+        <w:rFonts w:eastAsia="黑体"/>
         <w:b/>
         <w:bCs/>
       </w:rPr>
@@ -3940,6 +4201,7 @@
         <w:spacing w:after="0" w:before="0" w:line="240" w:lineRule="auto"/>
       </w:pPr>
       <w:rPr>
+        <w:rFonts w:eastAsia="黑体"/>
         <w:b/>
         <w:bCs/>
       </w:rPr>
@@ -3957,12 +4219,14 @@
     </w:tblStylePr>
     <w:tblStylePr w:type="firstCol">
       <w:rPr>
+        <w:rFonts w:eastAsia="黑体"/>
         <w:b/>
         <w:bCs/>
       </w:rPr>
     </w:tblStylePr>
     <w:tblStylePr w:type="lastCol">
       <w:rPr>
+        <w:rFonts w:eastAsia="黑体"/>
         <w:b/>
         <w:bCs/>
       </w:rPr>
@@ -4001,6 +4265,7 @@
       <w:spacing w:after="0" w:line="240" w:lineRule="auto"/>
     </w:pPr>
     <w:rPr>
+      <w:rFonts w:eastAsia="黑体"/>
       <w:color w:themeColor="accent2" w:themeShade="BF" w:val="943634"/>
     </w:rPr>
     <w:tblPr>
@@ -4023,6 +4288,7 @@
         <w:spacing w:after="0" w:before="0" w:line="240" w:lineRule="auto"/>
       </w:pPr>
       <w:rPr>
+        <w:rFonts w:eastAsia="黑体"/>
         <w:b/>
         <w:bCs/>
       </w:rPr>
@@ -4043,6 +4309,7 @@
         <w:spacing w:after="0" w:before="0" w:line="240" w:lineRule="auto"/>
       </w:pPr>
       <w:rPr>
+        <w:rFonts w:eastAsia="黑体"/>
         <w:b/>
         <w:bCs/>
       </w:rPr>
@@ -4060,12 +4327,14 @@
     </w:tblStylePr>
     <w:tblStylePr w:type="firstCol">
       <w:rPr>
+        <w:rFonts w:eastAsia="黑体"/>
         <w:b/>
         <w:bCs/>
       </w:rPr>
     </w:tblStylePr>
     <w:tblStylePr w:type="lastCol">
       <w:rPr>
+        <w:rFonts w:eastAsia="黑体"/>
         <w:b/>
         <w:bCs/>
       </w:rPr>
@@ -4104,6 +4373,7 @@
       <w:spacing w:after="0" w:line="240" w:lineRule="auto"/>
     </w:pPr>
     <w:rPr>
+      <w:rFonts w:eastAsia="黑体"/>
       <w:color w:themeColor="accent3" w:themeShade="BF" w:val="76923C"/>
     </w:rPr>
     <w:tblPr>
@@ -4126,6 +4396,7 @@
         <w:spacing w:after="0" w:before="0" w:line="240" w:lineRule="auto"/>
       </w:pPr>
       <w:rPr>
+        <w:rFonts w:eastAsia="黑体"/>
         <w:b/>
         <w:bCs/>
       </w:rPr>
@@ -4146,6 +4417,7 @@
         <w:spacing w:after="0" w:before="0" w:line="240" w:lineRule="auto"/>
       </w:pPr>
       <w:rPr>
+        <w:rFonts w:eastAsia="黑体"/>
         <w:b/>
         <w:bCs/>
       </w:rPr>
@@ -4163,12 +4435,14 @@
     </w:tblStylePr>
     <w:tblStylePr w:type="firstCol">
       <w:rPr>
+        <w:rFonts w:eastAsia="黑体"/>
         <w:b/>
         <w:bCs/>
       </w:rPr>
     </w:tblStylePr>
     <w:tblStylePr w:type="lastCol">
       <w:rPr>
+        <w:rFonts w:eastAsia="黑体"/>
         <w:b/>
         <w:bCs/>
       </w:rPr>
@@ -4207,6 +4481,7 @@
       <w:spacing w:after="0" w:line="240" w:lineRule="auto"/>
     </w:pPr>
     <w:rPr>
+      <w:rFonts w:eastAsia="黑体"/>
       <w:color w:themeColor="accent4" w:themeShade="BF" w:val="5F497A"/>
     </w:rPr>
     <w:tblPr>
@@ -4229,6 +4504,7 @@
         <w:spacing w:after="0" w:before="0" w:line="240" w:lineRule="auto"/>
       </w:pPr>
       <w:rPr>
+        <w:rFonts w:eastAsia="黑体"/>
         <w:b/>
         <w:bCs/>
       </w:rPr>
@@ -4249,6 +4525,7 @@
         <w:spacing w:after="0" w:before="0" w:line="240" w:lineRule="auto"/>
       </w:pPr>
       <w:rPr>
+        <w:rFonts w:eastAsia="黑体"/>
         <w:b/>
         <w:bCs/>
       </w:rPr>
@@ -4266,12 +4543,14 @@
     </w:tblStylePr>
     <w:tblStylePr w:type="firstCol">
       <w:rPr>
+        <w:rFonts w:eastAsia="黑体"/>
         <w:b/>
         <w:bCs/>
       </w:rPr>
     </w:tblStylePr>
     <w:tblStylePr w:type="lastCol">
       <w:rPr>
+        <w:rFonts w:eastAsia="黑体"/>
         <w:b/>
         <w:bCs/>
       </w:rPr>
@@ -4310,6 +4589,7 @@
       <w:spacing w:after="0" w:line="240" w:lineRule="auto"/>
     </w:pPr>
     <w:rPr>
+      <w:rFonts w:eastAsia="黑体"/>
       <w:color w:themeColor="accent5" w:themeShade="BF" w:val="31849B"/>
     </w:rPr>
     <w:tblPr>
@@ -4332,6 +4612,7 @@
         <w:spacing w:after="0" w:before="0" w:line="240" w:lineRule="auto"/>
       </w:pPr>
       <w:rPr>
+        <w:rFonts w:eastAsia="黑体"/>
         <w:b/>
         <w:bCs/>
       </w:rPr>
@@ -4352,6 +4633,7 @@
         <w:spacing w:after="0" w:before="0" w:line="240" w:lineRule="auto"/>
       </w:pPr>
       <w:rPr>
+        <w:rFonts w:eastAsia="黑体"/>
         <w:b/>
         <w:bCs/>
       </w:rPr>
@@ -4369,12 +4651,14 @@
     </w:tblStylePr>
     <w:tblStylePr w:type="firstCol">
       <w:rPr>
+        <w:rFonts w:eastAsia="黑体"/>
         <w:b/>
         <w:bCs/>
       </w:rPr>
     </w:tblStylePr>
     <w:tblStylePr w:type="lastCol">
       <w:rPr>
+        <w:rFonts w:eastAsia="黑体"/>
         <w:b/>
         <w:bCs/>
       </w:rPr>
@@ -4413,6 +4697,7 @@
       <w:spacing w:after="0" w:line="240" w:lineRule="auto"/>
     </w:pPr>
     <w:rPr>
+      <w:rFonts w:eastAsia="黑体"/>
       <w:color w:themeColor="accent6" w:themeShade="BF" w:val="E36C0A"/>
     </w:rPr>
     <w:tblPr>
@@ -4435,6 +4720,7 @@
         <w:spacing w:after="0" w:before="0" w:line="240" w:lineRule="auto"/>
       </w:pPr>
       <w:rPr>
+        <w:rFonts w:eastAsia="黑体"/>
         <w:b/>
         <w:bCs/>
       </w:rPr>
@@ -4455,6 +4741,7 @@
         <w:spacing w:after="0" w:before="0" w:line="240" w:lineRule="auto"/>
       </w:pPr>
       <w:rPr>
+        <w:rFonts w:eastAsia="黑体"/>
         <w:b/>
         <w:bCs/>
       </w:rPr>
@@ -4472,12 +4759,14 @@
     </w:tblStylePr>
     <w:tblStylePr w:type="firstCol">
       <w:rPr>
+        <w:rFonts w:eastAsia="黑体"/>
         <w:b/>
         <w:bCs/>
       </w:rPr>
     </w:tblStylePr>
     <w:tblStylePr w:type="lastCol">
       <w:rPr>
+        <w:rFonts w:eastAsia="黑体"/>
         <w:b/>
         <w:bCs/>
       </w:rPr>
@@ -4537,6 +4826,7 @@
         <w:spacing w:after="0" w:before="0" w:line="240" w:lineRule="auto"/>
       </w:pPr>
       <w:rPr>
+        <w:rFonts w:eastAsia="黑体"/>
         <w:b/>
         <w:bCs/>
         <w:color w:themeColor="background1" w:val="FFFFFF"/>
@@ -4551,6 +4841,7 @@
         <w:spacing w:after="0" w:before="0" w:line="240" w:lineRule="auto"/>
       </w:pPr>
       <w:rPr>
+        <w:rFonts w:eastAsia="黑体"/>
         <w:b/>
         <w:bCs/>
       </w:rPr>
@@ -4566,12 +4857,14 @@
     </w:tblStylePr>
     <w:tblStylePr w:type="firstCol">
       <w:rPr>
+        <w:rFonts w:eastAsia="黑体"/>
         <w:b/>
         <w:bCs/>
       </w:rPr>
     </w:tblStylePr>
     <w:tblStylePr w:type="lastCol">
       <w:rPr>
+        <w:rFonts w:eastAsia="黑体"/>
         <w:b/>
         <w:bCs/>
       </w:rPr>
@@ -4629,6 +4922,7 @@
         <w:spacing w:after="0" w:before="0" w:line="240" w:lineRule="auto"/>
       </w:pPr>
       <w:rPr>
+        <w:rFonts w:eastAsia="黑体"/>
         <w:b/>
         <w:bCs/>
         <w:color w:themeColor="background1" w:val="FFFFFF"/>
@@ -4643,6 +4937,7 @@
         <w:spacing w:after="0" w:before="0" w:line="240" w:lineRule="auto"/>
       </w:pPr>
       <w:rPr>
+        <w:rFonts w:eastAsia="黑体"/>
         <w:b/>
         <w:bCs/>
       </w:rPr>
@@ -4658,12 +4953,14 @@
     </w:tblStylePr>
     <w:tblStylePr w:type="firstCol">
       <w:rPr>
+        <w:rFonts w:eastAsia="黑体"/>
         <w:b/>
         <w:bCs/>
       </w:rPr>
     </w:tblStylePr>
     <w:tblStylePr w:type="lastCol">
       <w:rPr>
+        <w:rFonts w:eastAsia="黑体"/>
         <w:b/>
         <w:bCs/>
       </w:rPr>
@@ -4721,6 +5018,7 @@
         <w:spacing w:after="0" w:before="0" w:line="240" w:lineRule="auto"/>
       </w:pPr>
       <w:rPr>
+        <w:rFonts w:eastAsia="黑体"/>
         <w:b/>
         <w:bCs/>
         <w:color w:themeColor="background1" w:val="FFFFFF"/>
@@ -4735,6 +5033,7 @@
         <w:spacing w:after="0" w:before="0" w:line="240" w:lineRule="auto"/>
       </w:pPr>
       <w:rPr>
+        <w:rFonts w:eastAsia="黑体"/>
         <w:b/>
         <w:bCs/>
       </w:rPr>
@@ -4750,12 +5049,14 @@
     </w:tblStylePr>
     <w:tblStylePr w:type="firstCol">
       <w:rPr>
+        <w:rFonts w:eastAsia="黑体"/>
         <w:b/>
         <w:bCs/>
       </w:rPr>
     </w:tblStylePr>
     <w:tblStylePr w:type="lastCol">
       <w:rPr>
+        <w:rFonts w:eastAsia="黑体"/>
         <w:b/>
         <w:bCs/>
       </w:rPr>
@@ -4813,6 +5114,7 @@
         <w:spacing w:after="0" w:before="0" w:line="240" w:lineRule="auto"/>
       </w:pPr>
       <w:rPr>
+        <w:rFonts w:eastAsia="黑体"/>
         <w:b/>
         <w:bCs/>
         <w:color w:themeColor="background1" w:val="FFFFFF"/>
@@ -4827,6 +5129,7 @@
         <w:spacing w:after="0" w:before="0" w:line="240" w:lineRule="auto"/>
       </w:pPr>
       <w:rPr>
+        <w:rFonts w:eastAsia="黑体"/>
         <w:b/>
         <w:bCs/>
       </w:rPr>
@@ -4842,12 +5145,14 @@
     </w:tblStylePr>
     <w:tblStylePr w:type="firstCol">
       <w:rPr>
+        <w:rFonts w:eastAsia="黑体"/>
         <w:b/>
         <w:bCs/>
       </w:rPr>
     </w:tblStylePr>
     <w:tblStylePr w:type="lastCol">
       <w:rPr>
+        <w:rFonts w:eastAsia="黑体"/>
         <w:b/>
         <w:bCs/>
       </w:rPr>
@@ -4905,6 +5210,7 @@
         <w:spacing w:after="0" w:before="0" w:line="240" w:lineRule="auto"/>
       </w:pPr>
       <w:rPr>
+        <w:rFonts w:eastAsia="黑体"/>
         <w:b/>
         <w:bCs/>
         <w:color w:themeColor="background1" w:val="FFFFFF"/>
@@ -4919,6 +5225,7 @@
         <w:spacing w:after="0" w:before="0" w:line="240" w:lineRule="auto"/>
       </w:pPr>
       <w:rPr>
+        <w:rFonts w:eastAsia="黑体"/>
         <w:b/>
         <w:bCs/>
       </w:rPr>
@@ -4934,12 +5241,14 @@
     </w:tblStylePr>
     <w:tblStylePr w:type="firstCol">
       <w:rPr>
+        <w:rFonts w:eastAsia="黑体"/>
         <w:b/>
         <w:bCs/>
       </w:rPr>
     </w:tblStylePr>
     <w:tblStylePr w:type="lastCol">
       <w:rPr>
+        <w:rFonts w:eastAsia="黑体"/>
         <w:b/>
         <w:bCs/>
       </w:rPr>
@@ -4997,6 +5306,7 @@
         <w:spacing w:after="0" w:before="0" w:line="240" w:lineRule="auto"/>
       </w:pPr>
       <w:rPr>
+        <w:rFonts w:eastAsia="黑体"/>
         <w:b/>
         <w:bCs/>
         <w:color w:themeColor="background1" w:val="FFFFFF"/>
@@ -5011,6 +5321,7 @@
         <w:spacing w:after="0" w:before="0" w:line="240" w:lineRule="auto"/>
       </w:pPr>
       <w:rPr>
+        <w:rFonts w:eastAsia="黑体"/>
         <w:b/>
         <w:bCs/>
       </w:rPr>
@@ -5026,12 +5337,14 @@
     </w:tblStylePr>
     <w:tblStylePr w:type="firstCol">
       <w:rPr>
+        <w:rFonts w:eastAsia="黑体"/>
         <w:b/>
         <w:bCs/>
       </w:rPr>
     </w:tblStylePr>
     <w:tblStylePr w:type="lastCol">
       <w:rPr>
+        <w:rFonts w:eastAsia="黑体"/>
         <w:b/>
         <w:bCs/>
       </w:rPr>
@@ -5089,6 +5402,7 @@
         <w:spacing w:after="0" w:before="0" w:line="240" w:lineRule="auto"/>
       </w:pPr>
       <w:rPr>
+        <w:rFonts w:eastAsia="黑体"/>
         <w:b/>
         <w:bCs/>
         <w:color w:themeColor="background1" w:val="FFFFFF"/>
@@ -5103,6 +5417,7 @@
         <w:spacing w:after="0" w:before="0" w:line="240" w:lineRule="auto"/>
       </w:pPr>
       <w:rPr>
+        <w:rFonts w:eastAsia="黑体"/>
         <w:b/>
         <w:bCs/>
       </w:rPr>
@@ -5118,12 +5433,14 @@
     </w:tblStylePr>
     <w:tblStylePr w:type="firstCol">
       <w:rPr>
+        <w:rFonts w:eastAsia="黑体"/>
         <w:b/>
         <w:bCs/>
       </w:rPr>
     </w:tblStylePr>
     <w:tblStylePr w:type="lastCol">
       <w:rPr>
+        <w:rFonts w:eastAsia="黑体"/>
         <w:b/>
         <w:bCs/>
       </w:rPr>
@@ -5183,7 +5500,7 @@
         <w:spacing w:after="0" w:before="0" w:line="240" w:lineRule="auto"/>
       </w:pPr>
       <w:rPr>
-        <w:rFonts w:asciiTheme="majorHAnsi" w:cstheme="majorBidi" w:eastAsiaTheme="majorEastAsia" w:hAnsiTheme="majorHAnsi"/>
+        <w:rFonts w:asciiTheme="majorHAnsi" w:cstheme="majorBidi" w:hAnsiTheme="majorHAnsi" w:eastAsia="黑体"/>
         <w:b/>
         <w:bCs/>
       </w:rPr>
@@ -5204,7 +5521,7 @@
         <w:spacing w:after="0" w:before="0" w:line="240" w:lineRule="auto"/>
       </w:pPr>
       <w:rPr>
-        <w:rFonts w:asciiTheme="majorHAnsi" w:cstheme="majorBidi" w:eastAsiaTheme="majorEastAsia" w:hAnsiTheme="majorHAnsi"/>
+        <w:rFonts w:asciiTheme="majorHAnsi" w:cstheme="majorBidi" w:hAnsiTheme="majorHAnsi" w:eastAsia="黑体"/>
         <w:b/>
         <w:bCs/>
       </w:rPr>
@@ -5222,14 +5539,14 @@
     </w:tblStylePr>
     <w:tblStylePr w:type="firstCol">
       <w:rPr>
-        <w:rFonts w:asciiTheme="majorHAnsi" w:cstheme="majorBidi" w:eastAsiaTheme="majorEastAsia" w:hAnsiTheme="majorHAnsi"/>
+        <w:rFonts w:asciiTheme="majorHAnsi" w:cstheme="majorBidi" w:hAnsiTheme="majorHAnsi" w:eastAsia="黑体"/>
         <w:b/>
         <w:bCs/>
       </w:rPr>
     </w:tblStylePr>
     <w:tblStylePr w:type="lastCol">
       <w:rPr>
-        <w:rFonts w:asciiTheme="majorHAnsi" w:cstheme="majorBidi" w:eastAsiaTheme="majorEastAsia" w:hAnsiTheme="majorHAnsi"/>
+        <w:rFonts w:asciiTheme="majorHAnsi" w:cstheme="majorBidi" w:hAnsiTheme="majorHAnsi" w:eastAsia="黑体"/>
         <w:b/>
         <w:bCs/>
       </w:rPr>
@@ -5313,7 +5630,7 @@
         <w:spacing w:after="0" w:before="0" w:line="240" w:lineRule="auto"/>
       </w:pPr>
       <w:rPr>
-        <w:rFonts w:asciiTheme="majorHAnsi" w:cstheme="majorBidi" w:eastAsiaTheme="majorEastAsia" w:hAnsiTheme="majorHAnsi"/>
+        <w:rFonts w:asciiTheme="majorHAnsi" w:cstheme="majorBidi" w:hAnsiTheme="majorHAnsi" w:eastAsia="黑体"/>
         <w:b/>
         <w:bCs/>
       </w:rPr>
@@ -5334,7 +5651,7 @@
         <w:spacing w:after="0" w:before="0" w:line="240" w:lineRule="auto"/>
       </w:pPr>
       <w:rPr>
-        <w:rFonts w:asciiTheme="majorHAnsi" w:cstheme="majorBidi" w:eastAsiaTheme="majorEastAsia" w:hAnsiTheme="majorHAnsi"/>
+        <w:rFonts w:asciiTheme="majorHAnsi" w:cstheme="majorBidi" w:hAnsiTheme="majorHAnsi" w:eastAsia="黑体"/>
         <w:b/>
         <w:bCs/>
       </w:rPr>
@@ -5352,14 +5669,14 @@
     </w:tblStylePr>
     <w:tblStylePr w:type="firstCol">
       <w:rPr>
-        <w:rFonts w:asciiTheme="majorHAnsi" w:cstheme="majorBidi" w:eastAsiaTheme="majorEastAsia" w:hAnsiTheme="majorHAnsi"/>
+        <w:rFonts w:asciiTheme="majorHAnsi" w:cstheme="majorBidi" w:hAnsiTheme="majorHAnsi" w:eastAsia="黑体"/>
         <w:b/>
         <w:bCs/>
       </w:rPr>
     </w:tblStylePr>
     <w:tblStylePr w:type="lastCol">
       <w:rPr>
-        <w:rFonts w:asciiTheme="majorHAnsi" w:cstheme="majorBidi" w:eastAsiaTheme="majorEastAsia" w:hAnsiTheme="majorHAnsi"/>
+        <w:rFonts w:asciiTheme="majorHAnsi" w:cstheme="majorBidi" w:hAnsiTheme="majorHAnsi" w:eastAsia="黑体"/>
         <w:b/>
         <w:bCs/>
       </w:rPr>
@@ -5443,7 +5760,7 @@
         <w:spacing w:after="0" w:before="0" w:line="240" w:lineRule="auto"/>
       </w:pPr>
       <w:rPr>
-        <w:rFonts w:asciiTheme="majorHAnsi" w:cstheme="majorBidi" w:eastAsiaTheme="majorEastAsia" w:hAnsiTheme="majorHAnsi"/>
+        <w:rFonts w:asciiTheme="majorHAnsi" w:cstheme="majorBidi" w:hAnsiTheme="majorHAnsi" w:eastAsia="黑体"/>
         <w:b/>
         <w:bCs/>
       </w:rPr>
@@ -5464,7 +5781,7 @@
         <w:spacing w:after="0" w:before="0" w:line="240" w:lineRule="auto"/>
       </w:pPr>
       <w:rPr>
-        <w:rFonts w:asciiTheme="majorHAnsi" w:cstheme="majorBidi" w:eastAsiaTheme="majorEastAsia" w:hAnsiTheme="majorHAnsi"/>
+        <w:rFonts w:asciiTheme="majorHAnsi" w:cstheme="majorBidi" w:hAnsiTheme="majorHAnsi" w:eastAsia="黑体"/>
         <w:b/>
         <w:bCs/>
       </w:rPr>
@@ -5482,14 +5799,14 @@
     </w:tblStylePr>
     <w:tblStylePr w:type="firstCol">
       <w:rPr>
-        <w:rFonts w:asciiTheme="majorHAnsi" w:cstheme="majorBidi" w:eastAsiaTheme="majorEastAsia" w:hAnsiTheme="majorHAnsi"/>
+        <w:rFonts w:asciiTheme="majorHAnsi" w:cstheme="majorBidi" w:hAnsiTheme="majorHAnsi" w:eastAsia="黑体"/>
         <w:b/>
         <w:bCs/>
       </w:rPr>
     </w:tblStylePr>
     <w:tblStylePr w:type="lastCol">
       <w:rPr>
-        <w:rFonts w:asciiTheme="majorHAnsi" w:cstheme="majorBidi" w:eastAsiaTheme="majorEastAsia" w:hAnsiTheme="majorHAnsi"/>
+        <w:rFonts w:asciiTheme="majorHAnsi" w:cstheme="majorBidi" w:hAnsiTheme="majorHAnsi" w:eastAsia="黑体"/>
         <w:b/>
         <w:bCs/>
       </w:rPr>
@@ -5573,7 +5890,7 @@
         <w:spacing w:after="0" w:before="0" w:line="240" w:lineRule="auto"/>
       </w:pPr>
       <w:rPr>
-        <w:rFonts w:asciiTheme="majorHAnsi" w:cstheme="majorBidi" w:eastAsiaTheme="majorEastAsia" w:hAnsiTheme="majorHAnsi"/>
+        <w:rFonts w:asciiTheme="majorHAnsi" w:cstheme="majorBidi" w:hAnsiTheme="majorHAnsi" w:eastAsia="黑体"/>
         <w:b/>
         <w:bCs/>
       </w:rPr>
@@ -5594,7 +5911,7 @@
         <w:spacing w:after="0" w:before="0" w:line="240" w:lineRule="auto"/>
       </w:pPr>
       <w:rPr>
-        <w:rFonts w:asciiTheme="majorHAnsi" w:cstheme="majorBidi" w:eastAsiaTheme="majorEastAsia" w:hAnsiTheme="majorHAnsi"/>
+        <w:rFonts w:asciiTheme="majorHAnsi" w:cstheme="majorBidi" w:hAnsiTheme="majorHAnsi" w:eastAsia="黑体"/>
         <w:b/>
         <w:bCs/>
       </w:rPr>
@@ -5612,14 +5929,14 @@
     </w:tblStylePr>
     <w:tblStylePr w:type="firstCol">
       <w:rPr>
-        <w:rFonts w:asciiTheme="majorHAnsi" w:cstheme="majorBidi" w:eastAsiaTheme="majorEastAsia" w:hAnsiTheme="majorHAnsi"/>
+        <w:rFonts w:asciiTheme="majorHAnsi" w:cstheme="majorBidi" w:hAnsiTheme="majorHAnsi" w:eastAsia="黑体"/>
         <w:b/>
         <w:bCs/>
       </w:rPr>
     </w:tblStylePr>
     <w:tblStylePr w:type="lastCol">
       <w:rPr>
-        <w:rFonts w:asciiTheme="majorHAnsi" w:cstheme="majorBidi" w:eastAsiaTheme="majorEastAsia" w:hAnsiTheme="majorHAnsi"/>
+        <w:rFonts w:asciiTheme="majorHAnsi" w:cstheme="majorBidi" w:hAnsiTheme="majorHAnsi" w:eastAsia="黑体"/>
         <w:b/>
         <w:bCs/>
       </w:rPr>
@@ -5703,7 +6020,7 @@
         <w:spacing w:after="0" w:before="0" w:line="240" w:lineRule="auto"/>
       </w:pPr>
       <w:rPr>
-        <w:rFonts w:asciiTheme="majorHAnsi" w:cstheme="majorBidi" w:eastAsiaTheme="majorEastAsia" w:hAnsiTheme="majorHAnsi"/>
+        <w:rFonts w:asciiTheme="majorHAnsi" w:cstheme="majorBidi" w:hAnsiTheme="majorHAnsi" w:eastAsia="黑体"/>
         <w:b/>
         <w:bCs/>
       </w:rPr>
@@ -5724,7 +6041,7 @@
         <w:spacing w:after="0" w:before="0" w:line="240" w:lineRule="auto"/>
       </w:pPr>
       <w:rPr>
-        <w:rFonts w:asciiTheme="majorHAnsi" w:cstheme="majorBidi" w:eastAsiaTheme="majorEastAsia" w:hAnsiTheme="majorHAnsi"/>
+        <w:rFonts w:asciiTheme="majorHAnsi" w:cstheme="majorBidi" w:hAnsiTheme="majorHAnsi" w:eastAsia="黑体"/>
         <w:b/>
         <w:bCs/>
       </w:rPr>
@@ -5742,14 +6059,14 @@
     </w:tblStylePr>
     <w:tblStylePr w:type="firstCol">
       <w:rPr>
-        <w:rFonts w:asciiTheme="majorHAnsi" w:cstheme="majorBidi" w:eastAsiaTheme="majorEastAsia" w:hAnsiTheme="majorHAnsi"/>
+        <w:rFonts w:asciiTheme="majorHAnsi" w:cstheme="majorBidi" w:hAnsiTheme="majorHAnsi" w:eastAsia="黑体"/>
         <w:b/>
         <w:bCs/>
       </w:rPr>
     </w:tblStylePr>
     <w:tblStylePr w:type="lastCol">
       <w:rPr>
-        <w:rFonts w:asciiTheme="majorHAnsi" w:cstheme="majorBidi" w:eastAsiaTheme="majorEastAsia" w:hAnsiTheme="majorHAnsi"/>
+        <w:rFonts w:asciiTheme="majorHAnsi" w:cstheme="majorBidi" w:hAnsiTheme="majorHAnsi" w:eastAsia="黑体"/>
         <w:b/>
         <w:bCs/>
       </w:rPr>
@@ -5833,7 +6150,7 @@
         <w:spacing w:after="0" w:before="0" w:line="240" w:lineRule="auto"/>
       </w:pPr>
       <w:rPr>
-        <w:rFonts w:asciiTheme="majorHAnsi" w:cstheme="majorBidi" w:eastAsiaTheme="majorEastAsia" w:hAnsiTheme="majorHAnsi"/>
+        <w:rFonts w:asciiTheme="majorHAnsi" w:cstheme="majorBidi" w:hAnsiTheme="majorHAnsi" w:eastAsia="黑体"/>
         <w:b/>
         <w:bCs/>
       </w:rPr>
@@ -5854,7 +6171,7 @@
         <w:spacing w:after="0" w:before="0" w:line="240" w:lineRule="auto"/>
       </w:pPr>
       <w:rPr>
-        <w:rFonts w:asciiTheme="majorHAnsi" w:cstheme="majorBidi" w:eastAsiaTheme="majorEastAsia" w:hAnsiTheme="majorHAnsi"/>
+        <w:rFonts w:asciiTheme="majorHAnsi" w:cstheme="majorBidi" w:hAnsiTheme="majorHAnsi" w:eastAsia="黑体"/>
         <w:b/>
         <w:bCs/>
       </w:rPr>
@@ -5872,14 +6189,14 @@
     </w:tblStylePr>
     <w:tblStylePr w:type="firstCol">
       <w:rPr>
-        <w:rFonts w:asciiTheme="majorHAnsi" w:cstheme="majorBidi" w:eastAsiaTheme="majorEastAsia" w:hAnsiTheme="majorHAnsi"/>
+        <w:rFonts w:asciiTheme="majorHAnsi" w:cstheme="majorBidi" w:hAnsiTheme="majorHAnsi" w:eastAsia="黑体"/>
         <w:b/>
         <w:bCs/>
       </w:rPr>
     </w:tblStylePr>
     <w:tblStylePr w:type="lastCol">
       <w:rPr>
-        <w:rFonts w:asciiTheme="majorHAnsi" w:cstheme="majorBidi" w:eastAsiaTheme="majorEastAsia" w:hAnsiTheme="majorHAnsi"/>
+        <w:rFonts w:asciiTheme="majorHAnsi" w:cstheme="majorBidi" w:hAnsiTheme="majorHAnsi" w:eastAsia="黑体"/>
         <w:b/>
         <w:bCs/>
       </w:rPr>
@@ -5963,7 +6280,7 @@
         <w:spacing w:after="0" w:before="0" w:line="240" w:lineRule="auto"/>
       </w:pPr>
       <w:rPr>
-        <w:rFonts w:asciiTheme="majorHAnsi" w:cstheme="majorBidi" w:eastAsiaTheme="majorEastAsia" w:hAnsiTheme="majorHAnsi"/>
+        <w:rFonts w:asciiTheme="majorHAnsi" w:cstheme="majorBidi" w:hAnsiTheme="majorHAnsi" w:eastAsia="黑体"/>
         <w:b/>
         <w:bCs/>
       </w:rPr>
@@ -5984,7 +6301,7 @@
         <w:spacing w:after="0" w:before="0" w:line="240" w:lineRule="auto"/>
       </w:pPr>
       <w:rPr>
-        <w:rFonts w:asciiTheme="majorHAnsi" w:cstheme="majorBidi" w:eastAsiaTheme="majorEastAsia" w:hAnsiTheme="majorHAnsi"/>
+        <w:rFonts w:asciiTheme="majorHAnsi" w:cstheme="majorBidi" w:hAnsiTheme="majorHAnsi" w:eastAsia="黑体"/>
         <w:b/>
         <w:bCs/>
       </w:rPr>
@@ -6002,14 +6319,14 @@
     </w:tblStylePr>
     <w:tblStylePr w:type="firstCol">
       <w:rPr>
-        <w:rFonts w:asciiTheme="majorHAnsi" w:cstheme="majorBidi" w:eastAsiaTheme="majorEastAsia" w:hAnsiTheme="majorHAnsi"/>
+        <w:rFonts w:asciiTheme="majorHAnsi" w:cstheme="majorBidi" w:hAnsiTheme="majorHAnsi" w:eastAsia="黑体"/>
         <w:b/>
         <w:bCs/>
       </w:rPr>
     </w:tblStylePr>
     <w:tblStylePr w:type="lastCol">
       <w:rPr>
-        <w:rFonts w:asciiTheme="majorHAnsi" w:cstheme="majorBidi" w:eastAsiaTheme="majorEastAsia" w:hAnsiTheme="majorHAnsi"/>
+        <w:rFonts w:asciiTheme="majorHAnsi" w:cstheme="majorBidi" w:hAnsiTheme="majorHAnsi" w:eastAsia="黑体"/>
         <w:b/>
         <w:bCs/>
       </w:rPr>
@@ -6092,6 +6409,7 @@
         <w:spacing w:after="0" w:before="0" w:line="240" w:lineRule="auto"/>
       </w:pPr>
       <w:rPr>
+        <w:rFonts w:eastAsia="黑体"/>
         <w:b/>
         <w:bCs/>
         <w:color w:themeColor="background1" w:val="FFFFFF"/>
@@ -6114,6 +6432,7 @@
         <w:spacing w:after="0" w:before="0" w:line="240" w:lineRule="auto"/>
       </w:pPr>
       <w:rPr>
+        <w:rFonts w:eastAsia="黑体"/>
         <w:b/>
         <w:bCs/>
       </w:rPr>
@@ -6131,12 +6450,14 @@
     </w:tblStylePr>
     <w:tblStylePr w:type="firstCol">
       <w:rPr>
+        <w:rFonts w:eastAsia="黑体"/>
         <w:b/>
         <w:bCs/>
       </w:rPr>
     </w:tblStylePr>
     <w:tblStylePr w:type="lastCol">
       <w:rPr>
+        <w:rFonts w:eastAsia="黑体"/>
         <w:b/>
         <w:bCs/>
       </w:rPr>
@@ -6198,6 +6519,7 @@
         <w:spacing w:after="0" w:before="0" w:line="240" w:lineRule="auto"/>
       </w:pPr>
       <w:rPr>
+        <w:rFonts w:eastAsia="黑体"/>
         <w:b/>
         <w:bCs/>
         <w:color w:themeColor="background1" w:val="FFFFFF"/>
@@ -6220,6 +6542,7 @@
         <w:spacing w:after="0" w:before="0" w:line="240" w:lineRule="auto"/>
       </w:pPr>
       <w:rPr>
+        <w:rFonts w:eastAsia="黑体"/>
         <w:b/>
         <w:bCs/>
       </w:rPr>
@@ -6237,12 +6560,14 @@
     </w:tblStylePr>
     <w:tblStylePr w:type="firstCol">
       <w:rPr>
+        <w:rFonts w:eastAsia="黑体"/>
         <w:b/>
         <w:bCs/>
       </w:rPr>
     </w:tblStylePr>
     <w:tblStylePr w:type="lastCol">
       <w:rPr>
+        <w:rFonts w:eastAsia="黑体"/>
         <w:b/>
         <w:bCs/>
       </w:rPr>
@@ -6304,6 +6629,7 @@
         <w:spacing w:after="0" w:before="0" w:line="240" w:lineRule="auto"/>
       </w:pPr>
       <w:rPr>
+        <w:rFonts w:eastAsia="黑体"/>
         <w:b/>
         <w:bCs/>
         <w:color w:themeColor="background1" w:val="FFFFFF"/>
@@ -6326,6 +6652,7 @@
         <w:spacing w:after="0" w:before="0" w:line="240" w:lineRule="auto"/>
       </w:pPr>
       <w:rPr>
+        <w:rFonts w:eastAsia="黑体"/>
         <w:b/>
         <w:bCs/>
       </w:rPr>
@@ -6343,12 +6670,14 @@
     </w:tblStylePr>
     <w:tblStylePr w:type="firstCol">
       <w:rPr>
+        <w:rFonts w:eastAsia="黑体"/>
         <w:b/>
         <w:bCs/>
       </w:rPr>
     </w:tblStylePr>
     <w:tblStylePr w:type="lastCol">
       <w:rPr>
+        <w:rFonts w:eastAsia="黑体"/>
         <w:b/>
         <w:bCs/>
       </w:rPr>
@@ -6410,6 +6739,7 @@
         <w:spacing w:after="0" w:before="0" w:line="240" w:lineRule="auto"/>
       </w:pPr>
       <w:rPr>
+        <w:rFonts w:eastAsia="黑体"/>
         <w:b/>
         <w:bCs/>
         <w:color w:themeColor="background1" w:val="FFFFFF"/>
@@ -6432,6 +6762,7 @@
         <w:spacing w:after="0" w:before="0" w:line="240" w:lineRule="auto"/>
       </w:pPr>
       <w:rPr>
+        <w:rFonts w:eastAsia="黑体"/>
         <w:b/>
         <w:bCs/>
       </w:rPr>
@@ -6449,12 +6780,14 @@
     </w:tblStylePr>
     <w:tblStylePr w:type="firstCol">
       <w:rPr>
+        <w:rFonts w:eastAsia="黑体"/>
         <w:b/>
         <w:bCs/>
       </w:rPr>
     </w:tblStylePr>
     <w:tblStylePr w:type="lastCol">
       <w:rPr>
+        <w:rFonts w:eastAsia="黑体"/>
         <w:b/>
         <w:bCs/>
       </w:rPr>
@@ -6516,6 +6849,7 @@
         <w:spacing w:after="0" w:before="0" w:line="240" w:lineRule="auto"/>
       </w:pPr>
       <w:rPr>
+        <w:rFonts w:eastAsia="黑体"/>
         <w:b/>
         <w:bCs/>
         <w:color w:themeColor="background1" w:val="FFFFFF"/>
@@ -6538,6 +6872,7 @@
         <w:spacing w:after="0" w:before="0" w:line="240" w:lineRule="auto"/>
       </w:pPr>
       <w:rPr>
+        <w:rFonts w:eastAsia="黑体"/>
         <w:b/>
         <w:bCs/>
       </w:rPr>
@@ -6555,12 +6890,14 @@
     </w:tblStylePr>
     <w:tblStylePr w:type="firstCol">
       <w:rPr>
+        <w:rFonts w:eastAsia="黑体"/>
         <w:b/>
         <w:bCs/>
       </w:rPr>
     </w:tblStylePr>
     <w:tblStylePr w:type="lastCol">
       <w:rPr>
+        <w:rFonts w:eastAsia="黑体"/>
         <w:b/>
         <w:bCs/>
       </w:rPr>
@@ -6622,6 +6959,7 @@
         <w:spacing w:after="0" w:before="0" w:line="240" w:lineRule="auto"/>
       </w:pPr>
       <w:rPr>
+        <w:rFonts w:eastAsia="黑体"/>
         <w:b/>
         <w:bCs/>
         <w:color w:themeColor="background1" w:val="FFFFFF"/>
@@ -6644,6 +6982,7 @@
         <w:spacing w:after="0" w:before="0" w:line="240" w:lineRule="auto"/>
       </w:pPr>
       <w:rPr>
+        <w:rFonts w:eastAsia="黑体"/>
         <w:b/>
         <w:bCs/>
       </w:rPr>
@@ -6661,12 +7000,14 @@
     </w:tblStylePr>
     <w:tblStylePr w:type="firstCol">
       <w:rPr>
+        <w:rFonts w:eastAsia="黑体"/>
         <w:b/>
         <w:bCs/>
       </w:rPr>
     </w:tblStylePr>
     <w:tblStylePr w:type="lastCol">
       <w:rPr>
+        <w:rFonts w:eastAsia="黑体"/>
         <w:b/>
         <w:bCs/>
       </w:rPr>
@@ -6728,6 +7069,7 @@
         <w:spacing w:after="0" w:before="0" w:line="240" w:lineRule="auto"/>
       </w:pPr>
       <w:rPr>
+        <w:rFonts w:eastAsia="黑体"/>
         <w:b/>
         <w:bCs/>
         <w:color w:themeColor="background1" w:val="FFFFFF"/>
@@ -6750,6 +7092,7 @@
         <w:spacing w:after="0" w:before="0" w:line="240" w:lineRule="auto"/>
       </w:pPr>
       <w:rPr>
+        <w:rFonts w:eastAsia="黑体"/>
         <w:b/>
         <w:bCs/>
       </w:rPr>
@@ -6767,12 +7110,14 @@
     </w:tblStylePr>
     <w:tblStylePr w:type="firstCol">
       <w:rPr>
+        <w:rFonts w:eastAsia="黑体"/>
         <w:b/>
         <w:bCs/>
       </w:rPr>
     </w:tblStylePr>
     <w:tblStylePr w:type="lastCol">
       <w:rPr>
+        <w:rFonts w:eastAsia="黑体"/>
         <w:b/>
         <w:bCs/>
       </w:rPr>
@@ -6831,6 +7176,7 @@
         <w:spacing w:after="0" w:before="0" w:line="240" w:lineRule="auto"/>
       </w:pPr>
       <w:rPr>
+        <w:rFonts w:eastAsia="黑体"/>
         <w:b/>
         <w:bCs/>
         <w:color w:themeColor="background1" w:val="FFFFFF"/>
@@ -6853,6 +7199,7 @@
         <w:spacing w:after="0" w:before="0" w:line="240" w:lineRule="auto"/>
       </w:pPr>
       <w:rPr>
+        <w:rFonts w:eastAsia="黑体"/>
         <w:color w:val="auto"/>
       </w:rPr>
       <w:tblPr/>
@@ -6870,6 +7217,7 @@
     </w:tblStylePr>
     <w:tblStylePr w:type="firstCol">
       <w:rPr>
+        <w:rFonts w:eastAsia="黑体"/>
         <w:b/>
         <w:bCs/>
         <w:color w:themeColor="background1" w:val="FFFFFF"/>
@@ -6889,6 +7237,7 @@
     </w:tblStylePr>
     <w:tblStylePr w:type="lastCol">
       <w:rPr>
+        <w:rFonts w:eastAsia="黑体"/>
         <w:b/>
         <w:bCs/>
         <w:color w:themeColor="background1" w:val="FFFFFF"/>
@@ -6937,6 +7286,7 @@
     </w:tblStylePr>
     <w:tblStylePr w:type="nwCell">
       <w:rPr>
+        <w:rFonts w:eastAsia="黑体"/>
         <w:color w:themeColor="background1" w:val="FFFFFF"/>
       </w:rPr>
       <w:tblPr/>
@@ -6980,6 +7330,7 @@
         <w:spacing w:after="0" w:before="0" w:line="240" w:lineRule="auto"/>
       </w:pPr>
       <w:rPr>
+        <w:rFonts w:eastAsia="黑体"/>
         <w:b/>
         <w:bCs/>
         <w:color w:themeColor="background1" w:val="FFFFFF"/>
@@ -7002,6 +7353,7 @@
         <w:spacing w:after="0" w:before="0" w:line="240" w:lineRule="auto"/>
       </w:pPr>
       <w:rPr>
+        <w:rFonts w:eastAsia="黑体"/>
         <w:color w:val="auto"/>
       </w:rPr>
       <w:tblPr/>
@@ -7019,6 +7371,7 @@
     </w:tblStylePr>
     <w:tblStylePr w:type="firstCol">
       <w:rPr>
+        <w:rFonts w:eastAsia="黑体"/>
         <w:b/>
         <w:bCs/>
         <w:color w:themeColor="background1" w:val="FFFFFF"/>
@@ -7038,6 +7391,7 @@
     </w:tblStylePr>
     <w:tblStylePr w:type="lastCol">
       <w:rPr>
+        <w:rFonts w:eastAsia="黑体"/>
         <w:b/>
         <w:bCs/>
         <w:color w:themeColor="background1" w:val="FFFFFF"/>
@@ -7086,6 +7440,7 @@
     </w:tblStylePr>
     <w:tblStylePr w:type="nwCell">
       <w:rPr>
+        <w:rFonts w:eastAsia="黑体"/>
         <w:color w:themeColor="background1" w:val="FFFFFF"/>
       </w:rPr>
       <w:tblPr/>
@@ -7129,6 +7484,7 @@
         <w:spacing w:after="0" w:before="0" w:line="240" w:lineRule="auto"/>
       </w:pPr>
       <w:rPr>
+        <w:rFonts w:eastAsia="黑体"/>
         <w:b/>
         <w:bCs/>
         <w:color w:themeColor="background1" w:val="FFFFFF"/>
@@ -7151,6 +7507,7 @@
         <w:spacing w:after="0" w:before="0" w:line="240" w:lineRule="auto"/>
       </w:pPr>
       <w:rPr>
+        <w:rFonts w:eastAsia="黑体"/>
         <w:color w:val="auto"/>
       </w:rPr>
       <w:tblPr/>
@@ -7168,6 +7525,7 @@
     </w:tblStylePr>
     <w:tblStylePr w:type="firstCol">
       <w:rPr>
+        <w:rFonts w:eastAsia="黑体"/>
         <w:b/>
         <w:bCs/>
         <w:color w:themeColor="background1" w:val="FFFFFF"/>
@@ -7187,6 +7545,7 @@
     </w:tblStylePr>
     <w:tblStylePr w:type="lastCol">
       <w:rPr>
+        <w:rFonts w:eastAsia="黑体"/>
         <w:b/>
         <w:bCs/>
         <w:color w:themeColor="background1" w:val="FFFFFF"/>
@@ -7235,6 +7594,7 @@
     </w:tblStylePr>
     <w:tblStylePr w:type="nwCell">
       <w:rPr>
+        <w:rFonts w:eastAsia="黑体"/>
         <w:color w:themeColor="background1" w:val="FFFFFF"/>
       </w:rPr>
       <w:tblPr/>
@@ -7278,6 +7638,7 @@
         <w:spacing w:after="0" w:before="0" w:line="240" w:lineRule="auto"/>
       </w:pPr>
       <w:rPr>
+        <w:rFonts w:eastAsia="黑体"/>
         <w:b/>
         <w:bCs/>
         <w:color w:themeColor="background1" w:val="FFFFFF"/>
@@ -7300,6 +7661,7 @@
         <w:spacing w:after="0" w:before="0" w:line="240" w:lineRule="auto"/>
       </w:pPr>
       <w:rPr>
+        <w:rFonts w:eastAsia="黑体"/>
         <w:color w:val="auto"/>
       </w:rPr>
       <w:tblPr/>
@@ -7317,6 +7679,7 @@
     </w:tblStylePr>
     <w:tblStylePr w:type="firstCol">
       <w:rPr>
+        <w:rFonts w:eastAsia="黑体"/>
         <w:b/>
         <w:bCs/>
         <w:color w:themeColor="background1" w:val="FFFFFF"/>
@@ -7336,6 +7699,7 @@
     </w:tblStylePr>
     <w:tblStylePr w:type="lastCol">
       <w:rPr>
+        <w:rFonts w:eastAsia="黑体"/>
         <w:b/>
         <w:bCs/>
         <w:color w:themeColor="background1" w:val="FFFFFF"/>
@@ -7384,6 +7748,7 @@
     </w:tblStylePr>
     <w:tblStylePr w:type="nwCell">
       <w:rPr>
+        <w:rFonts w:eastAsia="黑体"/>
         <w:color w:themeColor="background1" w:val="FFFFFF"/>
       </w:rPr>
       <w:tblPr/>
@@ -7427,6 +7792,7 @@
         <w:spacing w:after="0" w:before="0" w:line="240" w:lineRule="auto"/>
       </w:pPr>
       <w:rPr>
+        <w:rFonts w:eastAsia="黑体"/>
         <w:b/>
         <w:bCs/>
         <w:color w:themeColor="background1" w:val="FFFFFF"/>
@@ -7449,6 +7815,7 @@
         <w:spacing w:after="0" w:before="0" w:line="240" w:lineRule="auto"/>
       </w:pPr>
       <w:rPr>
+        <w:rFonts w:eastAsia="黑体"/>
         <w:color w:val="auto"/>
       </w:rPr>
       <w:tblPr/>
@@ -7466,6 +7833,7 @@
     </w:tblStylePr>
     <w:tblStylePr w:type="firstCol">
       <w:rPr>
+        <w:rFonts w:eastAsia="黑体"/>
         <w:b/>
         <w:bCs/>
         <w:color w:themeColor="background1" w:val="FFFFFF"/>
@@ -7485,6 +7853,7 @@
     </w:tblStylePr>
     <w:tblStylePr w:type="lastCol">
       <w:rPr>
+        <w:rFonts w:eastAsia="黑体"/>
         <w:b/>
         <w:bCs/>
         <w:color w:themeColor="background1" w:val="FFFFFF"/>
@@ -7533,6 +7902,7 @@
     </w:tblStylePr>
     <w:tblStylePr w:type="nwCell">
       <w:rPr>
+        <w:rFonts w:eastAsia="黑体"/>
         <w:color w:themeColor="background1" w:val="FFFFFF"/>
       </w:rPr>
       <w:tblPr/>
@@ -7576,6 +7946,7 @@
         <w:spacing w:after="0" w:before="0" w:line="240" w:lineRule="auto"/>
       </w:pPr>
       <w:rPr>
+        <w:rFonts w:eastAsia="黑体"/>
         <w:b/>
         <w:bCs/>
         <w:color w:themeColor="background1" w:val="FFFFFF"/>
@@ -7598,6 +7969,7 @@
         <w:spacing w:after="0" w:before="0" w:line="240" w:lineRule="auto"/>
       </w:pPr>
       <w:rPr>
+        <w:rFonts w:eastAsia="黑体"/>
         <w:color w:val="auto"/>
       </w:rPr>
       <w:tblPr/>
@@ -7615,6 +7987,7 @@
     </w:tblStylePr>
     <w:tblStylePr w:type="firstCol">
       <w:rPr>
+        <w:rFonts w:eastAsia="黑体"/>
         <w:b/>
         <w:bCs/>
         <w:color w:themeColor="background1" w:val="FFFFFF"/>
@@ -7634,6 +8007,7 @@
     </w:tblStylePr>
     <w:tblStylePr w:type="lastCol">
       <w:rPr>
+        <w:rFonts w:eastAsia="黑体"/>
         <w:b/>
         <w:bCs/>
         <w:color w:themeColor="background1" w:val="FFFFFF"/>
@@ -7682,6 +8056,7 @@
     </w:tblStylePr>
     <w:tblStylePr w:type="nwCell">
       <w:rPr>
+        <w:rFonts w:eastAsia="黑体"/>
         <w:color w:themeColor="background1" w:val="FFFFFF"/>
       </w:rPr>
       <w:tblPr/>
@@ -7725,6 +8100,7 @@
         <w:spacing w:after="0" w:before="0" w:line="240" w:lineRule="auto"/>
       </w:pPr>
       <w:rPr>
+        <w:rFonts w:eastAsia="黑体"/>
         <w:b/>
         <w:bCs/>
         <w:color w:themeColor="background1" w:val="FFFFFF"/>
@@ -7747,6 +8123,7 @@
         <w:spacing w:after="0" w:before="0" w:line="240" w:lineRule="auto"/>
       </w:pPr>
       <w:rPr>
+        <w:rFonts w:eastAsia="黑体"/>
         <w:color w:val="auto"/>
       </w:rPr>
       <w:tblPr/>
@@ -7764,6 +8141,7 @@
     </w:tblStylePr>
     <w:tblStylePr w:type="firstCol">
       <w:rPr>
+        <w:rFonts w:eastAsia="黑体"/>
         <w:b/>
         <w:bCs/>
         <w:color w:themeColor="background1" w:val="FFFFFF"/>
@@ -7783,6 +8161,7 @@
     </w:tblStylePr>
     <w:tblStylePr w:type="lastCol">
       <w:rPr>
+        <w:rFonts w:eastAsia="黑体"/>
         <w:b/>
         <w:bCs/>
         <w:color w:themeColor="background1" w:val="FFFFFF"/>
@@ -7831,6 +8210,7 @@
     </w:tblStylePr>
     <w:tblStylePr w:type="nwCell">
       <w:rPr>
+        <w:rFonts w:eastAsia="黑体"/>
         <w:color w:themeColor="background1" w:val="FFFFFF"/>
       </w:rPr>
       <w:tblPr/>
@@ -7855,6 +8235,7 @@
       <w:spacing w:after="0" w:line="240" w:lineRule="auto"/>
     </w:pPr>
     <w:rPr>
+      <w:rFonts w:eastAsia="黑体"/>
       <w:color w:themeColor="text1" w:val="000000"/>
     </w:rPr>
     <w:tblPr>
@@ -7874,7 +8255,7 @@
     </w:tblPr>
     <w:tblStylePr w:type="firstRow">
       <w:rPr>
-        <w:rFonts w:asciiTheme="majorHAnsi" w:cstheme="majorBidi" w:eastAsiaTheme="majorEastAsia" w:hAnsiTheme="majorHAnsi"/>
+        <w:rFonts w:asciiTheme="majorHAnsi" w:cstheme="majorBidi" w:hAnsiTheme="majorHAnsi" w:eastAsia="黑体"/>
       </w:rPr>
       <w:tblPr/>
       <w:tcPr>
@@ -7886,6 +8267,7 @@
     </w:tblStylePr>
     <w:tblStylePr w:type="lastRow">
       <w:rPr>
+        <w:rFonts w:eastAsia="黑体"/>
         <w:b/>
         <w:bCs/>
         <w:color w:themeColor="text2" w:val="1F497D"/>
@@ -7900,12 +8282,14 @@
     </w:tblStylePr>
     <w:tblStylePr w:type="firstCol">
       <w:rPr>
+        <w:rFonts w:eastAsia="黑体"/>
         <w:b/>
         <w:bCs/>
       </w:rPr>
     </w:tblStylePr>
     <w:tblStylePr w:type="lastCol">
       <w:rPr>
+        <w:rFonts w:eastAsia="黑体"/>
         <w:b/>
         <w:bCs/>
       </w:rPr>
@@ -7939,6 +8323,7 @@
       <w:spacing w:after="0" w:line="240" w:lineRule="auto"/>
     </w:pPr>
     <w:rPr>
+      <w:rFonts w:eastAsia="黑体"/>
       <w:color w:themeColor="text1" w:val="000000"/>
     </w:rPr>
     <w:tblPr>
@@ -7958,7 +8343,7 @@
     </w:tblPr>
     <w:tblStylePr w:type="firstRow">
       <w:rPr>
-        <w:rFonts w:asciiTheme="majorHAnsi" w:cstheme="majorBidi" w:eastAsiaTheme="majorEastAsia" w:hAnsiTheme="majorHAnsi"/>
+        <w:rFonts w:asciiTheme="majorHAnsi" w:cstheme="majorBidi" w:hAnsiTheme="majorHAnsi" w:eastAsia="黑体"/>
       </w:rPr>
       <w:tblPr/>
       <w:tcPr>
@@ -7970,6 +8355,7 @@
     </w:tblStylePr>
     <w:tblStylePr w:type="lastRow">
       <w:rPr>
+        <w:rFonts w:eastAsia="黑体"/>
         <w:b/>
         <w:bCs/>
         <w:color w:themeColor="text2" w:val="1F497D"/>
@@ -7984,12 +8370,14 @@
     </w:tblStylePr>
     <w:tblStylePr w:type="firstCol">
       <w:rPr>
+        <w:rFonts w:eastAsia="黑体"/>
         <w:b/>
         <w:bCs/>
       </w:rPr>
     </w:tblStylePr>
     <w:tblStylePr w:type="lastCol">
       <w:rPr>
+        <w:rFonts w:eastAsia="黑体"/>
         <w:b/>
         <w:bCs/>
       </w:rPr>
@@ -8023,6 +8411,7 @@
       <w:spacing w:after="0" w:line="240" w:lineRule="auto"/>
     </w:pPr>
     <w:rPr>
+      <w:rFonts w:eastAsia="黑体"/>
       <w:color w:themeColor="text1" w:val="000000"/>
     </w:rPr>
     <w:tblPr>
@@ -8042,7 +8431,7 @@
     </w:tblPr>
     <w:tblStylePr w:type="firstRow">
       <w:rPr>
-        <w:rFonts w:asciiTheme="majorHAnsi" w:cstheme="majorBidi" w:eastAsiaTheme="majorEastAsia" w:hAnsiTheme="majorHAnsi"/>
+        <w:rFonts w:asciiTheme="majorHAnsi" w:cstheme="majorBidi" w:hAnsiTheme="majorHAnsi" w:eastAsia="黑体"/>
       </w:rPr>
       <w:tblPr/>
       <w:tcPr>
@@ -8054,6 +8443,7 @@
     </w:tblStylePr>
     <w:tblStylePr w:type="lastRow">
       <w:rPr>
+        <w:rFonts w:eastAsia="黑体"/>
         <w:b/>
         <w:bCs/>
         <w:color w:themeColor="text2" w:val="1F497D"/>
@@ -8068,12 +8458,14 @@
     </w:tblStylePr>
     <w:tblStylePr w:type="firstCol">
       <w:rPr>
+        <w:rFonts w:eastAsia="黑体"/>
         <w:b/>
         <w:bCs/>
       </w:rPr>
     </w:tblStylePr>
     <w:tblStylePr w:type="lastCol">
       <w:rPr>
+        <w:rFonts w:eastAsia="黑体"/>
         <w:b/>
         <w:bCs/>
       </w:rPr>
@@ -8107,6 +8499,7 @@
       <w:spacing w:after="0" w:line="240" w:lineRule="auto"/>
     </w:pPr>
     <w:rPr>
+      <w:rFonts w:eastAsia="黑体"/>
       <w:color w:themeColor="text1" w:val="000000"/>
     </w:rPr>
     <w:tblPr>
@@ -8126,7 +8519,7 @@
     </w:tblPr>
     <w:tblStylePr w:type="firstRow">
       <w:rPr>
-        <w:rFonts w:asciiTheme="majorHAnsi" w:cstheme="majorBidi" w:eastAsiaTheme="majorEastAsia" w:hAnsiTheme="majorHAnsi"/>
+        <w:rFonts w:asciiTheme="majorHAnsi" w:cstheme="majorBidi" w:hAnsiTheme="majorHAnsi" w:eastAsia="黑体"/>
       </w:rPr>
       <w:tblPr/>
       <w:tcPr>
@@ -8138,6 +8531,7 @@
     </w:tblStylePr>
     <w:tblStylePr w:type="lastRow">
       <w:rPr>
+        <w:rFonts w:eastAsia="黑体"/>
         <w:b/>
         <w:bCs/>
         <w:color w:themeColor="text2" w:val="1F497D"/>
@@ -8152,12 +8546,14 @@
     </w:tblStylePr>
     <w:tblStylePr w:type="firstCol">
       <w:rPr>
+        <w:rFonts w:eastAsia="黑体"/>
         <w:b/>
         <w:bCs/>
       </w:rPr>
     </w:tblStylePr>
     <w:tblStylePr w:type="lastCol">
       <w:rPr>
+        <w:rFonts w:eastAsia="黑体"/>
         <w:b/>
         <w:bCs/>
       </w:rPr>
@@ -8191,6 +8587,7 @@
       <w:spacing w:after="0" w:line="240" w:lineRule="auto"/>
     </w:pPr>
     <w:rPr>
+      <w:rFonts w:eastAsia="黑体"/>
       <w:color w:themeColor="text1" w:val="000000"/>
     </w:rPr>
     <w:tblPr>
@@ -8210,7 +8607,7 @@
     </w:tblPr>
     <w:tblStylePr w:type="firstRow">
       <w:rPr>
-        <w:rFonts w:asciiTheme="majorHAnsi" w:cstheme="majorBidi" w:eastAsiaTheme="majorEastAsia" w:hAnsiTheme="majorHAnsi"/>
+        <w:rFonts w:asciiTheme="majorHAnsi" w:cstheme="majorBidi" w:hAnsiTheme="majorHAnsi" w:eastAsia="黑体"/>
       </w:rPr>
       <w:tblPr/>
       <w:tcPr>
@@ -8222,6 +8619,7 @@
     </w:tblStylePr>
     <w:tblStylePr w:type="lastRow">
       <w:rPr>
+        <w:rFonts w:eastAsia="黑体"/>
         <w:b/>
         <w:bCs/>
         <w:color w:themeColor="text2" w:val="1F497D"/>
@@ -8236,12 +8634,14 @@
     </w:tblStylePr>
     <w:tblStylePr w:type="firstCol">
       <w:rPr>
+        <w:rFonts w:eastAsia="黑体"/>
         <w:b/>
         <w:bCs/>
       </w:rPr>
     </w:tblStylePr>
     <w:tblStylePr w:type="lastCol">
       <w:rPr>
+        <w:rFonts w:eastAsia="黑体"/>
         <w:b/>
         <w:bCs/>
       </w:rPr>
@@ -8275,6 +8675,7 @@
       <w:spacing w:after="0" w:line="240" w:lineRule="auto"/>
     </w:pPr>
     <w:rPr>
+      <w:rFonts w:eastAsia="黑体"/>
       <w:color w:themeColor="text1" w:val="000000"/>
     </w:rPr>
     <w:tblPr>
@@ -8294,7 +8695,7 @@
     </w:tblPr>
     <w:tblStylePr w:type="firstRow">
       <w:rPr>
-        <w:rFonts w:asciiTheme="majorHAnsi" w:cstheme="majorBidi" w:eastAsiaTheme="majorEastAsia" w:hAnsiTheme="majorHAnsi"/>
+        <w:rFonts w:asciiTheme="majorHAnsi" w:cstheme="majorBidi" w:hAnsiTheme="majorHAnsi" w:eastAsia="黑体"/>
       </w:rPr>
       <w:tblPr/>
       <w:tcPr>
@@ -8306,6 +8707,7 @@
     </w:tblStylePr>
     <w:tblStylePr w:type="lastRow">
       <w:rPr>
+        <w:rFonts w:eastAsia="黑体"/>
         <w:b/>
         <w:bCs/>
         <w:color w:themeColor="text2" w:val="1F497D"/>
@@ -8320,12 +8722,14 @@
     </w:tblStylePr>
     <w:tblStylePr w:type="firstCol">
       <w:rPr>
+        <w:rFonts w:eastAsia="黑体"/>
         <w:b/>
         <w:bCs/>
       </w:rPr>
     </w:tblStylePr>
     <w:tblStylePr w:type="lastCol">
       <w:rPr>
+        <w:rFonts w:eastAsia="黑体"/>
         <w:b/>
         <w:bCs/>
       </w:rPr>
@@ -8359,6 +8763,7 @@
       <w:spacing w:after="0" w:line="240" w:lineRule="auto"/>
     </w:pPr>
     <w:rPr>
+      <w:rFonts w:eastAsia="黑体"/>
       <w:color w:themeColor="text1" w:val="000000"/>
     </w:rPr>
     <w:tblPr>
@@ -8378,7 +8783,7 @@
     </w:tblPr>
     <w:tblStylePr w:type="firstRow">
       <w:rPr>
-        <w:rFonts w:asciiTheme="majorHAnsi" w:cstheme="majorBidi" w:eastAsiaTheme="majorEastAsia" w:hAnsiTheme="majorHAnsi"/>
+        <w:rFonts w:asciiTheme="majorHAnsi" w:cstheme="majorBidi" w:hAnsiTheme="majorHAnsi" w:eastAsia="黑体"/>
       </w:rPr>
       <w:tblPr/>
       <w:tcPr>
@@ -8390,6 +8795,7 @@
     </w:tblStylePr>
     <w:tblStylePr w:type="lastRow">
       <w:rPr>
+        <w:rFonts w:eastAsia="黑体"/>
         <w:b/>
         <w:bCs/>
         <w:color w:themeColor="text2" w:val="1F497D"/>
@@ -8404,12 +8810,14 @@
     </w:tblStylePr>
     <w:tblStylePr w:type="firstCol">
       <w:rPr>
+        <w:rFonts w:eastAsia="黑体"/>
         <w:b/>
         <w:bCs/>
       </w:rPr>
     </w:tblStylePr>
     <w:tblStylePr w:type="lastCol">
       <w:rPr>
+        <w:rFonts w:eastAsia="黑体"/>
         <w:b/>
         <w:bCs/>
       </w:rPr>
@@ -8443,7 +8851,7 @@
       <w:spacing w:after="0" w:line="240" w:lineRule="auto"/>
     </w:pPr>
     <w:rPr>
-      <w:rFonts w:asciiTheme="majorHAnsi" w:cstheme="majorBidi" w:eastAsiaTheme="majorEastAsia" w:hAnsiTheme="majorHAnsi"/>
+      <w:rFonts w:asciiTheme="majorHAnsi" w:cstheme="majorBidi" w:hAnsiTheme="majorHAnsi" w:eastAsia="黑体"/>
       <w:color w:themeColor="text1" w:val="000000"/>
     </w:rPr>
     <w:tblPr>
@@ -8465,6 +8873,7 @@
     </w:tblPr>
     <w:tblStylePr w:type="firstRow">
       <w:rPr>
+        <w:rFonts w:eastAsia="黑体"/>
         <w:sz w:val="24"/>
         <w:szCs w:val="24"/>
       </w:rPr>
@@ -8571,7 +8980,7 @@
       <w:spacing w:after="0" w:line="240" w:lineRule="auto"/>
     </w:pPr>
     <w:rPr>
-      <w:rFonts w:asciiTheme="majorHAnsi" w:cstheme="majorBidi" w:eastAsiaTheme="majorEastAsia" w:hAnsiTheme="majorHAnsi"/>
+      <w:rFonts w:asciiTheme="majorHAnsi" w:cstheme="majorBidi" w:hAnsiTheme="majorHAnsi" w:eastAsia="黑体"/>
       <w:color w:themeColor="text1" w:val="000000"/>
     </w:rPr>
     <w:tblPr>
@@ -8593,6 +9002,7 @@
     </w:tblPr>
     <w:tblStylePr w:type="firstRow">
       <w:rPr>
+        <w:rFonts w:eastAsia="黑体"/>
         <w:sz w:val="24"/>
         <w:szCs w:val="24"/>
       </w:rPr>
@@ -8699,7 +9109,7 @@
       <w:spacing w:after="0" w:line="240" w:lineRule="auto"/>
     </w:pPr>
     <w:rPr>
-      <w:rFonts w:asciiTheme="majorHAnsi" w:cstheme="majorBidi" w:eastAsiaTheme="majorEastAsia" w:hAnsiTheme="majorHAnsi"/>
+      <w:rFonts w:asciiTheme="majorHAnsi" w:cstheme="majorBidi" w:hAnsiTheme="majorHAnsi" w:eastAsia="黑体"/>
       <w:color w:themeColor="text1" w:val="000000"/>
     </w:rPr>
     <w:tblPr>
@@ -8721,6 +9131,7 @@
     </w:tblPr>
     <w:tblStylePr w:type="firstRow">
       <w:rPr>
+        <w:rFonts w:eastAsia="黑体"/>
         <w:sz w:val="24"/>
         <w:szCs w:val="24"/>
       </w:rPr>
@@ -8827,7 +9238,7 @@
       <w:spacing w:after="0" w:line="240" w:lineRule="auto"/>
     </w:pPr>
     <w:rPr>
-      <w:rFonts w:asciiTheme="majorHAnsi" w:cstheme="majorBidi" w:eastAsiaTheme="majorEastAsia" w:hAnsiTheme="majorHAnsi"/>
+      <w:rFonts w:asciiTheme="majorHAnsi" w:cstheme="majorBidi" w:hAnsiTheme="majorHAnsi" w:eastAsia="黑体"/>
       <w:color w:themeColor="text1" w:val="000000"/>
     </w:rPr>
     <w:tblPr>
@@ -8849,6 +9260,7 @@
     </w:tblPr>
     <w:tblStylePr w:type="firstRow">
       <w:rPr>
+        <w:rFonts w:eastAsia="黑体"/>
         <w:sz w:val="24"/>
         <w:szCs w:val="24"/>
       </w:rPr>
@@ -8955,7 +9367,7 @@
       <w:spacing w:after="0" w:line="240" w:lineRule="auto"/>
     </w:pPr>
     <w:rPr>
-      <w:rFonts w:asciiTheme="majorHAnsi" w:cstheme="majorBidi" w:eastAsiaTheme="majorEastAsia" w:hAnsiTheme="majorHAnsi"/>
+      <w:rFonts w:asciiTheme="majorHAnsi" w:cstheme="majorBidi" w:hAnsiTheme="majorHAnsi" w:eastAsia="黑体"/>
       <w:color w:themeColor="text1" w:val="000000"/>
     </w:rPr>
     <w:tblPr>
@@ -8977,6 +9389,7 @@
     </w:tblPr>
     <w:tblStylePr w:type="firstRow">
       <w:rPr>
+        <w:rFonts w:eastAsia="黑体"/>
         <w:sz w:val="24"/>
         <w:szCs w:val="24"/>
       </w:rPr>
@@ -9083,7 +9496,7 @@
       <w:spacing w:after="0" w:line="240" w:lineRule="auto"/>
     </w:pPr>
     <w:rPr>
-      <w:rFonts w:asciiTheme="majorHAnsi" w:cstheme="majorBidi" w:eastAsiaTheme="majorEastAsia" w:hAnsiTheme="majorHAnsi"/>
+      <w:rFonts w:asciiTheme="majorHAnsi" w:cstheme="majorBidi" w:hAnsiTheme="majorHAnsi" w:eastAsia="黑体"/>
       <w:color w:themeColor="text1" w:val="000000"/>
     </w:rPr>
     <w:tblPr>
@@ -9105,6 +9518,7 @@
     </w:tblPr>
     <w:tblStylePr w:type="firstRow">
       <w:rPr>
+        <w:rFonts w:eastAsia="黑体"/>
         <w:sz w:val="24"/>
         <w:szCs w:val="24"/>
       </w:rPr>
@@ -9211,7 +9625,7 @@
       <w:spacing w:after="0" w:line="240" w:lineRule="auto"/>
     </w:pPr>
     <w:rPr>
-      <w:rFonts w:asciiTheme="majorHAnsi" w:cstheme="majorBidi" w:eastAsiaTheme="majorEastAsia" w:hAnsiTheme="majorHAnsi"/>
+      <w:rFonts w:asciiTheme="majorHAnsi" w:cstheme="majorBidi" w:hAnsiTheme="majorHAnsi" w:eastAsia="黑体"/>
       <w:color w:themeColor="text1" w:val="000000"/>
     </w:rPr>
     <w:tblPr>
@@ -9233,6 +9647,7 @@
     </w:tblPr>
     <w:tblStylePr w:type="firstRow">
       <w:rPr>
+        <w:rFonts w:eastAsia="黑体"/>
         <w:sz w:val="24"/>
         <w:szCs w:val="24"/>
       </w:rPr>
@@ -9362,12 +9777,14 @@
     </w:tcPr>
     <w:tblStylePr w:type="firstRow">
       <w:rPr>
+        <w:rFonts w:eastAsia="黑体"/>
         <w:b/>
         <w:bCs/>
       </w:rPr>
     </w:tblStylePr>
     <w:tblStylePr w:type="lastRow">
       <w:rPr>
+        <w:rFonts w:eastAsia="黑体"/>
         <w:b/>
         <w:bCs/>
       </w:rPr>
@@ -9380,12 +9797,14 @@
     </w:tblStylePr>
     <w:tblStylePr w:type="firstCol">
       <w:rPr>
+        <w:rFonts w:eastAsia="黑体"/>
         <w:b/>
         <w:bCs/>
       </w:rPr>
     </w:tblStylePr>
     <w:tblStylePr w:type="lastCol">
       <w:rPr>
+        <w:rFonts w:eastAsia="黑体"/>
         <w:b/>
         <w:bCs/>
       </w:rPr>
@@ -9435,12 +9854,14 @@
     </w:tcPr>
     <w:tblStylePr w:type="firstRow">
       <w:rPr>
+        <w:rFonts w:eastAsia="黑体"/>
         <w:b/>
         <w:bCs/>
       </w:rPr>
     </w:tblStylePr>
     <w:tblStylePr w:type="lastRow">
       <w:rPr>
+        <w:rFonts w:eastAsia="黑体"/>
         <w:b/>
         <w:bCs/>
       </w:rPr>
@@ -9453,12 +9874,14 @@
     </w:tblStylePr>
     <w:tblStylePr w:type="firstCol">
       <w:rPr>
+        <w:rFonts w:eastAsia="黑体"/>
         <w:b/>
         <w:bCs/>
       </w:rPr>
     </w:tblStylePr>
     <w:tblStylePr w:type="lastCol">
       <w:rPr>
+        <w:rFonts w:eastAsia="黑体"/>
         <w:b/>
         <w:bCs/>
       </w:rPr>
@@ -9508,12 +9931,14 @@
     </w:tcPr>
     <w:tblStylePr w:type="firstRow">
       <w:rPr>
+        <w:rFonts w:eastAsia="黑体"/>
         <w:b/>
         <w:bCs/>
       </w:rPr>
     </w:tblStylePr>
     <w:tblStylePr w:type="lastRow">
       <w:rPr>
+        <w:rFonts w:eastAsia="黑体"/>
         <w:b/>
         <w:bCs/>
       </w:rPr>
@@ -9526,12 +9951,14 @@
     </w:tblStylePr>
     <w:tblStylePr w:type="firstCol">
       <w:rPr>
+        <w:rFonts w:eastAsia="黑体"/>
         <w:b/>
         <w:bCs/>
       </w:rPr>
     </w:tblStylePr>
     <w:tblStylePr w:type="lastCol">
       <w:rPr>
+        <w:rFonts w:eastAsia="黑体"/>
         <w:b/>
         <w:bCs/>
       </w:rPr>
@@ -9581,12 +10008,14 @@
     </w:tcPr>
     <w:tblStylePr w:type="firstRow">
       <w:rPr>
+        <w:rFonts w:eastAsia="黑体"/>
         <w:b/>
         <w:bCs/>
       </w:rPr>
     </w:tblStylePr>
     <w:tblStylePr w:type="lastRow">
       <w:rPr>
+        <w:rFonts w:eastAsia="黑体"/>
         <w:b/>
         <w:bCs/>
       </w:rPr>
@@ -9599,12 +10028,14 @@
     </w:tblStylePr>
     <w:tblStylePr w:type="firstCol">
       <w:rPr>
+        <w:rFonts w:eastAsia="黑体"/>
         <w:b/>
         <w:bCs/>
       </w:rPr>
     </w:tblStylePr>
     <w:tblStylePr w:type="lastCol">
       <w:rPr>
+        <w:rFonts w:eastAsia="黑体"/>
         <w:b/>
         <w:bCs/>
       </w:rPr>
@@ -9654,12 +10085,14 @@
     </w:tcPr>
     <w:tblStylePr w:type="firstRow">
       <w:rPr>
+        <w:rFonts w:eastAsia="黑体"/>
         <w:b/>
         <w:bCs/>
       </w:rPr>
     </w:tblStylePr>
     <w:tblStylePr w:type="lastRow">
       <w:rPr>
+        <w:rFonts w:eastAsia="黑体"/>
         <w:b/>
         <w:bCs/>
       </w:rPr>
@@ -9672,12 +10105,14 @@
     </w:tblStylePr>
     <w:tblStylePr w:type="firstCol">
       <w:rPr>
+        <w:rFonts w:eastAsia="黑体"/>
         <w:b/>
         <w:bCs/>
       </w:rPr>
     </w:tblStylePr>
     <w:tblStylePr w:type="lastCol">
       <w:rPr>
+        <w:rFonts w:eastAsia="黑体"/>
         <w:b/>
         <w:bCs/>
       </w:rPr>
@@ -9727,12 +10162,14 @@
     </w:tcPr>
     <w:tblStylePr w:type="firstRow">
       <w:rPr>
+        <w:rFonts w:eastAsia="黑体"/>
         <w:b/>
         <w:bCs/>
       </w:rPr>
     </w:tblStylePr>
     <w:tblStylePr w:type="lastRow">
       <w:rPr>
+        <w:rFonts w:eastAsia="黑体"/>
         <w:b/>
         <w:bCs/>
       </w:rPr>
@@ -9745,12 +10182,14 @@
     </w:tblStylePr>
     <w:tblStylePr w:type="firstCol">
       <w:rPr>
+        <w:rFonts w:eastAsia="黑体"/>
         <w:b/>
         <w:bCs/>
       </w:rPr>
     </w:tblStylePr>
     <w:tblStylePr w:type="lastCol">
       <w:rPr>
+        <w:rFonts w:eastAsia="黑体"/>
         <w:b/>
         <w:bCs/>
       </w:rPr>
@@ -9800,12 +10239,14 @@
     </w:tcPr>
     <w:tblStylePr w:type="firstRow">
       <w:rPr>
+        <w:rFonts w:eastAsia="黑体"/>
         <w:b/>
         <w:bCs/>
       </w:rPr>
     </w:tblStylePr>
     <w:tblStylePr w:type="lastRow">
       <w:rPr>
+        <w:rFonts w:eastAsia="黑体"/>
         <w:b/>
         <w:bCs/>
       </w:rPr>
@@ -9818,12 +10259,14 @@
     </w:tblStylePr>
     <w:tblStylePr w:type="firstCol">
       <w:rPr>
+        <w:rFonts w:eastAsia="黑体"/>
         <w:b/>
         <w:bCs/>
       </w:rPr>
     </w:tblStylePr>
     <w:tblStylePr w:type="lastCol">
       <w:rPr>
+        <w:rFonts w:eastAsia="黑体"/>
         <w:b/>
         <w:bCs/>
       </w:rPr>
@@ -9850,7 +10293,7 @@
       <w:spacing w:after="0" w:line="240" w:lineRule="auto"/>
     </w:pPr>
     <w:rPr>
-      <w:rFonts w:asciiTheme="majorHAnsi" w:cstheme="majorBidi" w:eastAsiaTheme="majorEastAsia" w:hAnsiTheme="majorHAnsi"/>
+      <w:rFonts w:asciiTheme="majorHAnsi" w:cstheme="majorBidi" w:hAnsiTheme="majorHAnsi" w:eastAsia="黑体"/>
       <w:color w:themeColor="text1" w:val="000000"/>
     </w:rPr>
     <w:tblPr>
@@ -9877,6 +10320,7 @@
     </w:tcPr>
     <w:tblStylePr w:type="firstRow">
       <w:rPr>
+        <w:rFonts w:eastAsia="黑体"/>
         <w:b/>
         <w:bCs/>
         <w:color w:themeColor="text1" w:val="000000"/>
@@ -9888,6 +10332,7 @@
     </w:tblStylePr>
     <w:tblStylePr w:type="lastRow">
       <w:rPr>
+        <w:rFonts w:eastAsia="黑体"/>
         <w:b/>
         <w:bCs/>
         <w:color w:themeColor="text1" w:val="000000"/>
@@ -9907,6 +10352,7 @@
     </w:tblStylePr>
     <w:tblStylePr w:type="firstCol">
       <w:rPr>
+        <w:rFonts w:eastAsia="黑体"/>
         <w:b/>
         <w:bCs/>
         <w:color w:themeColor="text1" w:val="000000"/>
@@ -9926,6 +10372,7 @@
     </w:tblStylePr>
     <w:tblStylePr w:type="lastCol">
       <w:rPr>
+        <w:rFonts w:eastAsia="黑体"/>
         <w:b w:val="0"/>
         <w:bCs w:val="0"/>
         <w:color w:themeColor="text1" w:val="000000"/>
@@ -9975,7 +10422,7 @@
       <w:spacing w:after="0" w:line="240" w:lineRule="auto"/>
     </w:pPr>
     <w:rPr>
-      <w:rFonts w:asciiTheme="majorHAnsi" w:cstheme="majorBidi" w:eastAsiaTheme="majorEastAsia" w:hAnsiTheme="majorHAnsi"/>
+      <w:rFonts w:asciiTheme="majorHAnsi" w:cstheme="majorBidi" w:hAnsiTheme="majorHAnsi" w:eastAsia="黑体"/>
       <w:color w:themeColor="text1" w:val="000000"/>
     </w:rPr>
     <w:tblPr>
@@ -10002,6 +10449,7 @@
     </w:tcPr>
     <w:tblStylePr w:type="firstRow">
       <w:rPr>
+        <w:rFonts w:eastAsia="黑体"/>
         <w:b/>
         <w:bCs/>
         <w:color w:themeColor="text1" w:val="000000"/>
@@ -10013,6 +10461,7 @@
     </w:tblStylePr>
     <w:tblStylePr w:type="lastRow">
       <w:rPr>
+        <w:rFonts w:eastAsia="黑体"/>
         <w:b/>
         <w:bCs/>
         <w:color w:themeColor="text1" w:val="000000"/>
@@ -10032,6 +10481,7 @@
     </w:tblStylePr>
     <w:tblStylePr w:type="firstCol">
       <w:rPr>
+        <w:rFonts w:eastAsia="黑体"/>
         <w:b/>
         <w:bCs/>
         <w:color w:themeColor="text1" w:val="000000"/>
@@ -10051,6 +10501,7 @@
     </w:tblStylePr>
     <w:tblStylePr w:type="lastCol">
       <w:rPr>
+        <w:rFonts w:eastAsia="黑体"/>
         <w:b w:val="0"/>
         <w:bCs w:val="0"/>
         <w:color w:themeColor="text1" w:val="000000"/>
@@ -10100,7 +10551,7 @@
       <w:spacing w:after="0" w:line="240" w:lineRule="auto"/>
     </w:pPr>
     <w:rPr>
-      <w:rFonts w:asciiTheme="majorHAnsi" w:cstheme="majorBidi" w:eastAsiaTheme="majorEastAsia" w:hAnsiTheme="majorHAnsi"/>
+      <w:rFonts w:asciiTheme="majorHAnsi" w:cstheme="majorBidi" w:hAnsiTheme="majorHAnsi" w:eastAsia="黑体"/>
       <w:color w:themeColor="text1" w:val="000000"/>
     </w:rPr>
     <w:tblPr>
@@ -10127,6 +10578,7 @@
     </w:tcPr>
     <w:tblStylePr w:type="firstRow">
       <w:rPr>
+        <w:rFonts w:eastAsia="黑体"/>
         <w:b/>
         <w:bCs/>
         <w:color w:themeColor="text1" w:val="000000"/>
@@ -10138,6 +10590,7 @@
     </w:tblStylePr>
     <w:tblStylePr w:type="lastRow">
       <w:rPr>
+        <w:rFonts w:eastAsia="黑体"/>
         <w:b/>
         <w:bCs/>
         <w:color w:themeColor="text1" w:val="000000"/>
@@ -10157,6 +10610,7 @@
     </w:tblStylePr>
     <w:tblStylePr w:type="firstCol">
       <w:rPr>
+        <w:rFonts w:eastAsia="黑体"/>
         <w:b/>
         <w:bCs/>
         <w:color w:themeColor="text1" w:val="000000"/>
@@ -10176,6 +10630,7 @@
     </w:tblStylePr>
     <w:tblStylePr w:type="lastCol">
       <w:rPr>
+        <w:rFonts w:eastAsia="黑体"/>
         <w:b w:val="0"/>
         <w:bCs w:val="0"/>
         <w:color w:themeColor="text1" w:val="000000"/>
@@ -10225,7 +10680,7 @@
       <w:spacing w:after="0" w:line="240" w:lineRule="auto"/>
     </w:pPr>
     <w:rPr>
-      <w:rFonts w:asciiTheme="majorHAnsi" w:cstheme="majorBidi" w:eastAsiaTheme="majorEastAsia" w:hAnsiTheme="majorHAnsi"/>
+      <w:rFonts w:asciiTheme="majorHAnsi" w:cstheme="majorBidi" w:hAnsiTheme="majorHAnsi" w:eastAsia="黑体"/>
       <w:color w:themeColor="text1" w:val="000000"/>
     </w:rPr>
     <w:tblPr>
@@ -10252,6 +10707,7 @@
     </w:tcPr>
     <w:tblStylePr w:type="firstRow">
       <w:rPr>
+        <w:rFonts w:eastAsia="黑体"/>
         <w:b/>
         <w:bCs/>
         <w:color w:themeColor="text1" w:val="000000"/>
@@ -10263,6 +10719,7 @@
     </w:tblStylePr>
     <w:tblStylePr w:type="lastRow">
       <w:rPr>
+        <w:rFonts w:eastAsia="黑体"/>
         <w:b/>
         <w:bCs/>
         <w:color w:themeColor="text1" w:val="000000"/>
@@ -10282,6 +10739,7 @@
     </w:tblStylePr>
     <w:tblStylePr w:type="firstCol">
       <w:rPr>
+        <w:rFonts w:eastAsia="黑体"/>
         <w:b/>
         <w:bCs/>
         <w:color w:themeColor="text1" w:val="000000"/>
@@ -10301,6 +10759,7 @@
     </w:tblStylePr>
     <w:tblStylePr w:type="lastCol">
       <w:rPr>
+        <w:rFonts w:eastAsia="黑体"/>
         <w:b w:val="0"/>
         <w:bCs w:val="0"/>
         <w:color w:themeColor="text1" w:val="000000"/>
@@ -10350,7 +10809,7 @@
       <w:spacing w:after="0" w:line="240" w:lineRule="auto"/>
     </w:pPr>
     <w:rPr>
-      <w:rFonts w:asciiTheme="majorHAnsi" w:cstheme="majorBidi" w:eastAsiaTheme="majorEastAsia" w:hAnsiTheme="majorHAnsi"/>
+      <w:rFonts w:asciiTheme="majorHAnsi" w:cstheme="majorBidi" w:hAnsiTheme="majorHAnsi" w:eastAsia="黑体"/>
       <w:color w:themeColor="text1" w:val="000000"/>
     </w:rPr>
     <w:tblPr>
@@ -10377,6 +10836,7 @@
     </w:tcPr>
     <w:tblStylePr w:type="firstRow">
       <w:rPr>
+        <w:rFonts w:eastAsia="黑体"/>
         <w:b/>
         <w:bCs/>
         <w:color w:themeColor="text1" w:val="000000"/>
@@ -10388,6 +10848,7 @@
     </w:tblStylePr>
     <w:tblStylePr w:type="lastRow">
       <w:rPr>
+        <w:rFonts w:eastAsia="黑体"/>
         <w:b/>
         <w:bCs/>
         <w:color w:themeColor="text1" w:val="000000"/>
@@ -10407,6 +10868,7 @@
     </w:tblStylePr>
     <w:tblStylePr w:type="firstCol">
       <w:rPr>
+        <w:rFonts w:eastAsia="黑体"/>
         <w:b/>
         <w:bCs/>
         <w:color w:themeColor="text1" w:val="000000"/>
@@ -10426,6 +10888,7 @@
     </w:tblStylePr>
     <w:tblStylePr w:type="lastCol">
       <w:rPr>
+        <w:rFonts w:eastAsia="黑体"/>
         <w:b w:val="0"/>
         <w:bCs w:val="0"/>
         <w:color w:themeColor="text1" w:val="000000"/>
@@ -10475,7 +10938,7 @@
       <w:spacing w:after="0" w:line="240" w:lineRule="auto"/>
     </w:pPr>
     <w:rPr>
-      <w:rFonts w:asciiTheme="majorHAnsi" w:cstheme="majorBidi" w:eastAsiaTheme="majorEastAsia" w:hAnsiTheme="majorHAnsi"/>
+      <w:rFonts w:asciiTheme="majorHAnsi" w:cstheme="majorBidi" w:hAnsiTheme="majorHAnsi" w:eastAsia="黑体"/>
       <w:color w:themeColor="text1" w:val="000000"/>
     </w:rPr>
     <w:tblPr>
@@ -10502,6 +10965,7 @@
     </w:tcPr>
     <w:tblStylePr w:type="firstRow">
       <w:rPr>
+        <w:rFonts w:eastAsia="黑体"/>
         <w:b/>
         <w:bCs/>
         <w:color w:themeColor="text1" w:val="000000"/>
@@ -10513,6 +10977,7 @@
     </w:tblStylePr>
     <w:tblStylePr w:type="lastRow">
       <w:rPr>
+        <w:rFonts w:eastAsia="黑体"/>
         <w:b/>
         <w:bCs/>
         <w:color w:themeColor="text1" w:val="000000"/>
@@ -10532,6 +10997,7 @@
     </w:tblStylePr>
     <w:tblStylePr w:type="firstCol">
       <w:rPr>
+        <w:rFonts w:eastAsia="黑体"/>
         <w:b/>
         <w:bCs/>
         <w:color w:themeColor="text1" w:val="000000"/>
@@ -10551,6 +11017,7 @@
     </w:tblStylePr>
     <w:tblStylePr w:type="lastCol">
       <w:rPr>
+        <w:rFonts w:eastAsia="黑体"/>
         <w:b w:val="0"/>
         <w:bCs w:val="0"/>
         <w:color w:themeColor="text1" w:val="000000"/>
@@ -10600,7 +11067,7 @@
       <w:spacing w:after="0" w:line="240" w:lineRule="auto"/>
     </w:pPr>
     <w:rPr>
-      <w:rFonts w:asciiTheme="majorHAnsi" w:cstheme="majorBidi" w:eastAsiaTheme="majorEastAsia" w:hAnsiTheme="majorHAnsi"/>
+      <w:rFonts w:asciiTheme="majorHAnsi" w:cstheme="majorBidi" w:hAnsiTheme="majorHAnsi" w:eastAsia="黑体"/>
       <w:color w:themeColor="text1" w:val="000000"/>
     </w:rPr>
     <w:tblPr>
@@ -10627,6 +11094,7 @@
     </w:tcPr>
     <w:tblStylePr w:type="firstRow">
       <w:rPr>
+        <w:rFonts w:eastAsia="黑体"/>
         <w:b/>
         <w:bCs/>
         <w:color w:themeColor="text1" w:val="000000"/>
@@ -10638,6 +11106,7 @@
     </w:tblStylePr>
     <w:tblStylePr w:type="lastRow">
       <w:rPr>
+        <w:rFonts w:eastAsia="黑体"/>
         <w:b/>
         <w:bCs/>
         <w:color w:themeColor="text1" w:val="000000"/>
@@ -10657,6 +11126,7 @@
     </w:tblStylePr>
     <w:tblStylePr w:type="firstCol">
       <w:rPr>
+        <w:rFonts w:eastAsia="黑体"/>
         <w:b/>
         <w:bCs/>
         <w:color w:themeColor="text1" w:val="000000"/>
@@ -10676,6 +11146,7 @@
     </w:tblStylePr>
     <w:tblStylePr w:type="lastCol">
       <w:rPr>
+        <w:rFonts w:eastAsia="黑体"/>
         <w:b w:val="0"/>
         <w:bCs w:val="0"/>
         <w:color w:themeColor="text1" w:val="000000"/>
@@ -10748,6 +11219,7 @@
     </w:tcPr>
     <w:tblStylePr w:type="firstRow">
       <w:rPr>
+        <w:rFonts w:eastAsia="黑体"/>
         <w:b/>
         <w:bCs/>
         <w:i w:val="0"/>
@@ -10769,6 +11241,7 @@
     </w:tblStylePr>
     <w:tblStylePr w:type="lastRow">
       <w:rPr>
+        <w:rFonts w:eastAsia="黑体"/>
         <w:b/>
         <w:bCs/>
         <w:i w:val="0"/>
@@ -10790,6 +11263,7 @@
     </w:tblStylePr>
     <w:tblStylePr w:type="firstCol">
       <w:rPr>
+        <w:rFonts w:eastAsia="黑体"/>
         <w:b/>
         <w:bCs/>
         <w:i w:val="0"/>
@@ -10809,6 +11283,7 @@
     </w:tblStylePr>
     <w:tblStylePr w:type="lastCol">
       <w:rPr>
+        <w:rFonts w:eastAsia="黑体"/>
         <w:b/>
         <w:bCs/>
         <w:i w:val="0"/>
@@ -10889,6 +11364,7 @@
     </w:tcPr>
     <w:tblStylePr w:type="firstRow">
       <w:rPr>
+        <w:rFonts w:eastAsia="黑体"/>
         <w:b/>
         <w:bCs/>
         <w:i w:val="0"/>
@@ -10910,6 +11386,7 @@
     </w:tblStylePr>
     <w:tblStylePr w:type="lastRow">
       <w:rPr>
+        <w:rFonts w:eastAsia="黑体"/>
         <w:b/>
         <w:bCs/>
         <w:i w:val="0"/>
@@ -10931,6 +11408,7 @@
     </w:tblStylePr>
     <w:tblStylePr w:type="firstCol">
       <w:rPr>
+        <w:rFonts w:eastAsia="黑体"/>
         <w:b/>
         <w:bCs/>
         <w:i w:val="0"/>
@@ -10950,6 +11428,7 @@
     </w:tblStylePr>
     <w:tblStylePr w:type="lastCol">
       <w:rPr>
+        <w:rFonts w:eastAsia="黑体"/>
         <w:b/>
         <w:bCs/>
         <w:i w:val="0"/>
@@ -11030,6 +11509,7 @@
     </w:tcPr>
     <w:tblStylePr w:type="firstRow">
       <w:rPr>
+        <w:rFonts w:eastAsia="黑体"/>
         <w:b/>
         <w:bCs/>
         <w:i w:val="0"/>
@@ -11051,6 +11531,7 @@
     </w:tblStylePr>
     <w:tblStylePr w:type="lastRow">
       <w:rPr>
+        <w:rFonts w:eastAsia="黑体"/>
         <w:b/>
         <w:bCs/>
         <w:i w:val="0"/>
@@ -11072,6 +11553,7 @@
     </w:tblStylePr>
     <w:tblStylePr w:type="firstCol">
       <w:rPr>
+        <w:rFonts w:eastAsia="黑体"/>
         <w:b/>
         <w:bCs/>
         <w:i w:val="0"/>
@@ -11091,6 +11573,7 @@
     </w:tblStylePr>
     <w:tblStylePr w:type="lastCol">
       <w:rPr>
+        <w:rFonts w:eastAsia="黑体"/>
         <w:b/>
         <w:bCs/>
         <w:i w:val="0"/>
@@ -11171,6 +11654,7 @@
     </w:tcPr>
     <w:tblStylePr w:type="firstRow">
       <w:rPr>
+        <w:rFonts w:eastAsia="黑体"/>
         <w:b/>
         <w:bCs/>
         <w:i w:val="0"/>
@@ -11192,6 +11676,7 @@
     </w:tblStylePr>
     <w:tblStylePr w:type="lastRow">
       <w:rPr>
+        <w:rFonts w:eastAsia="黑体"/>
         <w:b/>
         <w:bCs/>
         <w:i w:val="0"/>
@@ -11213,6 +11698,7 @@
     </w:tblStylePr>
     <w:tblStylePr w:type="firstCol">
       <w:rPr>
+        <w:rFonts w:eastAsia="黑体"/>
         <w:b/>
         <w:bCs/>
         <w:i w:val="0"/>
@@ -11232,6 +11718,7 @@
     </w:tblStylePr>
     <w:tblStylePr w:type="lastCol">
       <w:rPr>
+        <w:rFonts w:eastAsia="黑体"/>
         <w:b/>
         <w:bCs/>
         <w:i w:val="0"/>
@@ -11312,6 +11799,7 @@
     </w:tcPr>
     <w:tblStylePr w:type="firstRow">
       <w:rPr>
+        <w:rFonts w:eastAsia="黑体"/>
         <w:b/>
         <w:bCs/>
         <w:i w:val="0"/>
@@ -11333,6 +11821,7 @@
     </w:tblStylePr>
     <w:tblStylePr w:type="lastRow">
       <w:rPr>
+        <w:rFonts w:eastAsia="黑体"/>
         <w:b/>
         <w:bCs/>
         <w:i w:val="0"/>
@@ -11354,6 +11843,7 @@
     </w:tblStylePr>
     <w:tblStylePr w:type="firstCol">
       <w:rPr>
+        <w:rFonts w:eastAsia="黑体"/>
         <w:b/>
         <w:bCs/>
         <w:i w:val="0"/>
@@ -11373,6 +11863,7 @@
     </w:tblStylePr>
     <w:tblStylePr w:type="lastCol">
       <w:rPr>
+        <w:rFonts w:eastAsia="黑体"/>
         <w:b/>
         <w:bCs/>
         <w:i w:val="0"/>
@@ -11453,6 +11944,7 @@
     </w:tcPr>
     <w:tblStylePr w:type="firstRow">
       <w:rPr>
+        <w:rFonts w:eastAsia="黑体"/>
         <w:b/>
         <w:bCs/>
         <w:i w:val="0"/>
@@ -11474,6 +11966,7 @@
     </w:tblStylePr>
     <w:tblStylePr w:type="lastRow">
       <w:rPr>
+        <w:rFonts w:eastAsia="黑体"/>
         <w:b/>
         <w:bCs/>
         <w:i w:val="0"/>
@@ -11495,6 +11988,7 @@
     </w:tblStylePr>
     <w:tblStylePr w:type="firstCol">
       <w:rPr>
+        <w:rFonts w:eastAsia="黑体"/>
         <w:b/>
         <w:bCs/>
         <w:i w:val="0"/>
@@ -11514,6 +12008,7 @@
     </w:tblStylePr>
     <w:tblStylePr w:type="lastCol">
       <w:rPr>
+        <w:rFonts w:eastAsia="黑体"/>
         <w:b/>
         <w:bCs/>
         <w:i w:val="0"/>
@@ -11594,6 +12089,7 @@
     </w:tcPr>
     <w:tblStylePr w:type="firstRow">
       <w:rPr>
+        <w:rFonts w:eastAsia="黑体"/>
         <w:b/>
         <w:bCs/>
         <w:i w:val="0"/>
@@ -11615,6 +12111,7 @@
     </w:tblStylePr>
     <w:tblStylePr w:type="lastRow">
       <w:rPr>
+        <w:rFonts w:eastAsia="黑体"/>
         <w:b/>
         <w:bCs/>
         <w:i w:val="0"/>
@@ -11636,6 +12133,7 @@
     </w:tblStylePr>
     <w:tblStylePr w:type="firstCol">
       <w:rPr>
+        <w:rFonts w:eastAsia="黑体"/>
         <w:b/>
         <w:bCs/>
         <w:i w:val="0"/>
@@ -11655,6 +12153,7 @@
     </w:tblStylePr>
     <w:tblStylePr w:type="lastCol">
       <w:rPr>
+        <w:rFonts w:eastAsia="黑体"/>
         <w:b/>
         <w:bCs/>
         <w:i w:val="0"/>
@@ -11712,6 +12211,7 @@
       <w:spacing w:after="0" w:line="240" w:lineRule="auto"/>
     </w:pPr>
     <w:rPr>
+      <w:rFonts w:eastAsia="黑体"/>
       <w:color w:themeColor="background1" w:val="FFFFFF"/>
     </w:rPr>
     <w:tblPr>
@@ -11730,6 +12230,7 @@
     </w:tcPr>
     <w:tblStylePr w:type="firstRow">
       <w:rPr>
+        <w:rFonts w:eastAsia="黑体"/>
         <w:b/>
         <w:bCs/>
       </w:rPr>
@@ -11826,6 +12327,7 @@
       <w:spacing w:after="0" w:line="240" w:lineRule="auto"/>
     </w:pPr>
     <w:rPr>
+      <w:rFonts w:eastAsia="黑体"/>
       <w:color w:themeColor="background1" w:val="FFFFFF"/>
     </w:rPr>
     <w:tblPr>
@@ -11844,6 +12346,7 @@
     </w:tcPr>
     <w:tblStylePr w:type="firstRow">
       <w:rPr>
+        <w:rFonts w:eastAsia="黑体"/>
         <w:b/>
         <w:bCs/>
       </w:rPr>
@@ -11940,6 +12443,7 @@
       <w:spacing w:after="0" w:line="240" w:lineRule="auto"/>
     </w:pPr>
     <w:rPr>
+      <w:rFonts w:eastAsia="黑体"/>
       <w:color w:themeColor="background1" w:val="FFFFFF"/>
     </w:rPr>
     <w:tblPr>
@@ -11958,6 +12462,7 @@
     </w:tcPr>
     <w:tblStylePr w:type="firstRow">
       <w:rPr>
+        <w:rFonts w:eastAsia="黑体"/>
         <w:b/>
         <w:bCs/>
       </w:rPr>
@@ -12054,6 +12559,7 @@
       <w:spacing w:after="0" w:line="240" w:lineRule="auto"/>
     </w:pPr>
     <w:rPr>
+      <w:rFonts w:eastAsia="黑体"/>
       <w:color w:themeColor="background1" w:val="FFFFFF"/>
     </w:rPr>
     <w:tblPr>
@@ -12072,6 +12578,7 @@
     </w:tcPr>
     <w:tblStylePr w:type="firstRow">
       <w:rPr>
+        <w:rFonts w:eastAsia="黑体"/>
         <w:b/>
         <w:bCs/>
       </w:rPr>
@@ -12168,6 +12675,7 @@
       <w:spacing w:after="0" w:line="240" w:lineRule="auto"/>
     </w:pPr>
     <w:rPr>
+      <w:rFonts w:eastAsia="黑体"/>
       <w:color w:themeColor="background1" w:val="FFFFFF"/>
     </w:rPr>
     <w:tblPr>
@@ -12186,6 +12694,7 @@
     </w:tcPr>
     <w:tblStylePr w:type="firstRow">
       <w:rPr>
+        <w:rFonts w:eastAsia="黑体"/>
         <w:b/>
         <w:bCs/>
       </w:rPr>
@@ -12282,6 +12791,7 @@
       <w:spacing w:after="0" w:line="240" w:lineRule="auto"/>
     </w:pPr>
     <w:rPr>
+      <w:rFonts w:eastAsia="黑体"/>
       <w:color w:themeColor="background1" w:val="FFFFFF"/>
     </w:rPr>
     <w:tblPr>
@@ -12300,6 +12810,7 @@
     </w:tcPr>
     <w:tblStylePr w:type="firstRow">
       <w:rPr>
+        <w:rFonts w:eastAsia="黑体"/>
         <w:b/>
         <w:bCs/>
       </w:rPr>
@@ -12396,6 +12907,7 @@
       <w:spacing w:after="0" w:line="240" w:lineRule="auto"/>
     </w:pPr>
     <w:rPr>
+      <w:rFonts w:eastAsia="黑体"/>
       <w:color w:themeColor="background1" w:val="FFFFFF"/>
     </w:rPr>
     <w:tblPr>
@@ -12414,6 +12926,7 @@
     </w:tcPr>
     <w:tblStylePr w:type="firstRow">
       <w:rPr>
+        <w:rFonts w:eastAsia="黑体"/>
         <w:b/>
         <w:bCs/>
       </w:rPr>
@@ -12510,6 +13023,7 @@
       <w:spacing w:after="0" w:line="240" w:lineRule="auto"/>
     </w:pPr>
     <w:rPr>
+      <w:rFonts w:eastAsia="黑体"/>
       <w:color w:themeColor="text1" w:val="000000"/>
     </w:rPr>
     <w:tblPr>
@@ -12536,6 +13050,7 @@
     </w:tcPr>
     <w:tblStylePr w:type="firstRow">
       <w:rPr>
+        <w:rFonts w:eastAsia="黑体"/>
         <w:b/>
         <w:bCs/>
       </w:rPr>
@@ -12554,6 +13069,7 @@
     </w:tblStylePr>
     <w:tblStylePr w:type="lastRow">
       <w:rPr>
+        <w:rFonts w:eastAsia="黑体"/>
         <w:b/>
         <w:bCs/>
         <w:color w:themeColor="background1" w:val="FFFFFF"/>
@@ -12568,6 +13084,7 @@
     </w:tblStylePr>
     <w:tblStylePr w:type="firstCol">
       <w:rPr>
+        <w:rFonts w:eastAsia="黑体"/>
         <w:color w:themeColor="background1" w:val="FFFFFF"/>
       </w:rPr>
       <w:tblPr/>
@@ -12585,6 +13102,7 @@
     </w:tblStylePr>
     <w:tblStylePr w:type="lastCol">
       <w:rPr>
+        <w:rFonts w:eastAsia="黑体"/>
         <w:color w:themeColor="background1" w:val="FFFFFF"/>
       </w:rPr>
       <w:tblPr/>
@@ -12614,11 +13132,13 @@
     </w:tblStylePr>
     <w:tblStylePr w:type="neCell">
       <w:rPr>
+        <w:rFonts w:eastAsia="黑体"/>
         <w:color w:themeColor="text1" w:val="000000"/>
       </w:rPr>
     </w:tblStylePr>
     <w:tblStylePr w:type="nwCell">
       <w:rPr>
+        <w:rFonts w:eastAsia="黑体"/>
         <w:color w:themeColor="text1" w:val="000000"/>
       </w:rPr>
     </w:tblStylePr>
@@ -12632,6 +13152,7 @@
       <w:spacing w:after="0" w:line="240" w:lineRule="auto"/>
     </w:pPr>
     <w:rPr>
+      <w:rFonts w:eastAsia="黑体"/>
       <w:color w:themeColor="text1" w:val="000000"/>
     </w:rPr>
     <w:tblPr>
@@ -12658,6 +13179,7 @@
     </w:tcPr>
     <w:tblStylePr w:type="firstRow">
       <w:rPr>
+        <w:rFonts w:eastAsia="黑体"/>
         <w:b/>
         <w:bCs/>
       </w:rPr>
@@ -12676,6 +13198,7 @@
     </w:tblStylePr>
     <w:tblStylePr w:type="lastRow">
       <w:rPr>
+        <w:rFonts w:eastAsia="黑体"/>
         <w:b/>
         <w:bCs/>
         <w:color w:themeColor="background1" w:val="FFFFFF"/>
@@ -12690,6 +13213,7 @@
     </w:tblStylePr>
     <w:tblStylePr w:type="firstCol">
       <w:rPr>
+        <w:rFonts w:eastAsia="黑体"/>
         <w:color w:themeColor="background1" w:val="FFFFFF"/>
       </w:rPr>
       <w:tblPr/>
@@ -12707,6 +13231,7 @@
     </w:tblStylePr>
     <w:tblStylePr w:type="lastCol">
       <w:rPr>
+        <w:rFonts w:eastAsia="黑体"/>
         <w:color w:themeColor="background1" w:val="FFFFFF"/>
       </w:rPr>
       <w:tblPr/>
@@ -12736,11 +13261,13 @@
     </w:tblStylePr>
     <w:tblStylePr w:type="neCell">
       <w:rPr>
+        <w:rFonts w:eastAsia="黑体"/>
         <w:color w:themeColor="text1" w:val="000000"/>
       </w:rPr>
     </w:tblStylePr>
     <w:tblStylePr w:type="nwCell">
       <w:rPr>
+        <w:rFonts w:eastAsia="黑体"/>
         <w:color w:themeColor="text1" w:val="000000"/>
       </w:rPr>
     </w:tblStylePr>
@@ -12754,6 +13281,7 @@
       <w:spacing w:after="0" w:line="240" w:lineRule="auto"/>
     </w:pPr>
     <w:rPr>
+      <w:rFonts w:eastAsia="黑体"/>
       <w:color w:themeColor="text1" w:val="000000"/>
     </w:rPr>
     <w:tblPr>
@@ -12780,6 +13308,7 @@
     </w:tcPr>
     <w:tblStylePr w:type="firstRow">
       <w:rPr>
+        <w:rFonts w:eastAsia="黑体"/>
         <w:b/>
         <w:bCs/>
       </w:rPr>
@@ -12798,6 +13327,7 @@
     </w:tblStylePr>
     <w:tblStylePr w:type="lastRow">
       <w:rPr>
+        <w:rFonts w:eastAsia="黑体"/>
         <w:b/>
         <w:bCs/>
         <w:color w:themeColor="background1" w:val="FFFFFF"/>
@@ -12812,6 +13342,7 @@
     </w:tblStylePr>
     <w:tblStylePr w:type="firstCol">
       <w:rPr>
+        <w:rFonts w:eastAsia="黑体"/>
         <w:color w:themeColor="background1" w:val="FFFFFF"/>
       </w:rPr>
       <w:tblPr/>
@@ -12829,6 +13360,7 @@
     </w:tblStylePr>
     <w:tblStylePr w:type="lastCol">
       <w:rPr>
+        <w:rFonts w:eastAsia="黑体"/>
         <w:color w:themeColor="background1" w:val="FFFFFF"/>
       </w:rPr>
       <w:tblPr/>
@@ -12858,11 +13390,13 @@
     </w:tblStylePr>
     <w:tblStylePr w:type="neCell">
       <w:rPr>
+        <w:rFonts w:eastAsia="黑体"/>
         <w:color w:themeColor="text1" w:val="000000"/>
       </w:rPr>
     </w:tblStylePr>
     <w:tblStylePr w:type="nwCell">
       <w:rPr>
+        <w:rFonts w:eastAsia="黑体"/>
         <w:color w:themeColor="text1" w:val="000000"/>
       </w:rPr>
     </w:tblStylePr>
@@ -12876,6 +13410,7 @@
       <w:spacing w:after="0" w:line="240" w:lineRule="auto"/>
     </w:pPr>
     <w:rPr>
+      <w:rFonts w:eastAsia="黑体"/>
       <w:color w:themeColor="text1" w:val="000000"/>
     </w:rPr>
     <w:tblPr>
@@ -12902,6 +13437,7 @@
     </w:tcPr>
     <w:tblStylePr w:type="firstRow">
       <w:rPr>
+        <w:rFonts w:eastAsia="黑体"/>
         <w:b/>
         <w:bCs/>
       </w:rPr>
@@ -12920,6 +13456,7 @@
     </w:tblStylePr>
     <w:tblStylePr w:type="lastRow">
       <w:rPr>
+        <w:rFonts w:eastAsia="黑体"/>
         <w:b/>
         <w:bCs/>
         <w:color w:themeColor="background1" w:val="FFFFFF"/>
@@ -12934,6 +13471,7 @@
     </w:tblStylePr>
     <w:tblStylePr w:type="firstCol">
       <w:rPr>
+        <w:rFonts w:eastAsia="黑体"/>
         <w:color w:themeColor="background1" w:val="FFFFFF"/>
       </w:rPr>
       <w:tblPr/>
@@ -12951,6 +13489,7 @@
     </w:tblStylePr>
     <w:tblStylePr w:type="lastCol">
       <w:rPr>
+        <w:rFonts w:eastAsia="黑体"/>
         <w:color w:themeColor="background1" w:val="FFFFFF"/>
       </w:rPr>
       <w:tblPr/>
@@ -12988,6 +13527,7 @@
       <w:spacing w:after="0" w:line="240" w:lineRule="auto"/>
     </w:pPr>
     <w:rPr>
+      <w:rFonts w:eastAsia="黑体"/>
       <w:color w:themeColor="text1" w:val="000000"/>
     </w:rPr>
     <w:tblPr>
@@ -13014,6 +13554,7 @@
     </w:tcPr>
     <w:tblStylePr w:type="firstRow">
       <w:rPr>
+        <w:rFonts w:eastAsia="黑体"/>
         <w:b/>
         <w:bCs/>
       </w:rPr>
@@ -13032,6 +13573,7 @@
     </w:tblStylePr>
     <w:tblStylePr w:type="lastRow">
       <w:rPr>
+        <w:rFonts w:eastAsia="黑体"/>
         <w:b/>
         <w:bCs/>
         <w:color w:themeColor="background1" w:val="FFFFFF"/>
@@ -13046,6 +13588,7 @@
     </w:tblStylePr>
     <w:tblStylePr w:type="firstCol">
       <w:rPr>
+        <w:rFonts w:eastAsia="黑体"/>
         <w:color w:themeColor="background1" w:val="FFFFFF"/>
       </w:rPr>
       <w:tblPr/>
@@ -13063,6 +13606,7 @@
     </w:tblStylePr>
     <w:tblStylePr w:type="lastCol">
       <w:rPr>
+        <w:rFonts w:eastAsia="黑体"/>
         <w:color w:themeColor="background1" w:val="FFFFFF"/>
       </w:rPr>
       <w:tblPr/>
@@ -13092,11 +13636,13 @@
     </w:tblStylePr>
     <w:tblStylePr w:type="neCell">
       <w:rPr>
+        <w:rFonts w:eastAsia="黑体"/>
         <w:color w:themeColor="text1" w:val="000000"/>
       </w:rPr>
     </w:tblStylePr>
     <w:tblStylePr w:type="nwCell">
       <w:rPr>
+        <w:rFonts w:eastAsia="黑体"/>
         <w:color w:themeColor="text1" w:val="000000"/>
       </w:rPr>
     </w:tblStylePr>
@@ -13110,6 +13656,7 @@
       <w:spacing w:after="0" w:line="240" w:lineRule="auto"/>
     </w:pPr>
     <w:rPr>
+      <w:rFonts w:eastAsia="黑体"/>
       <w:color w:themeColor="text1" w:val="000000"/>
     </w:rPr>
     <w:tblPr>
@@ -13136,6 +13683,7 @@
     </w:tcPr>
     <w:tblStylePr w:type="firstRow">
       <w:rPr>
+        <w:rFonts w:eastAsia="黑体"/>
         <w:b/>
         <w:bCs/>
       </w:rPr>
@@ -13154,6 +13702,7 @@
     </w:tblStylePr>
     <w:tblStylePr w:type="lastRow">
       <w:rPr>
+        <w:rFonts w:eastAsia="黑体"/>
         <w:b/>
         <w:bCs/>
         <w:color w:themeColor="background1" w:val="FFFFFF"/>
@@ -13168,6 +13717,7 @@
     </w:tblStylePr>
     <w:tblStylePr w:type="firstCol">
       <w:rPr>
+        <w:rFonts w:eastAsia="黑体"/>
         <w:color w:themeColor="background1" w:val="FFFFFF"/>
       </w:rPr>
       <w:tblPr/>
@@ -13185,6 +13735,7 @@
     </w:tblStylePr>
     <w:tblStylePr w:type="lastCol">
       <w:rPr>
+        <w:rFonts w:eastAsia="黑体"/>
         <w:color w:themeColor="background1" w:val="FFFFFF"/>
       </w:rPr>
       <w:tblPr/>
@@ -13214,11 +13765,13 @@
     </w:tblStylePr>
     <w:tblStylePr w:type="neCell">
       <w:rPr>
+        <w:rFonts w:eastAsia="黑体"/>
         <w:color w:themeColor="text1" w:val="000000"/>
       </w:rPr>
     </w:tblStylePr>
     <w:tblStylePr w:type="nwCell">
       <w:rPr>
+        <w:rFonts w:eastAsia="黑体"/>
         <w:color w:themeColor="text1" w:val="000000"/>
       </w:rPr>
     </w:tblStylePr>
@@ -13232,6 +13785,7 @@
       <w:spacing w:after="0" w:line="240" w:lineRule="auto"/>
     </w:pPr>
     <w:rPr>
+      <w:rFonts w:eastAsia="黑体"/>
       <w:color w:themeColor="text1" w:val="000000"/>
     </w:rPr>
     <w:tblPr>
@@ -13258,6 +13812,7 @@
     </w:tcPr>
     <w:tblStylePr w:type="firstRow">
       <w:rPr>
+        <w:rFonts w:eastAsia="黑体"/>
         <w:b/>
         <w:bCs/>
       </w:rPr>
@@ -13276,6 +13831,7 @@
     </w:tblStylePr>
     <w:tblStylePr w:type="lastRow">
       <w:rPr>
+        <w:rFonts w:eastAsia="黑体"/>
         <w:b/>
         <w:bCs/>
         <w:color w:themeColor="background1" w:val="FFFFFF"/>
@@ -13290,6 +13846,7 @@
     </w:tblStylePr>
     <w:tblStylePr w:type="firstCol">
       <w:rPr>
+        <w:rFonts w:eastAsia="黑体"/>
         <w:color w:themeColor="background1" w:val="FFFFFF"/>
       </w:rPr>
       <w:tblPr/>
@@ -13307,6 +13864,7 @@
     </w:tblStylePr>
     <w:tblStylePr w:type="lastCol">
       <w:rPr>
+        <w:rFonts w:eastAsia="黑体"/>
         <w:color w:themeColor="background1" w:val="FFFFFF"/>
       </w:rPr>
       <w:tblPr/>
@@ -13336,11 +13894,13 @@
     </w:tblStylePr>
     <w:tblStylePr w:type="neCell">
       <w:rPr>
+        <w:rFonts w:eastAsia="黑体"/>
         <w:color w:themeColor="text1" w:val="000000"/>
       </w:rPr>
     </w:tblStylePr>
     <w:tblStylePr w:type="nwCell">
       <w:rPr>
+        <w:rFonts w:eastAsia="黑体"/>
         <w:color w:themeColor="text1" w:val="000000"/>
       </w:rPr>
     </w:tblStylePr>
@@ -13354,6 +13914,7 @@
       <w:spacing w:after="0" w:line="240" w:lineRule="auto"/>
     </w:pPr>
     <w:rPr>
+      <w:rFonts w:eastAsia="黑体"/>
       <w:color w:themeColor="text1" w:val="000000"/>
     </w:rPr>
     <w:tblPr>
@@ -13372,6 +13933,7 @@
     </w:tcPr>
     <w:tblStylePr w:type="firstRow">
       <w:rPr>
+        <w:rFonts w:eastAsia="黑体"/>
         <w:b/>
         <w:bCs/>
         <w:color w:themeColor="background1" w:val="FFFFFF"/>
@@ -13386,6 +13948,7 @@
     </w:tblStylePr>
     <w:tblStylePr w:type="lastRow">
       <w:rPr>
+        <w:rFonts w:eastAsia="黑体"/>
         <w:b/>
         <w:bCs/>
         <w:color w:themeColor="accent2" w:themeShade="CC" w:val="9E3A38"/>
@@ -13400,12 +13963,14 @@
     </w:tblStylePr>
     <w:tblStylePr w:type="firstCol">
       <w:rPr>
+        <w:rFonts w:eastAsia="黑体"/>
         <w:b/>
         <w:bCs/>
       </w:rPr>
     </w:tblStylePr>
     <w:tblStylePr w:type="lastCol">
       <w:rPr>
+        <w:rFonts w:eastAsia="黑体"/>
         <w:b/>
         <w:bCs/>
       </w:rPr>
@@ -13440,6 +14005,7 @@
       <w:spacing w:after="0" w:line="240" w:lineRule="auto"/>
     </w:pPr>
     <w:rPr>
+      <w:rFonts w:eastAsia="黑体"/>
       <w:color w:themeColor="text1" w:val="000000"/>
     </w:rPr>
     <w:tblPr>
@@ -13458,6 +14024,7 @@
     </w:tcPr>
     <w:tblStylePr w:type="firstRow">
       <w:rPr>
+        <w:rFonts w:eastAsia="黑体"/>
         <w:b/>
         <w:bCs/>
         <w:color w:themeColor="background1" w:val="FFFFFF"/>
@@ -13472,6 +14039,7 @@
     </w:tblStylePr>
     <w:tblStylePr w:type="lastRow">
       <w:rPr>
+        <w:rFonts w:eastAsia="黑体"/>
         <w:b/>
         <w:bCs/>
         <w:color w:themeColor="accent2" w:themeShade="CC" w:val="9E3A38"/>
@@ -13486,12 +14054,14 @@
     </w:tblStylePr>
     <w:tblStylePr w:type="firstCol">
       <w:rPr>
+        <w:rFonts w:eastAsia="黑体"/>
         <w:b/>
         <w:bCs/>
       </w:rPr>
     </w:tblStylePr>
     <w:tblStylePr w:type="lastCol">
       <w:rPr>
+        <w:rFonts w:eastAsia="黑体"/>
         <w:b/>
         <w:bCs/>
       </w:rPr>
@@ -13526,6 +14096,7 @@
       <w:spacing w:after="0" w:line="240" w:lineRule="auto"/>
     </w:pPr>
     <w:rPr>
+      <w:rFonts w:eastAsia="黑体"/>
       <w:color w:themeColor="text1" w:val="000000"/>
     </w:rPr>
     <w:tblPr>
@@ -13544,6 +14115,7 @@
     </w:tcPr>
     <w:tblStylePr w:type="firstRow">
       <w:rPr>
+        <w:rFonts w:eastAsia="黑体"/>
         <w:b/>
         <w:bCs/>
         <w:color w:themeColor="background1" w:val="FFFFFF"/>
@@ -13558,6 +14130,7 @@
     </w:tblStylePr>
     <w:tblStylePr w:type="lastRow">
       <w:rPr>
+        <w:rFonts w:eastAsia="黑体"/>
         <w:b/>
         <w:bCs/>
         <w:color w:themeColor="accent2" w:themeShade="CC" w:val="9E3A38"/>
@@ -13572,12 +14145,14 @@
     </w:tblStylePr>
     <w:tblStylePr w:type="firstCol">
       <w:rPr>
+        <w:rFonts w:eastAsia="黑体"/>
         <w:b/>
         <w:bCs/>
       </w:rPr>
     </w:tblStylePr>
     <w:tblStylePr w:type="lastCol">
       <w:rPr>
+        <w:rFonts w:eastAsia="黑体"/>
         <w:b/>
         <w:bCs/>
       </w:rPr>
@@ -13612,6 +14187,7 @@
       <w:spacing w:after="0" w:line="240" w:lineRule="auto"/>
     </w:pPr>
     <w:rPr>
+      <w:rFonts w:eastAsia="黑体"/>
       <w:color w:themeColor="text1" w:val="000000"/>
     </w:rPr>
     <w:tblPr>
@@ -13630,6 +14206,7 @@
     </w:tcPr>
     <w:tblStylePr w:type="firstRow">
       <w:rPr>
+        <w:rFonts w:eastAsia="黑体"/>
         <w:b/>
         <w:bCs/>
         <w:color w:themeColor="background1" w:val="FFFFFF"/>
@@ -13644,6 +14221,7 @@
     </w:tblStylePr>
     <w:tblStylePr w:type="lastRow">
       <w:rPr>
+        <w:rFonts w:eastAsia="黑体"/>
         <w:b/>
         <w:bCs/>
         <w:color w:themeColor="accent4" w:themeShade="CC" w:val="664E82"/>
@@ -13658,12 +14236,14 @@
     </w:tblStylePr>
     <w:tblStylePr w:type="firstCol">
       <w:rPr>
+        <w:rFonts w:eastAsia="黑体"/>
         <w:b/>
         <w:bCs/>
       </w:rPr>
     </w:tblStylePr>
     <w:tblStylePr w:type="lastCol">
       <w:rPr>
+        <w:rFonts w:eastAsia="黑体"/>
         <w:b/>
         <w:bCs/>
       </w:rPr>
@@ -13698,6 +14278,7 @@
       <w:spacing w:after="0" w:line="240" w:lineRule="auto"/>
     </w:pPr>
     <w:rPr>
+      <w:rFonts w:eastAsia="黑体"/>
       <w:color w:themeColor="text1" w:val="000000"/>
     </w:rPr>
     <w:tblPr>
@@ -13716,6 +14297,7 @@
     </w:tcPr>
     <w:tblStylePr w:type="firstRow">
       <w:rPr>
+        <w:rFonts w:eastAsia="黑体"/>
         <w:b/>
         <w:bCs/>
         <w:color w:themeColor="background1" w:val="FFFFFF"/>
@@ -13730,6 +14312,7 @@
     </w:tblStylePr>
     <w:tblStylePr w:type="lastRow">
       <w:rPr>
+        <w:rFonts w:eastAsia="黑体"/>
         <w:b/>
         <w:bCs/>
         <w:color w:themeColor="accent3" w:themeShade="CC" w:val="7E9C40"/>
@@ -13744,12 +14327,14 @@
     </w:tblStylePr>
     <w:tblStylePr w:type="firstCol">
       <w:rPr>
+        <w:rFonts w:eastAsia="黑体"/>
         <w:b/>
         <w:bCs/>
       </w:rPr>
     </w:tblStylePr>
     <w:tblStylePr w:type="lastCol">
       <w:rPr>
+        <w:rFonts w:eastAsia="黑体"/>
         <w:b/>
         <w:bCs/>
       </w:rPr>
@@ -13784,6 +14369,7 @@
       <w:spacing w:after="0" w:line="240" w:lineRule="auto"/>
     </w:pPr>
     <w:rPr>
+      <w:rFonts w:eastAsia="黑体"/>
       <w:color w:themeColor="text1" w:val="000000"/>
     </w:rPr>
     <w:tblPr>
@@ -13802,6 +14388,7 @@
     </w:tcPr>
     <w:tblStylePr w:type="firstRow">
       <w:rPr>
+        <w:rFonts w:eastAsia="黑体"/>
         <w:b/>
         <w:bCs/>
         <w:color w:themeColor="background1" w:val="FFFFFF"/>
@@ -13816,6 +14403,7 @@
     </w:tblStylePr>
     <w:tblStylePr w:type="lastRow">
       <w:rPr>
+        <w:rFonts w:eastAsia="黑体"/>
         <w:b/>
         <w:bCs/>
         <w:color w:themeColor="accent6" w:themeShade="CC" w:val="F2730A"/>
@@ -13830,12 +14418,14 @@
     </w:tblStylePr>
     <w:tblStylePr w:type="firstCol">
       <w:rPr>
+        <w:rFonts w:eastAsia="黑体"/>
         <w:b/>
         <w:bCs/>
       </w:rPr>
     </w:tblStylePr>
     <w:tblStylePr w:type="lastCol">
       <w:rPr>
+        <w:rFonts w:eastAsia="黑体"/>
         <w:b/>
         <w:bCs/>
       </w:rPr>
@@ -13870,6 +14460,7 @@
       <w:spacing w:after="0" w:line="240" w:lineRule="auto"/>
     </w:pPr>
     <w:rPr>
+      <w:rFonts w:eastAsia="黑体"/>
       <w:color w:themeColor="text1" w:val="000000"/>
     </w:rPr>
     <w:tblPr>
@@ -13888,6 +14479,7 @@
     </w:tcPr>
     <w:tblStylePr w:type="firstRow">
       <w:rPr>
+        <w:rFonts w:eastAsia="黑体"/>
         <w:b/>
         <w:bCs/>
         <w:color w:themeColor="background1" w:val="FFFFFF"/>
@@ -13902,6 +14494,7 @@
     </w:tblStylePr>
     <w:tblStylePr w:type="lastRow">
       <w:rPr>
+        <w:rFonts w:eastAsia="黑体"/>
         <w:b/>
         <w:bCs/>
         <w:color w:themeColor="accent5" w:themeShade="CC" w:val="348DA5"/>
@@ -13916,12 +14509,14 @@
     </w:tblStylePr>
     <w:tblStylePr w:type="firstCol">
       <w:rPr>
+        <w:rFonts w:eastAsia="黑体"/>
         <w:b/>
         <w:bCs/>
       </w:rPr>
     </w:tblStylePr>
     <w:tblStylePr w:type="lastCol">
       <w:rPr>
+        <w:rFonts w:eastAsia="黑体"/>
         <w:b/>
         <w:bCs/>
       </w:rPr>
@@ -13956,6 +14551,7 @@
       <w:spacing w:after="0" w:line="240" w:lineRule="auto"/>
     </w:pPr>
     <w:rPr>
+      <w:rFonts w:eastAsia="黑体"/>
       <w:color w:themeColor="text1" w:val="000000"/>
     </w:rPr>
     <w:tblPr>
@@ -13977,6 +14573,7 @@
     </w:tcPr>
     <w:tblStylePr w:type="firstRow">
       <w:rPr>
+        <w:rFonts w:eastAsia="黑体"/>
         <w:b/>
         <w:bCs/>
       </w:rPr>
@@ -13987,6 +14584,7 @@
     </w:tblStylePr>
     <w:tblStylePr w:type="lastRow">
       <w:rPr>
+        <w:rFonts w:eastAsia="黑体"/>
         <w:b/>
         <w:bCs/>
         <w:color w:themeColor="text1" w:val="000000"/>
@@ -13998,6 +14596,7 @@
     </w:tblStylePr>
     <w:tblStylePr w:type="firstCol">
       <w:rPr>
+        <w:rFonts w:eastAsia="黑体"/>
         <w:color w:themeColor="background1" w:val="FFFFFF"/>
       </w:rPr>
       <w:tblPr/>
@@ -14007,6 +14606,7 @@
     </w:tblStylePr>
     <w:tblStylePr w:type="lastCol">
       <w:rPr>
+        <w:rFonts w:eastAsia="黑体"/>
         <w:color w:themeColor="background1" w:val="FFFFFF"/>
       </w:rPr>
       <w:tblPr/>
@@ -14036,6 +14636,7 @@
       <w:spacing w:after="0" w:line="240" w:lineRule="auto"/>
     </w:pPr>
     <w:rPr>
+      <w:rFonts w:eastAsia="黑体"/>
       <w:color w:themeColor="text1" w:val="000000"/>
     </w:rPr>
     <w:tblPr>
@@ -14057,6 +14658,7 @@
     </w:tcPr>
     <w:tblStylePr w:type="firstRow">
       <w:rPr>
+        <w:rFonts w:eastAsia="黑体"/>
         <w:b/>
         <w:bCs/>
       </w:rPr>
@@ -14067,6 +14669,7 @@
     </w:tblStylePr>
     <w:tblStylePr w:type="lastRow">
       <w:rPr>
+        <w:rFonts w:eastAsia="黑体"/>
         <w:b/>
         <w:bCs/>
         <w:color w:themeColor="text1" w:val="000000"/>
@@ -14078,6 +14681,7 @@
     </w:tblStylePr>
     <w:tblStylePr w:type="firstCol">
       <w:rPr>
+        <w:rFonts w:eastAsia="黑体"/>
         <w:color w:themeColor="background1" w:val="FFFFFF"/>
       </w:rPr>
       <w:tblPr/>
@@ -14087,6 +14691,7 @@
     </w:tblStylePr>
     <w:tblStylePr w:type="lastCol">
       <w:rPr>
+        <w:rFonts w:eastAsia="黑体"/>
         <w:color w:themeColor="background1" w:val="FFFFFF"/>
       </w:rPr>
       <w:tblPr/>
@@ -14116,6 +14721,7 @@
       <w:spacing w:after="0" w:line="240" w:lineRule="auto"/>
     </w:pPr>
     <w:rPr>
+      <w:rFonts w:eastAsia="黑体"/>
       <w:color w:themeColor="text1" w:val="000000"/>
     </w:rPr>
     <w:tblPr>
@@ -14137,6 +14743,7 @@
     </w:tcPr>
     <w:tblStylePr w:type="firstRow">
       <w:rPr>
+        <w:rFonts w:eastAsia="黑体"/>
         <w:b/>
         <w:bCs/>
       </w:rPr>
@@ -14147,6 +14754,7 @@
     </w:tblStylePr>
     <w:tblStylePr w:type="lastRow">
       <w:rPr>
+        <w:rFonts w:eastAsia="黑体"/>
         <w:b/>
         <w:bCs/>
         <w:color w:themeColor="text1" w:val="000000"/>
@@ -14158,6 +14766,7 @@
     </w:tblStylePr>
     <w:tblStylePr w:type="firstCol">
       <w:rPr>
+        <w:rFonts w:eastAsia="黑体"/>
         <w:color w:themeColor="background1" w:val="FFFFFF"/>
       </w:rPr>
       <w:tblPr/>
@@ -14167,6 +14776,7 @@
     </w:tblStylePr>
     <w:tblStylePr w:type="lastCol">
       <w:rPr>
+        <w:rFonts w:eastAsia="黑体"/>
         <w:color w:themeColor="background1" w:val="FFFFFF"/>
       </w:rPr>
       <w:tblPr/>
@@ -14196,6 +14806,7 @@
       <w:spacing w:after="0" w:line="240" w:lineRule="auto"/>
     </w:pPr>
     <w:rPr>
+      <w:rFonts w:eastAsia="黑体"/>
       <w:color w:themeColor="text1" w:val="000000"/>
     </w:rPr>
     <w:tblPr>
@@ -14217,6 +14828,7 @@
     </w:tcPr>
     <w:tblStylePr w:type="firstRow">
       <w:rPr>
+        <w:rFonts w:eastAsia="黑体"/>
         <w:b/>
         <w:bCs/>
       </w:rPr>
@@ -14227,6 +14839,7 @@
     </w:tblStylePr>
     <w:tblStylePr w:type="lastRow">
       <w:rPr>
+        <w:rFonts w:eastAsia="黑体"/>
         <w:b/>
         <w:bCs/>
         <w:color w:themeColor="text1" w:val="000000"/>
@@ -14238,6 +14851,7 @@
     </w:tblStylePr>
     <w:tblStylePr w:type="firstCol">
       <w:rPr>
+        <w:rFonts w:eastAsia="黑体"/>
         <w:color w:themeColor="background1" w:val="FFFFFF"/>
       </w:rPr>
       <w:tblPr/>
@@ -14247,6 +14861,7 @@
     </w:tblStylePr>
     <w:tblStylePr w:type="lastCol">
       <w:rPr>
+        <w:rFonts w:eastAsia="黑体"/>
         <w:color w:themeColor="background1" w:val="FFFFFF"/>
       </w:rPr>
       <w:tblPr/>
@@ -14276,6 +14891,7 @@
       <w:spacing w:after="0" w:line="240" w:lineRule="auto"/>
     </w:pPr>
     <w:rPr>
+      <w:rFonts w:eastAsia="黑体"/>
       <w:color w:themeColor="text1" w:val="000000"/>
     </w:rPr>
     <w:tblPr>
@@ -14297,6 +14913,7 @@
     </w:tcPr>
     <w:tblStylePr w:type="firstRow">
       <w:rPr>
+        <w:rFonts w:eastAsia="黑体"/>
         <w:b/>
         <w:bCs/>
       </w:rPr>
@@ -14307,6 +14924,7 @@
     </w:tblStylePr>
     <w:tblStylePr w:type="lastRow">
       <w:rPr>
+        <w:rFonts w:eastAsia="黑体"/>
         <w:b/>
         <w:bCs/>
         <w:color w:themeColor="text1" w:val="000000"/>
@@ -14318,6 +14936,7 @@
     </w:tblStylePr>
     <w:tblStylePr w:type="firstCol">
       <w:rPr>
+        <w:rFonts w:eastAsia="黑体"/>
         <w:color w:themeColor="background1" w:val="FFFFFF"/>
       </w:rPr>
       <w:tblPr/>
@@ -14327,6 +14946,7 @@
     </w:tblStylePr>
     <w:tblStylePr w:type="lastCol">
       <w:rPr>
+        <w:rFonts w:eastAsia="黑体"/>
         <w:color w:themeColor="background1" w:val="FFFFFF"/>
       </w:rPr>
       <w:tblPr/>
@@ -14356,6 +14976,7 @@
       <w:spacing w:after="0" w:line="240" w:lineRule="auto"/>
     </w:pPr>
     <w:rPr>
+      <w:rFonts w:eastAsia="黑体"/>
       <w:color w:themeColor="text1" w:val="000000"/>
     </w:rPr>
     <w:tblPr>
@@ -14377,6 +14998,7 @@
     </w:tcPr>
     <w:tblStylePr w:type="firstRow">
       <w:rPr>
+        <w:rFonts w:eastAsia="黑体"/>
         <w:b/>
         <w:bCs/>
       </w:rPr>
@@ -14387,6 +15009,7 @@
     </w:tblStylePr>
     <w:tblStylePr w:type="lastRow">
       <w:rPr>
+        <w:rFonts w:eastAsia="黑体"/>
         <w:b/>
         <w:bCs/>
         <w:color w:themeColor="text1" w:val="000000"/>
@@ -14398,6 +15021,7 @@
     </w:tblStylePr>
     <w:tblStylePr w:type="firstCol">
       <w:rPr>
+        <w:rFonts w:eastAsia="黑体"/>
         <w:color w:themeColor="background1" w:val="FFFFFF"/>
       </w:rPr>
       <w:tblPr/>
@@ -14407,6 +15031,7 @@
     </w:tblStylePr>
     <w:tblStylePr w:type="lastCol">
       <w:rPr>
+        <w:rFonts w:eastAsia="黑体"/>
         <w:color w:themeColor="background1" w:val="FFFFFF"/>
       </w:rPr>
       <w:tblPr/>
@@ -14436,6 +15061,7 @@
       <w:spacing w:after="0" w:line="240" w:lineRule="auto"/>
     </w:pPr>
     <w:rPr>
+      <w:rFonts w:eastAsia="黑体"/>
       <w:color w:themeColor="text1" w:val="000000"/>
     </w:rPr>
     <w:tblPr>
@@ -14457,6 +15083,7 @@
     </w:tcPr>
     <w:tblStylePr w:type="firstRow">
       <w:rPr>
+        <w:rFonts w:eastAsia="黑体"/>
         <w:b/>
         <w:bCs/>
       </w:rPr>
@@ -14467,6 +15094,7 @@
     </w:tblStylePr>
     <w:tblStylePr w:type="lastRow">
       <w:rPr>
+        <w:rFonts w:eastAsia="黑体"/>
         <w:b/>
         <w:bCs/>
         <w:color w:themeColor="text1" w:val="000000"/>
@@ -14478,6 +15106,7 @@
     </w:tblStylePr>
     <w:tblStylePr w:type="firstCol">
       <w:rPr>
+        <w:rFonts w:eastAsia="黑体"/>
         <w:color w:themeColor="background1" w:val="FFFFFF"/>
       </w:rPr>
       <w:tblPr/>
@@ -14487,6 +15116,7 @@
     </w:tblStylePr>
     <w:tblStylePr w:type="lastCol">
       <w:rPr>
+        <w:rFonts w:eastAsia="黑体"/>
         <w:color w:themeColor="background1" w:val="FFFFFF"/>
       </w:rPr>
       <w:tblPr/>
@@ -14519,6 +15149,7 @@
     <w:name w:val="KeywordTok"/>
     <w:basedOn w:val="VerbatimChar"/>
     <w:rPr>
+      <w:rFonts w:eastAsia="黑体"/>
       <w:b/>
       <w:color w:val="007020"/>
     </w:rPr>
@@ -14527,6 +15158,7 @@
     <w:name w:val="DataTypeTok"/>
     <w:basedOn w:val="VerbatimChar"/>
     <w:rPr>
+      <w:rFonts w:eastAsia="黑体"/>
       <w:color w:val="902000"/>
     </w:rPr>
   </w:style>
@@ -14534,6 +15166,7 @@
     <w:name w:val="DecValTok"/>
     <w:basedOn w:val="VerbatimChar"/>
     <w:rPr>
+      <w:rFonts w:eastAsia="黑体"/>
       <w:color w:val="40a070"/>
     </w:rPr>
   </w:style>
@@ -14541,6 +15174,7 @@
     <w:name w:val="BaseNTok"/>
     <w:basedOn w:val="VerbatimChar"/>
     <w:rPr>
+      <w:rFonts w:eastAsia="黑体"/>
       <w:color w:val="40a070"/>
     </w:rPr>
   </w:style>
@@ -14548,6 +15182,7 @@
     <w:name w:val="FloatTok"/>
     <w:basedOn w:val="VerbatimChar"/>
     <w:rPr>
+      <w:rFonts w:eastAsia="黑体"/>
       <w:color w:val="40a070"/>
     </w:rPr>
   </w:style>
@@ -14555,6 +15190,7 @@
     <w:name w:val="ConstantTok"/>
     <w:basedOn w:val="VerbatimChar"/>
     <w:rPr>
+      <w:rFonts w:eastAsia="黑体"/>
       <w:color w:val="880000"/>
     </w:rPr>
   </w:style>
@@ -14562,6 +15198,7 @@
     <w:name w:val="CharTok"/>
     <w:basedOn w:val="VerbatimChar"/>
     <w:rPr>
+      <w:rFonts w:eastAsia="黑体"/>
       <w:color w:val="4070a0"/>
     </w:rPr>
   </w:style>
@@ -14569,6 +15206,7 @@
     <w:name w:val="SpecialCharTok"/>
     <w:basedOn w:val="VerbatimChar"/>
     <w:rPr>
+      <w:rFonts w:eastAsia="黑体"/>
       <w:color w:val="4070a0"/>
     </w:rPr>
   </w:style>
@@ -14576,6 +15214,7 @@
     <w:name w:val="StringTok"/>
     <w:basedOn w:val="VerbatimChar"/>
     <w:rPr>
+      <w:rFonts w:eastAsia="黑体"/>
       <w:color w:val="4070a0"/>
     </w:rPr>
   </w:style>
@@ -14583,6 +15222,7 @@
     <w:name w:val="VerbatimStringTok"/>
     <w:basedOn w:val="VerbatimChar"/>
     <w:rPr>
+      <w:rFonts w:eastAsia="黑体"/>
       <w:color w:val="4070a0"/>
     </w:rPr>
   </w:style>
@@ -14590,6 +15230,7 @@
     <w:name w:val="SpecialStringTok"/>
     <w:basedOn w:val="VerbatimChar"/>
     <w:rPr>
+      <w:rFonts w:eastAsia="黑体"/>
       <w:color w:val="bb6688"/>
     </w:rPr>
   </w:style>
@@ -14597,6 +15238,7 @@
     <w:name w:val="ImportTok"/>
     <w:basedOn w:val="VerbatimChar"/>
     <w:rPr>
+      <w:rFonts w:eastAsia="黑体"/>
       <w:b/>
       <w:color w:val="008000"/>
     </w:rPr>
@@ -14605,6 +15247,7 @@
     <w:name w:val="CommentTok"/>
     <w:basedOn w:val="VerbatimChar"/>
     <w:rPr>
+      <w:rFonts w:eastAsia="黑体"/>
       <w:i/>
       <w:color w:val="60a0b0"/>
     </w:rPr>
@@ -14613,6 +15256,7 @@
     <w:name w:val="DocumentationTok"/>
     <w:basedOn w:val="VerbatimChar"/>
     <w:rPr>
+      <w:rFonts w:eastAsia="黑体"/>
       <w:i/>
       <w:color w:val="ba2121"/>
     </w:rPr>
@@ -14621,6 +15265,7 @@
     <w:name w:val="AnnotationTok"/>
     <w:basedOn w:val="VerbatimChar"/>
     <w:rPr>
+      <w:rFonts w:eastAsia="黑体"/>
       <w:b/>
       <w:i/>
       <w:color w:val="60a0b0"/>
@@ -14630,6 +15275,7 @@
     <w:name w:val="CommentVarTok"/>
     <w:basedOn w:val="VerbatimChar"/>
     <w:rPr>
+      <w:rFonts w:eastAsia="黑体"/>
       <w:b/>
       <w:i/>
       <w:color w:val="60a0b0"/>
@@ -14639,6 +15285,7 @@
     <w:name w:val="OtherTok"/>
     <w:basedOn w:val="VerbatimChar"/>
     <w:rPr>
+      <w:rFonts w:eastAsia="黑体"/>
       <w:color w:val="007020"/>
     </w:rPr>
   </w:style>
@@ -14646,6 +15293,7 @@
     <w:name w:val="FunctionTok"/>
     <w:basedOn w:val="VerbatimChar"/>
     <w:rPr>
+      <w:rFonts w:eastAsia="黑体"/>
       <w:color w:val="06287e"/>
     </w:rPr>
   </w:style>
@@ -14653,6 +15301,7 @@
     <w:name w:val="VariableTok"/>
     <w:basedOn w:val="VerbatimChar"/>
     <w:rPr>
+      <w:rFonts w:eastAsia="黑体"/>
       <w:color w:val="19177c"/>
     </w:rPr>
   </w:style>
@@ -14660,6 +15309,7 @@
     <w:name w:val="ControlFlowTok"/>
     <w:basedOn w:val="VerbatimChar"/>
     <w:rPr>
+      <w:rFonts w:eastAsia="黑体"/>
       <w:b/>
       <w:color w:val="007020"/>
     </w:rPr>
@@ -14668,6 +15318,7 @@
     <w:name w:val="OperatorTok"/>
     <w:basedOn w:val="VerbatimChar"/>
     <w:rPr>
+      <w:rFonts w:eastAsia="黑体"/>
       <w:color w:val="666666"/>
     </w:rPr>
   </w:style>
@@ -14675,18 +15326,22 @@
     <w:name w:val="BuiltInTok"/>
     <w:basedOn w:val="VerbatimChar"/>
     <w:rPr>
+      <w:rFonts w:eastAsia="黑体"/>
       <w:color w:val="008000"/>
     </w:rPr>
   </w:style>
   <w:style w:type="character" w:customStyle="1" w:styleId="ExtensionTok">
     <w:name w:val="ExtensionTok"/>
     <w:basedOn w:val="VerbatimChar"/>
-    <w:rPr/>
+    <w:rPr>
+      <w:rFonts w:eastAsia="黑体"/>
+    </w:rPr>
   </w:style>
   <w:style w:type="character" w:customStyle="1" w:styleId="PreprocessorTok">
     <w:name w:val="PreprocessorTok"/>
     <w:basedOn w:val="VerbatimChar"/>
     <w:rPr>
+      <w:rFonts w:eastAsia="黑体"/>
       <w:color w:val="bc7a00"/>
     </w:rPr>
   </w:style>
@@ -14694,18 +15349,22 @@
     <w:name w:val="AttributeTok"/>
     <w:basedOn w:val="VerbatimChar"/>
     <w:rPr>
+      <w:rFonts w:eastAsia="黑体"/>
       <w:color w:val="7d9029"/>
     </w:rPr>
   </w:style>
   <w:style w:type="character" w:customStyle="1" w:styleId="RegionMarkerTok">
     <w:name w:val="RegionMarkerTok"/>
     <w:basedOn w:val="VerbatimChar"/>
-    <w:rPr/>
+    <w:rPr>
+      <w:rFonts w:eastAsia="黑体"/>
+    </w:rPr>
   </w:style>
   <w:style w:type="character" w:customStyle="1" w:styleId="InformationTok">
     <w:name w:val="InformationTok"/>
     <w:basedOn w:val="VerbatimChar"/>
     <w:rPr>
+      <w:rFonts w:eastAsia="黑体"/>
       <w:b/>
       <w:i/>
       <w:color w:val="60a0b0"/>
@@ -14715,6 +15374,7 @@
     <w:name w:val="WarningTok"/>
     <w:basedOn w:val="VerbatimChar"/>
     <w:rPr>
+      <w:rFonts w:eastAsia="黑体"/>
       <w:b/>
       <w:i/>
       <w:color w:val="60a0b0"/>
@@ -14724,6 +15384,7 @@
     <w:name w:val="AlertTok"/>
     <w:basedOn w:val="VerbatimChar"/>
     <w:rPr>
+      <w:rFonts w:eastAsia="黑体"/>
       <w:b/>
       <w:color w:val="ff0000"/>
     </w:rPr>
@@ -14732,6 +15393,7 @@
     <w:name w:val="ErrorTok"/>
     <w:basedOn w:val="VerbatimChar"/>
     <w:rPr>
+      <w:rFonts w:eastAsia="黑体"/>
       <w:b/>
       <w:color w:val="ff0000"/>
     </w:rPr>
@@ -14739,7 +15401,9 @@
   <w:style w:type="character" w:customStyle="1" w:styleId="NormalTok">
     <w:name w:val="NormalTok"/>
     <w:basedOn w:val="VerbatimChar"/>
-    <w:rPr/>
+    <w:rPr>
+      <w:rFonts w:eastAsia="黑体"/>
+    </w:rPr>
   </w:style>
 </w:styles>
 </file>
@@ -14788,12 +15452,12 @@
     <a:fontScheme name="Office">
       <a:majorFont>
         <a:latin typeface="Calibri"/>
-        <a:ea typeface=""/>
+        <a:ea typeface="黑体"/>
         <a:cs typeface=""/>
         <a:font script="Jpan" typeface="ＭＳ ゴシック"/>
         <a:font script="Hang" typeface="맑은 고딕"/>
-        <a:font script="Hans" typeface="宋体"/>
-        <a:font script="Hant" typeface="新細明體"/>
+        <a:font script="Hans" typeface="黑体"/>
+        <a:font script="Hant" typeface="黑体"/>
         <a:font script="Arab" typeface="Times New Roman"/>
         <a:font script="Hebr" typeface="Times New Roman"/>
         <a:font script="Thai" typeface="Angsana New"/>
@@ -14823,12 +15487,12 @@
       </a:majorFont>
       <a:minorFont>
         <a:latin typeface="Cambria"/>
-        <a:ea typeface=""/>
+        <a:ea typeface="黑体"/>
         <a:cs typeface=""/>
         <a:font script="Jpan" typeface="ＭＳ 明朝"/>
         <a:font script="Hang" typeface="맑은 고딕"/>
-        <a:font script="Hans" typeface="宋体"/>
-        <a:font script="Hant" typeface="新細明體"/>
+        <a:font script="Hans" typeface="黑体"/>
+        <a:font script="Hant" typeface="黑体"/>
         <a:font script="Arab" typeface="Arial"/>
         <a:font script="Hebr" typeface="Arial"/>
         <a:font script="Thai" typeface="Cordia New"/>

--- a/10-保护电路/01-过压保护/TVS管保护电路/TVS管保护电路.docx
+++ b/10-保护电路/01-过压保护/TVS管保护电路/TVS管保护电路.docx
@@ -2381,7 +2381,7 @@
           <w:color w:val="555555"/>
           <w:sz w:val="21"/>
         </w:rPr>
-        <w:t>材料收集者：杜文杰，WX手机：19519196569，QQ:3478827729</w:t>
+        <w:t>材料收集者：杜文杰，微信/手机：19519196569，QQ:3478827729</w:t>
       </w:r>
     </w:p>
     <w:sectPr>
